--- a/(e)CRF/Per visite/V1 - Baseline/12_Tevredenheid over ulcuspreventie (CSQ-8).docx
+++ b/(e)CRF/Per visite/V1 - Baseline/12_Tevredenheid over ulcuspreventie (CSQ-8).docx
@@ -4,15 +4,12 @@
   <w:body>
     <w:p>
       <w:pPr>
-        <w:pStyle w:val="ListParagraph"/>
         <w:spacing w:after="120" w:line="360" w:lineRule="auto"/>
-        <w:ind w:left="1080"/>
         <w:jc w:val="both"/>
         <w:rPr>
-          <w:rFonts w:ascii="Calibri" w:hAnsi="Calibri" w:cs="Calibri"/>
-          <w:b w:val="1"/>
-          <w:bCs w:val="1"/>
-          <w:color w:val="EE0000"/>
+          <w:b/>
+          <w:bCs/>
+          <w:color w:val="123A5F"/>
           <w:sz w:val="28"/>
           <w:szCs w:val="28"/>
           <w:lang w:val="en-US"/>
@@ -20,9 +17,8 @@
       </w:pPr>
       <w:r>
         <w:rPr>
-          <w:rFonts w:ascii="Arial" w:hAnsi="Arial" w:cs="Arial" w:eastAsia="Arial"/>
-          <w:b w:val="1"/>
-          <w:bCs w:val="1"/>
+          <w:b/>
+          <w:bCs/>
           <w:color w:val="123A5F"/>
           <w:sz w:val="28"/>
           <w:szCs w:val="28"/>
@@ -32,9 +28,8 @@
       </w:r>
       <w:r>
         <w:rPr>
-          <w:rFonts w:ascii="Arial" w:hAnsi="Arial" w:cs="Arial" w:eastAsia="Arial"/>
-          <w:b w:val="1"/>
-          <w:bCs w:val="1"/>
+          <w:b/>
+          <w:bCs/>
           <w:color w:val="123A5F"/>
           <w:sz w:val="28"/>
           <w:szCs w:val="28"/>
@@ -44,21 +39,19 @@
       </w:r>
       <w:r>
         <w:rPr>
-          <w:rFonts w:ascii="Arial" w:hAnsi="Arial" w:cs="Arial" w:eastAsia="Arial"/>
-          <w:b w:val="1"/>
-          <w:bCs w:val="1"/>
+          <w:b/>
+          <w:bCs/>
           <w:color w:val="123A5F"/>
           <w:sz w:val="28"/>
           <w:szCs w:val="28"/>
           <w:lang w:val="en-US"/>
         </w:rPr>
-        <w:t>1</w:t>
+        <w:t>2</w:t>
       </w:r>
       <w:r>
         <w:rPr>
-          <w:rFonts w:ascii="Arial" w:hAnsi="Arial" w:cs="Arial" w:eastAsia="Arial"/>
-          <w:b w:val="1"/>
-          <w:bCs w:val="1"/>
+          <w:b/>
+          <w:bCs/>
           <w:color w:val="123A5F"/>
           <w:sz w:val="28"/>
           <w:szCs w:val="28"/>
@@ -68,2372 +61,158 @@
       </w:r>
       <w:r>
         <w:rPr>
-          <w:rFonts w:ascii="Arial" w:hAnsi="Arial" w:cs="Arial" w:eastAsia="Arial"/>
-          <w:b w:val="1"/>
-          <w:bCs w:val="1"/>
+          <w:b/>
+          <w:bCs/>
           <w:color w:val="123A5F"/>
           <w:sz w:val="28"/>
           <w:szCs w:val="28"/>
           <w:lang w:val="en-US"/>
         </w:rPr>
-        <w:t>Assess satisfaction with ulcer prevention approach</w:t>
+        <w:t>Assess satisfaction with ulcer prevention approac</w:t>
+      </w:r>
+      <w:r>
+        <w:rPr>
+          <w:b/>
+          <w:bCs/>
+          <w:color w:val="123A5F"/>
+          <w:sz w:val="28"/>
+          <w:szCs w:val="28"/>
+          <w:lang w:val="en-US"/>
+        </w:rPr>
+        <w:t>h</w:t>
       </w:r>
     </w:p>
     <w:p>
       <w:pPr>
         <w:spacing w:after="120" w:line="360" w:lineRule="auto"/>
+        <w:jc w:val="both"/>
         <w:rPr>
-          <w:rFonts w:ascii="Calibri" w:hAnsi="Calibri" w:cs="Calibri"/>
-          <w:color w:val="000000" w:themeColor="text1"/>
-          <w:sz w:val="24"/>
-          <w:szCs w:val="24"/>
-          <w:lang/>
+          <w:b/>
+          <w:bCs/>
+          <w:color w:val="123A5F"/>
+          <w:sz w:val="28"/>
+          <w:szCs w:val="28"/>
+          <w:lang w:val="en-US"/>
         </w:rPr>
       </w:pPr>
-      <w:commentRangeStart w:id="0"/>
       <w:r>
         <w:rPr>
-          <w:rFonts w:ascii="Arial" w:hAnsi="Arial" w:cs="Arial" w:eastAsia="Arial"/>
-          <w:color w:val="000000" w:themeColor="text1" w:themeTint="FF" w:themeShade="FF"/>
-          <w:sz w:val="24"/>
-          <w:szCs w:val="24"/>
+          <w:b/>
+          <w:bCs/>
+          <w:color w:val="123A5F"/>
+          <w:sz w:val="28"/>
+          <w:szCs w:val="28"/>
+          <w:lang w:val="en-US"/>
         </w:rPr>
-        <w:t>1. Template – Algemene tevredenheid (CSQ-8)</w:t>
-      </w:r>
-      <w:commentRangeEnd w:id="0"/>
-      <w:r>
-        <w:rPr>
-          <w:rStyle w:val="CommentReference"/>
-          <w:rFonts w:ascii="Arial" w:hAnsi="Arial" w:eastAsia="Arial" w:cs="Arial"/>
-          <w:color w:val="24303B"/>
-        </w:rPr>
-        <w:commentReference w:id="0"/>
+        <w:t>Tevredenheid over de zorg</w:t>
       </w:r>
     </w:p>
     <w:p>
       <w:pPr>
-        <w:rPr>
-          <w:rFonts w:ascii="Calibri" w:hAnsi="Calibri" w:cs="Calibri"/>
-          <w:color w:val="000000" w:themeColor="text1"/>
-          <w:sz w:val="24"/>
-          <w:szCs w:val="24"/>
-          <w:lang/>
-        </w:rPr>
+        <w:spacing w:after="120" w:line="360" w:lineRule="auto"/>
+        <w:jc w:val="both"/>
       </w:pPr>
       <w:r>
-        <w:rPr>
-          <w:rFonts w:ascii="Arial" w:hAnsi="Arial" w:cs="Arial" w:eastAsia="Arial"/>
-          <w:color w:val="000000" w:themeColor="text1"/>
-          <w:sz w:val="24"/>
-          <w:szCs w:val="24"/>
-          <w:lang/>
-        </w:rPr>
-        <w:t>Patiënttevredenheid – CSQ-8</w:t>
+        <w:t>Hoe tevreden bent u in het algemeen met de zorg die u tot nu toe hebt ontvangen?</w:t>
       </w:r>
     </w:p>
     <w:p>
       <w:pPr>
+        <w:spacing w:line="240" w:lineRule="auto"/>
         <w:rPr>
-          <w:rFonts w:ascii="Calibri" w:hAnsi="Calibri" w:cs="Calibri"/>
-          <w:color w:val="000000" w:themeColor="text1"/>
-          <w:sz w:val="24"/>
-          <w:szCs w:val="24"/>
-          <w:lang/>
+          <w:noProof/>
+          <w:lang w:val="nl-NL"/>
         </w:rPr>
       </w:pPr>
       <w:r>
         <w:rPr>
-          <w:rFonts w:ascii="Arial" w:hAnsi="Arial" w:cs="Arial" w:eastAsia="Arial"/>
-          <w:color w:val="000000" w:themeColor="text1"/>
-          <w:sz w:val="24"/>
-          <w:szCs w:val="24"/>
-          <w:lang/>
+          <w:noProof/>
+          <w:lang w:val="nl-NL"/>
         </w:rPr>
-        <w:t>Algemene gegevens</w:t>
+        <w:drawing>
+          <wp:inline distT="0" distB="0" distL="0" distR="0" wp14:anchorId="5FB6897C" wp14:editId="0B50EF47">
+            <wp:extent cx="5962650" cy="1987550"/>
+            <wp:effectExtent l="0" t="0" r="0" b="0"/>
+            <wp:docPr id="514901886" name="Afbeelding 1"/>
+            <wp:cNvGraphicFramePr>
+              <a:graphicFrameLocks xmlns:a="http://schemas.openxmlformats.org/drawingml/2006/main" noChangeAspect="1"/>
+            </wp:cNvGraphicFramePr>
+            <a:graphic xmlns:a="http://schemas.openxmlformats.org/drawingml/2006/main">
+              <a:graphicData uri="http://schemas.openxmlformats.org/drawingml/2006/picture">
+                <pic:pic xmlns:pic="http://schemas.openxmlformats.org/drawingml/2006/picture">
+                  <pic:nvPicPr>
+                    <pic:cNvPr id="0" name="Picture 13"/>
+                    <pic:cNvPicPr>
+                      <a:picLocks noChangeAspect="1" noChangeArrowheads="1"/>
+                    </pic:cNvPicPr>
+                  </pic:nvPicPr>
+                  <pic:blipFill>
+                    <a:blip r:embed="rId10" cstate="print">
+                      <a:extLst>
+                        <a:ext uri="{28A0092B-C50C-407E-A947-70E740481C1C}">
+                          <a14:useLocalDpi xmlns:a14="http://schemas.microsoft.com/office/drawing/2010/main" val="0"/>
+                        </a:ext>
+                      </a:extLst>
+                    </a:blip>
+                    <a:srcRect/>
+                    <a:stretch>
+                      <a:fillRect/>
+                    </a:stretch>
+                  </pic:blipFill>
+                  <pic:spPr bwMode="auto">
+                    <a:xfrm>
+                      <a:off x="0" y="0"/>
+                      <a:ext cx="5962650" cy="1987550"/>
+                    </a:xfrm>
+                    <a:prstGeom prst="rect">
+                      <a:avLst/>
+                    </a:prstGeom>
+                    <a:noFill/>
+                  </pic:spPr>
+                </pic:pic>
+              </a:graphicData>
+            </a:graphic>
+          </wp:inline>
+        </w:drawing>
       </w:r>
     </w:p>
     <w:p>
       <w:pPr>
-        <w:numPr>
-          <w:ilvl w:val="0"/>
-          <w:numId w:val="4"/>
-        </w:numPr>
-        <w:rPr>
-          <w:rFonts w:ascii="Calibri" w:hAnsi="Calibri" w:cs="Calibri"/>
-          <w:color w:val="000000" w:themeColor="text1"/>
-          <w:sz w:val="24"/>
-          <w:szCs w:val="24"/>
-          <w:lang/>
-        </w:rPr>
-      </w:pPr>
-      <w:r>
-        <w:rPr>
-          <w:rFonts w:ascii="Arial" w:hAnsi="Arial" w:cs="Arial" w:eastAsia="Arial"/>
-          <w:color w:val="000000" w:themeColor="text1"/>
-          <w:sz w:val="24"/>
-          <w:szCs w:val="24"/>
-          <w:lang/>
-        </w:rPr>
-        <w:t xml:space="preserve">Patiënt ID: __________________________ </w:t>
-      </w:r>
-    </w:p>
-    <w:p>
-      <w:pPr>
-        <w:numPr>
-          <w:ilvl w:val="0"/>
-          <w:numId w:val="4"/>
-        </w:numPr>
-        <w:rPr>
-          <w:rFonts w:ascii="Calibri" w:hAnsi="Calibri" w:cs="Calibri"/>
-          <w:color w:val="000000" w:themeColor="text1"/>
-          <w:sz w:val="24"/>
-          <w:szCs w:val="24"/>
-          <w:lang/>
-        </w:rPr>
-      </w:pPr>
-      <w:r>
-        <w:rPr>
-          <w:rFonts w:ascii="Arial" w:hAnsi="Arial" w:cs="Arial" w:eastAsia="Arial"/>
-          <w:color w:val="000000" w:themeColor="text1"/>
-          <w:sz w:val="24"/>
-          <w:szCs w:val="24"/>
-          <w:lang/>
-        </w:rPr>
-        <w:t xml:space="preserve">Datum: ____ / ____ / ______ </w:t>
-      </w:r>
-    </w:p>
-    <w:p>
-      <w:pPr>
-        <w:rPr>
-          <w:rFonts w:ascii="Calibri" w:hAnsi="Calibri" w:cs="Calibri"/>
-          <w:b/>
-          <w:bCs/>
-          <w:color w:val="EE0000"/>
-          <w:sz w:val="28"/>
-          <w:szCs w:val="28"/>
-          <w:lang/>
-        </w:rPr>
-      </w:pPr>
-      <w:r>
-        <w:rPr>
-          <w:rFonts w:ascii="Arial" w:hAnsi="Arial" w:cs="Arial" w:eastAsia="Arial"/>
-          <w:color w:val="000000" w:themeColor="text1"/>
-          <w:sz w:val="24"/>
-          <w:szCs w:val="24"/>
-          <w:lang/>
-        </w:rPr>
-        <w:t>Instructie:</w:t>
-      </w:r>
-      <w:r>
-        <w:rPr>
-          <w:rFonts w:ascii="Arial" w:hAnsi="Arial" w:cs="Arial" w:eastAsia="Arial"/>
-          <w:color w:val="000000" w:themeColor="text1"/>
-          <w:sz w:val="24"/>
-          <w:szCs w:val="24"/>
-          <w:lang/>
-        </w:rPr>
-        <w:br/>
-      </w:r>
-      <w:r>
-        <w:rPr>
-          <w:rFonts w:ascii="Arial" w:hAnsi="Arial" w:cs="Arial" w:eastAsia="Arial"/>
-          <w:color w:val="000000" w:themeColor="text1"/>
-          <w:sz w:val="24"/>
-          <w:szCs w:val="24"/>
-          <w:lang/>
-        </w:rPr>
-        <w:t>Gelieve onderstaande vragen te beantwoorden op basis van uw ervaring met de ontvangen zorg.</w:t>
-      </w:r>
-    </w:p>
-    <w:p>
-      <w:pPr>
-        <w:rPr>
-          <w:rFonts w:ascii="Calibri" w:hAnsi="Calibri" w:cs="Calibri"/>
-          <w:b w:val="1"/>
-          <w:bCs w:val="1"/>
-          <w:color w:val="000000" w:themeColor="text1"/>
-          <w:sz w:val="28"/>
-          <w:szCs w:val="28"/>
-          <w:lang/>
-        </w:rPr>
-      </w:pPr>
-      <w:r>
-        <w:rPr>
-          <w:rFonts w:ascii="Arial" w:hAnsi="Arial" w:cs="Arial" w:eastAsia="Arial"/>
-          <w:b w:val="1"/>
-          <w:bCs w:val="1"/>
-          <w:color w:val="123A5F"/>
-          <w:sz w:val="28"/>
-          <w:szCs w:val="28"/>
-        </w:rPr>
-        <w:t>Vragen (CSQ-8)</w:t>
-      </w:r>
-      <w:commentRangeStart w:id="364800865"/>
-      <w:commentRangeStart w:id="930200364"/>
-      <w:commentRangeStart w:id="1074877299"/>
-      <w:commentRangeStart w:id="617248136"/>
-      <w:commentRangeEnd w:id="364800865"/>
-      <w:r>
-        <w:rPr>
-          <w:rStyle w:val="CommentReference"/>
-          <w:rFonts w:ascii="Arial" w:hAnsi="Arial" w:eastAsia="Arial" w:cs="Arial"/>
-          <w:color w:val="24303B"/>
-        </w:rPr>
-        <w:commentReference w:id="364800865"/>
-      </w:r>
-      <w:commentRangeEnd w:id="930200364"/>
-      <w:r>
-        <w:rPr>
-          <w:rStyle w:val="CommentReference"/>
-          <w:rFonts w:ascii="Arial" w:hAnsi="Arial" w:eastAsia="Arial" w:cs="Arial"/>
-          <w:color w:val="24303B"/>
-        </w:rPr>
-        <w:commentReference w:id="930200364"/>
-      </w:r>
-      <w:commentRangeEnd w:id="1074877299"/>
-      <w:r>
-        <w:rPr>
-          <w:rStyle w:val="CommentReference"/>
-          <w:rFonts w:ascii="Arial" w:hAnsi="Arial" w:eastAsia="Arial" w:cs="Arial"/>
-          <w:color w:val="24303B"/>
-        </w:rPr>
-        <w:commentReference w:id="1074877299"/>
-      </w:r>
-      <w:commentRangeEnd w:id="617248136"/>
-      <w:r>
-        <w:rPr>
-          <w:rStyle w:val="CommentReference"/>
-          <w:rFonts w:ascii="Arial" w:hAnsi="Arial" w:eastAsia="Arial" w:cs="Arial"/>
-          <w:color w:val="24303B"/>
-        </w:rPr>
-        <w:commentReference w:id="617248136"/>
-      </w:r>
-    </w:p>
-    <w:p>
-      <w:pPr>
-        <w:numPr>
-          <w:ilvl w:val="0"/>
-          <w:numId w:val="5"/>
-        </w:numPr>
-        <w:rPr>
-          <w:rFonts w:ascii="Calibri" w:hAnsi="Calibri" w:cs="Calibri"/>
-          <w:color w:val="000000" w:themeColor="text1"/>
-          <w:sz w:val="24"/>
-          <w:szCs w:val="24"/>
-          <w:lang/>
-        </w:rPr>
-      </w:pPr>
-      <w:r>
-        <w:rPr>
-          <w:rFonts w:ascii="Arial" w:hAnsi="Arial" w:cs="Arial" w:eastAsia="Arial"/>
-          <w:color w:val="000000" w:themeColor="text1"/>
-          <w:sz w:val="24"/>
-          <w:szCs w:val="24"/>
-          <w:lang/>
-        </w:rPr>
-        <w:t>Hoe zou u de kwaliteit van de zorg beoordelen die u heeft ontvangen?</w:t>
-      </w:r>
-      <w:r>
-        <w:rPr>
-          <w:rFonts w:ascii="Arial" w:hAnsi="Arial" w:cs="Arial" w:eastAsia="Arial"/>
-          <w:color w:val="000000" w:themeColor="text1"/>
-          <w:sz w:val="24"/>
-          <w:szCs w:val="24"/>
-          <w:lang/>
-        </w:rPr>
-        <w:br/>
-      </w:r>
-      <w:r>
-        <w:rPr>
-          <w:rFonts w:ascii="Segoe UI Symbol" w:hAnsi="Segoe UI Symbol" w:cs="Segoe UI Symbol"/>
-          <w:color w:val="000000" w:themeColor="text1"/>
-          <w:sz w:val="24"/>
-          <w:szCs w:val="24"/>
-          <w:lang/>
-        </w:rPr>
-        <w:t>☐</w:t>
-      </w:r>
-      <w:r>
-        <w:rPr>
-          <w:rFonts w:ascii="Arial" w:hAnsi="Arial" w:cs="Arial" w:eastAsia="Arial"/>
-          <w:color w:val="000000" w:themeColor="text1"/>
-          <w:sz w:val="24"/>
-          <w:szCs w:val="24"/>
-          <w:lang/>
-        </w:rPr>
-        <w:t xml:space="preserve"> Zeer slecht </w:t>
-      </w:r>
-      <w:r>
-        <w:rPr>
-          <w:rFonts w:ascii="Segoe UI Symbol" w:hAnsi="Segoe UI Symbol" w:cs="Segoe UI Symbol"/>
-          <w:color w:val="000000" w:themeColor="text1"/>
-          <w:sz w:val="24"/>
-          <w:szCs w:val="24"/>
-          <w:lang/>
-        </w:rPr>
-        <w:t>☐</w:t>
-      </w:r>
-      <w:r>
-        <w:rPr>
-          <w:rFonts w:ascii="Arial" w:hAnsi="Arial" w:cs="Arial" w:eastAsia="Arial"/>
-          <w:color w:val="000000" w:themeColor="text1"/>
-          <w:sz w:val="24"/>
-          <w:szCs w:val="24"/>
-          <w:lang/>
-        </w:rPr>
-        <w:t xml:space="preserve"> Slecht </w:t>
-      </w:r>
-      <w:r>
-        <w:rPr>
-          <w:rFonts w:ascii="Segoe UI Symbol" w:hAnsi="Segoe UI Symbol" w:cs="Segoe UI Symbol"/>
-          <w:color w:val="000000" w:themeColor="text1"/>
-          <w:sz w:val="24"/>
-          <w:szCs w:val="24"/>
-          <w:lang/>
-        </w:rPr>
-        <w:t>☐</w:t>
-      </w:r>
-      <w:r>
-        <w:rPr>
-          <w:rFonts w:ascii="Arial" w:hAnsi="Arial" w:cs="Arial" w:eastAsia="Arial"/>
-          <w:color w:val="000000" w:themeColor="text1"/>
-          <w:sz w:val="24"/>
-          <w:szCs w:val="24"/>
-          <w:lang/>
-        </w:rPr>
-        <w:t xml:space="preserve"> Goed </w:t>
-      </w:r>
-      <w:r>
-        <w:rPr>
-          <w:rFonts w:ascii="Segoe UI Symbol" w:hAnsi="Segoe UI Symbol" w:cs="Segoe UI Symbol"/>
-          <w:color w:val="000000" w:themeColor="text1"/>
-          <w:sz w:val="24"/>
-          <w:szCs w:val="24"/>
-          <w:lang/>
-        </w:rPr>
-        <w:t>☐</w:t>
-      </w:r>
-      <w:r>
-        <w:rPr>
-          <w:rFonts w:ascii="Arial" w:hAnsi="Arial" w:cs="Arial" w:eastAsia="Arial"/>
-          <w:color w:val="000000" w:themeColor="text1"/>
-          <w:sz w:val="24"/>
-          <w:szCs w:val="24"/>
-          <w:lang/>
-        </w:rPr>
-        <w:t xml:space="preserve"> Zeer goed </w:t>
-      </w:r>
-    </w:p>
-    <w:p>
-      <w:pPr>
-        <w:numPr>
-          <w:ilvl w:val="0"/>
-          <w:numId w:val="5"/>
-        </w:numPr>
-        <w:rPr>
-          <w:rFonts w:ascii="Calibri" w:hAnsi="Calibri" w:cs="Calibri"/>
-          <w:color w:val="000000" w:themeColor="text1"/>
-          <w:sz w:val="24"/>
-          <w:szCs w:val="24"/>
-          <w:lang/>
-        </w:rPr>
-      </w:pPr>
-      <w:r>
-        <w:rPr>
-          <w:rFonts w:ascii="Arial" w:hAnsi="Arial" w:cs="Arial" w:eastAsia="Arial"/>
-          <w:color w:val="000000" w:themeColor="text1"/>
-          <w:sz w:val="24"/>
-          <w:szCs w:val="24"/>
-          <w:lang/>
-        </w:rPr>
-        <w:t>Heeft u de soort zorg gekregen die u wenste?</w:t>
-      </w:r>
-      <w:r>
-        <w:rPr>
-          <w:rFonts w:ascii="Arial" w:hAnsi="Arial" w:cs="Arial" w:eastAsia="Arial"/>
-          <w:color w:val="000000" w:themeColor="text1"/>
-          <w:sz w:val="24"/>
-          <w:szCs w:val="24"/>
-          <w:lang/>
-        </w:rPr>
-        <w:br/>
-      </w:r>
-      <w:r>
-        <w:rPr>
-          <w:rFonts w:ascii="Segoe UI Symbol" w:hAnsi="Segoe UI Symbol" w:cs="Segoe UI Symbol"/>
-          <w:color w:val="000000" w:themeColor="text1"/>
-          <w:sz w:val="24"/>
-          <w:szCs w:val="24"/>
-          <w:lang/>
-        </w:rPr>
-        <w:t>☐</w:t>
-      </w:r>
-      <w:r>
-        <w:rPr>
-          <w:rFonts w:ascii="Arial" w:hAnsi="Arial" w:cs="Arial" w:eastAsia="Arial"/>
-          <w:color w:val="000000" w:themeColor="text1"/>
-          <w:sz w:val="24"/>
-          <w:szCs w:val="24"/>
-          <w:lang/>
-        </w:rPr>
-        <w:t xml:space="preserve"> Nee, helemaal niet </w:t>
-      </w:r>
-      <w:r>
-        <w:rPr>
-          <w:rFonts w:ascii="Segoe UI Symbol" w:hAnsi="Segoe UI Symbol" w:cs="Segoe UI Symbol"/>
-          <w:color w:val="000000" w:themeColor="text1"/>
-          <w:sz w:val="24"/>
-          <w:szCs w:val="24"/>
-          <w:lang/>
-        </w:rPr>
-        <w:t>☐</w:t>
-      </w:r>
-      <w:r>
-        <w:rPr>
-          <w:rFonts w:ascii="Arial" w:hAnsi="Arial" w:cs="Arial" w:eastAsia="Arial"/>
-          <w:color w:val="000000" w:themeColor="text1"/>
-          <w:sz w:val="24"/>
-          <w:szCs w:val="24"/>
-          <w:lang/>
-        </w:rPr>
-        <w:t xml:space="preserve"> Nee, niet echt </w:t>
-      </w:r>
-      <w:r>
-        <w:rPr>
-          <w:rFonts w:ascii="Segoe UI Symbol" w:hAnsi="Segoe UI Symbol" w:cs="Segoe UI Symbol"/>
-          <w:color w:val="000000" w:themeColor="text1"/>
-          <w:sz w:val="24"/>
-          <w:szCs w:val="24"/>
-          <w:lang/>
-        </w:rPr>
-        <w:t>☐</w:t>
-      </w:r>
-      <w:r>
-        <w:rPr>
-          <w:rFonts w:ascii="Arial" w:hAnsi="Arial" w:cs="Arial" w:eastAsia="Arial"/>
-          <w:color w:val="000000" w:themeColor="text1"/>
-          <w:sz w:val="24"/>
-          <w:szCs w:val="24"/>
-          <w:lang/>
-        </w:rPr>
-        <w:t xml:space="preserve"> Ja, grotendeels </w:t>
-      </w:r>
-      <w:r>
-        <w:rPr>
-          <w:rFonts w:ascii="Segoe UI Symbol" w:hAnsi="Segoe UI Symbol" w:cs="Segoe UI Symbol"/>
-          <w:color w:val="000000" w:themeColor="text1"/>
-          <w:sz w:val="24"/>
-          <w:szCs w:val="24"/>
-          <w:lang/>
-        </w:rPr>
-        <w:t>☐</w:t>
-      </w:r>
-      <w:r>
-        <w:rPr>
-          <w:rFonts w:ascii="Arial" w:hAnsi="Arial" w:cs="Arial" w:eastAsia="Arial"/>
-          <w:color w:val="000000" w:themeColor="text1"/>
-          <w:sz w:val="24"/>
-          <w:szCs w:val="24"/>
-          <w:lang/>
-        </w:rPr>
-        <w:t xml:space="preserve"> Ja, volledig </w:t>
-      </w:r>
-    </w:p>
-    <w:p>
-      <w:pPr>
-        <w:numPr>
-          <w:ilvl w:val="0"/>
-          <w:numId w:val="5"/>
-        </w:numPr>
-        <w:rPr>
-          <w:rFonts w:ascii="Calibri" w:hAnsi="Calibri" w:cs="Calibri"/>
-          <w:color w:val="000000" w:themeColor="text1"/>
-          <w:sz w:val="24"/>
-          <w:szCs w:val="24"/>
-          <w:lang/>
-        </w:rPr>
-      </w:pPr>
-      <w:r>
-        <w:rPr>
-          <w:rFonts w:ascii="Arial" w:hAnsi="Arial" w:cs="Arial" w:eastAsia="Arial"/>
-          <w:color w:val="000000" w:themeColor="text1"/>
-          <w:sz w:val="24"/>
-          <w:szCs w:val="24"/>
-          <w:lang/>
-        </w:rPr>
-        <w:t>In welke mate heeft de zorg aan uw behoeften voldaan?</w:t>
-      </w:r>
-      <w:r>
-        <w:rPr>
-          <w:rFonts w:ascii="Arial" w:hAnsi="Arial" w:cs="Arial" w:eastAsia="Arial"/>
-          <w:color w:val="000000" w:themeColor="text1"/>
-          <w:sz w:val="24"/>
-          <w:szCs w:val="24"/>
-          <w:lang/>
-        </w:rPr>
-        <w:br/>
-      </w:r>
-      <w:r>
-        <w:rPr>
-          <w:rFonts w:ascii="Segoe UI Symbol" w:hAnsi="Segoe UI Symbol" w:cs="Segoe UI Symbol"/>
-          <w:color w:val="000000" w:themeColor="text1"/>
-          <w:sz w:val="24"/>
-          <w:szCs w:val="24"/>
-          <w:lang/>
-        </w:rPr>
-        <w:t>☐</w:t>
-      </w:r>
-      <w:r>
-        <w:rPr>
-          <w:rFonts w:ascii="Arial" w:hAnsi="Arial" w:cs="Arial" w:eastAsia="Arial"/>
-          <w:color w:val="000000" w:themeColor="text1"/>
-          <w:sz w:val="24"/>
-          <w:szCs w:val="24"/>
-          <w:lang/>
-        </w:rPr>
-        <w:t xml:space="preserve"> Helemaal niet </w:t>
-      </w:r>
-      <w:r>
-        <w:rPr>
-          <w:rFonts w:ascii="Segoe UI Symbol" w:hAnsi="Segoe UI Symbol" w:cs="Segoe UI Symbol"/>
-          <w:color w:val="000000" w:themeColor="text1"/>
-          <w:sz w:val="24"/>
-          <w:szCs w:val="24"/>
-          <w:lang/>
-        </w:rPr>
-        <w:t>☐</w:t>
-      </w:r>
-      <w:r>
-        <w:rPr>
-          <w:rFonts w:ascii="Arial" w:hAnsi="Arial" w:cs="Arial" w:eastAsia="Arial"/>
-          <w:color w:val="000000" w:themeColor="text1"/>
-          <w:sz w:val="24"/>
-          <w:szCs w:val="24"/>
-          <w:lang/>
-        </w:rPr>
-        <w:t xml:space="preserve"> Gedeeltelijk </w:t>
-      </w:r>
-      <w:r>
-        <w:rPr>
-          <w:rFonts w:ascii="Segoe UI Symbol" w:hAnsi="Segoe UI Symbol" w:cs="Segoe UI Symbol"/>
-          <w:color w:val="000000" w:themeColor="text1"/>
-          <w:sz w:val="24"/>
-          <w:szCs w:val="24"/>
-          <w:lang/>
-        </w:rPr>
-        <w:t>☐</w:t>
-      </w:r>
-      <w:r>
-        <w:rPr>
-          <w:rFonts w:ascii="Arial" w:hAnsi="Arial" w:cs="Arial" w:eastAsia="Arial"/>
-          <w:color w:val="000000" w:themeColor="text1"/>
-          <w:sz w:val="24"/>
-          <w:szCs w:val="24"/>
-          <w:lang/>
-        </w:rPr>
-        <w:t xml:space="preserve"> Grotendeels </w:t>
-      </w:r>
-      <w:r>
-        <w:rPr>
-          <w:rFonts w:ascii="Segoe UI Symbol" w:hAnsi="Segoe UI Symbol" w:cs="Segoe UI Symbol"/>
-          <w:color w:val="000000" w:themeColor="text1"/>
-          <w:sz w:val="24"/>
-          <w:szCs w:val="24"/>
-          <w:lang/>
-        </w:rPr>
-        <w:t>☐</w:t>
-      </w:r>
-      <w:r>
-        <w:rPr>
-          <w:rFonts w:ascii="Arial" w:hAnsi="Arial" w:cs="Arial" w:eastAsia="Arial"/>
-          <w:color w:val="000000" w:themeColor="text1"/>
-          <w:sz w:val="24"/>
-          <w:szCs w:val="24"/>
-          <w:lang/>
-        </w:rPr>
-        <w:t xml:space="preserve"> Volledig </w:t>
-      </w:r>
-    </w:p>
-    <w:p>
-      <w:pPr>
-        <w:numPr>
-          <w:ilvl w:val="0"/>
-          <w:numId w:val="5"/>
-        </w:numPr>
-        <w:rPr>
-          <w:rFonts w:ascii="Calibri" w:hAnsi="Calibri" w:cs="Calibri"/>
-          <w:color w:val="000000" w:themeColor="text1"/>
-          <w:sz w:val="24"/>
-          <w:szCs w:val="24"/>
-          <w:lang/>
-        </w:rPr>
-      </w:pPr>
-      <w:r>
-        <w:rPr>
-          <w:rFonts w:ascii="Arial" w:hAnsi="Arial" w:cs="Arial" w:eastAsia="Arial"/>
-          <w:color w:val="000000" w:themeColor="text1"/>
-          <w:sz w:val="24"/>
-          <w:szCs w:val="24"/>
-          <w:lang/>
-        </w:rPr>
-        <w:t>Zou u deze zorg aanbevelen aan een vriend of familielid?</w:t>
-      </w:r>
-      <w:r>
-        <w:rPr>
-          <w:rFonts w:ascii="Arial" w:hAnsi="Arial" w:cs="Arial" w:eastAsia="Arial"/>
-          <w:color w:val="000000" w:themeColor="text1"/>
-          <w:sz w:val="24"/>
-          <w:szCs w:val="24"/>
-          <w:lang/>
-        </w:rPr>
-        <w:br/>
-      </w:r>
-      <w:r>
-        <w:rPr>
-          <w:rFonts w:ascii="Segoe UI Symbol" w:hAnsi="Segoe UI Symbol" w:cs="Segoe UI Symbol"/>
-          <w:color w:val="000000" w:themeColor="text1"/>
-          <w:sz w:val="24"/>
-          <w:szCs w:val="24"/>
-          <w:lang/>
-        </w:rPr>
-        <w:t>☐</w:t>
-      </w:r>
-      <w:r>
-        <w:rPr>
-          <w:rFonts w:ascii="Arial" w:hAnsi="Arial" w:cs="Arial" w:eastAsia="Arial"/>
-          <w:color w:val="000000" w:themeColor="text1"/>
-          <w:sz w:val="24"/>
-          <w:szCs w:val="24"/>
-          <w:lang/>
-        </w:rPr>
-        <w:t xml:space="preserve"> Zeker niet </w:t>
-      </w:r>
-      <w:r>
-        <w:rPr>
-          <w:rFonts w:ascii="Segoe UI Symbol" w:hAnsi="Segoe UI Symbol" w:cs="Segoe UI Symbol"/>
-          <w:color w:val="000000" w:themeColor="text1"/>
-          <w:sz w:val="24"/>
-          <w:szCs w:val="24"/>
-          <w:lang/>
-        </w:rPr>
-        <w:t>☐</w:t>
-      </w:r>
-      <w:r>
-        <w:rPr>
-          <w:rFonts w:ascii="Arial" w:hAnsi="Arial" w:cs="Arial" w:eastAsia="Arial"/>
-          <w:color w:val="000000" w:themeColor="text1"/>
-          <w:sz w:val="24"/>
-          <w:szCs w:val="24"/>
-          <w:lang/>
-        </w:rPr>
-        <w:t xml:space="preserve"> Waarschijnlijk niet </w:t>
-      </w:r>
-      <w:r>
-        <w:rPr>
-          <w:rFonts w:ascii="Segoe UI Symbol" w:hAnsi="Segoe UI Symbol" w:cs="Segoe UI Symbol"/>
-          <w:color w:val="000000" w:themeColor="text1"/>
-          <w:sz w:val="24"/>
-          <w:szCs w:val="24"/>
-          <w:lang/>
-        </w:rPr>
-        <w:t>☐</w:t>
-      </w:r>
-      <w:r>
-        <w:rPr>
-          <w:rFonts w:ascii="Arial" w:hAnsi="Arial" w:cs="Arial" w:eastAsia="Arial"/>
-          <w:color w:val="000000" w:themeColor="text1"/>
-          <w:sz w:val="24"/>
-          <w:szCs w:val="24"/>
-          <w:lang/>
-        </w:rPr>
-        <w:t xml:space="preserve"> Waarschijnlijk wel </w:t>
-      </w:r>
-      <w:r>
-        <w:rPr>
-          <w:rFonts w:ascii="Segoe UI Symbol" w:hAnsi="Segoe UI Symbol" w:cs="Segoe UI Symbol"/>
-          <w:color w:val="000000" w:themeColor="text1"/>
-          <w:sz w:val="24"/>
-          <w:szCs w:val="24"/>
-          <w:lang/>
-        </w:rPr>
-        <w:t>☐</w:t>
-      </w:r>
-      <w:r>
-        <w:rPr>
-          <w:rFonts w:ascii="Arial" w:hAnsi="Arial" w:cs="Arial" w:eastAsia="Arial"/>
-          <w:color w:val="000000" w:themeColor="text1"/>
-          <w:sz w:val="24"/>
-          <w:szCs w:val="24"/>
-          <w:lang/>
-        </w:rPr>
-        <w:t xml:space="preserve"> Zeker wel </w:t>
-      </w:r>
-    </w:p>
-    <w:p>
-      <w:pPr>
-        <w:numPr>
-          <w:ilvl w:val="0"/>
-          <w:numId w:val="5"/>
-        </w:numPr>
-        <w:rPr>
-          <w:rFonts w:ascii="Calibri" w:hAnsi="Calibri" w:cs="Calibri"/>
-          <w:color w:val="000000" w:themeColor="text1"/>
-          <w:sz w:val="24"/>
-          <w:szCs w:val="24"/>
-          <w:lang/>
-        </w:rPr>
-      </w:pPr>
-      <w:r>
-        <w:rPr>
-          <w:rFonts w:ascii="Arial" w:hAnsi="Arial" w:cs="Arial" w:eastAsia="Arial"/>
-          <w:color w:val="000000" w:themeColor="text1"/>
-          <w:sz w:val="24"/>
-          <w:szCs w:val="24"/>
-          <w:lang/>
-        </w:rPr>
-        <w:t>Hoe tevreden bent u met de hoeveelheid hulp die u heeft gekregen?</w:t>
-      </w:r>
-      <w:r>
-        <w:rPr>
-          <w:rFonts w:ascii="Arial" w:hAnsi="Arial" w:cs="Arial" w:eastAsia="Arial"/>
-          <w:color w:val="000000" w:themeColor="text1"/>
-          <w:sz w:val="24"/>
-          <w:szCs w:val="24"/>
-          <w:lang/>
-        </w:rPr>
-        <w:br/>
-      </w:r>
-      <w:r>
-        <w:rPr>
-          <w:rFonts w:ascii="Segoe UI Symbol" w:hAnsi="Segoe UI Symbol" w:cs="Segoe UI Symbol"/>
-          <w:color w:val="000000" w:themeColor="text1"/>
-          <w:sz w:val="24"/>
-          <w:szCs w:val="24"/>
-          <w:lang/>
-        </w:rPr>
-        <w:t>☐</w:t>
-      </w:r>
-      <w:r>
-        <w:rPr>
-          <w:rFonts w:ascii="Arial" w:hAnsi="Arial" w:cs="Arial" w:eastAsia="Arial"/>
-          <w:color w:val="000000" w:themeColor="text1"/>
-          <w:sz w:val="24"/>
-          <w:szCs w:val="24"/>
-          <w:lang/>
-        </w:rPr>
-        <w:t xml:space="preserve"> Zeer ontevreden </w:t>
-      </w:r>
-      <w:r>
-        <w:rPr>
-          <w:rFonts w:ascii="Segoe UI Symbol" w:hAnsi="Segoe UI Symbol" w:cs="Segoe UI Symbol"/>
-          <w:color w:val="000000" w:themeColor="text1"/>
-          <w:sz w:val="24"/>
-          <w:szCs w:val="24"/>
-          <w:lang/>
-        </w:rPr>
-        <w:t>☐</w:t>
-      </w:r>
-      <w:r>
-        <w:rPr>
-          <w:rFonts w:ascii="Arial" w:hAnsi="Arial" w:cs="Arial" w:eastAsia="Arial"/>
-          <w:color w:val="000000" w:themeColor="text1"/>
-          <w:sz w:val="24"/>
-          <w:szCs w:val="24"/>
-          <w:lang/>
-        </w:rPr>
-        <w:t xml:space="preserve"> Ontevreden </w:t>
-      </w:r>
-      <w:r>
-        <w:rPr>
-          <w:rFonts w:ascii="Segoe UI Symbol" w:hAnsi="Segoe UI Symbol" w:cs="Segoe UI Symbol"/>
-          <w:color w:val="000000" w:themeColor="text1"/>
-          <w:sz w:val="24"/>
-          <w:szCs w:val="24"/>
-          <w:lang/>
-        </w:rPr>
-        <w:t>☐</w:t>
-      </w:r>
-      <w:r>
-        <w:rPr>
-          <w:rFonts w:ascii="Arial" w:hAnsi="Arial" w:cs="Arial" w:eastAsia="Arial"/>
-          <w:color w:val="000000" w:themeColor="text1"/>
-          <w:sz w:val="24"/>
-          <w:szCs w:val="24"/>
-          <w:lang/>
-        </w:rPr>
-        <w:t xml:space="preserve"> Tevreden </w:t>
-      </w:r>
-      <w:r>
-        <w:rPr>
-          <w:rFonts w:ascii="Segoe UI Symbol" w:hAnsi="Segoe UI Symbol" w:cs="Segoe UI Symbol"/>
-          <w:color w:val="000000" w:themeColor="text1"/>
-          <w:sz w:val="24"/>
-          <w:szCs w:val="24"/>
-          <w:lang/>
-        </w:rPr>
-        <w:t>☐</w:t>
-      </w:r>
-      <w:r>
-        <w:rPr>
-          <w:rFonts w:ascii="Arial" w:hAnsi="Arial" w:cs="Arial" w:eastAsia="Arial"/>
-          <w:color w:val="000000" w:themeColor="text1"/>
-          <w:sz w:val="24"/>
-          <w:szCs w:val="24"/>
-          <w:lang/>
-        </w:rPr>
-        <w:t xml:space="preserve"> Zeer tevreden </w:t>
-      </w:r>
-    </w:p>
-    <w:p>
-      <w:pPr>
-        <w:numPr>
-          <w:ilvl w:val="0"/>
-          <w:numId w:val="5"/>
-        </w:numPr>
-        <w:rPr>
-          <w:rFonts w:ascii="Calibri" w:hAnsi="Calibri" w:cs="Calibri"/>
-          <w:color w:val="000000" w:themeColor="text1"/>
-          <w:sz w:val="24"/>
-          <w:szCs w:val="24"/>
-          <w:lang/>
-        </w:rPr>
-      </w:pPr>
-      <w:r>
-        <w:rPr>
-          <w:rFonts w:ascii="Arial" w:hAnsi="Arial" w:cs="Arial" w:eastAsia="Arial"/>
-          <w:color w:val="000000" w:themeColor="text1"/>
-          <w:sz w:val="24"/>
-          <w:szCs w:val="24"/>
-          <w:lang/>
-        </w:rPr>
-        <w:t>Heeft de zorg u geholpen om beter met uw probleem om te gaan?</w:t>
-      </w:r>
-      <w:r>
-        <w:rPr>
-          <w:rFonts w:ascii="Arial" w:hAnsi="Arial" w:cs="Arial" w:eastAsia="Arial"/>
-          <w:color w:val="000000" w:themeColor="text1"/>
-          <w:sz w:val="24"/>
-          <w:szCs w:val="24"/>
-          <w:lang/>
-        </w:rPr>
-        <w:br/>
-      </w:r>
-      <w:r>
-        <w:rPr>
-          <w:rFonts w:ascii="Segoe UI Symbol" w:hAnsi="Segoe UI Symbol" w:cs="Segoe UI Symbol"/>
-          <w:color w:val="000000" w:themeColor="text1"/>
-          <w:sz w:val="24"/>
-          <w:szCs w:val="24"/>
-          <w:lang/>
-        </w:rPr>
-        <w:t>☐</w:t>
-      </w:r>
-      <w:r>
-        <w:rPr>
-          <w:rFonts w:ascii="Arial" w:hAnsi="Arial" w:cs="Arial" w:eastAsia="Arial"/>
-          <w:color w:val="000000" w:themeColor="text1"/>
-          <w:sz w:val="24"/>
-          <w:szCs w:val="24"/>
-          <w:lang/>
-        </w:rPr>
-        <w:t xml:space="preserve"> Helemaal niet </w:t>
-      </w:r>
-      <w:r>
-        <w:rPr>
-          <w:rFonts w:ascii="Segoe UI Symbol" w:hAnsi="Segoe UI Symbol" w:cs="Segoe UI Symbol"/>
-          <w:color w:val="000000" w:themeColor="text1"/>
-          <w:sz w:val="24"/>
-          <w:szCs w:val="24"/>
-          <w:lang/>
-        </w:rPr>
-        <w:t>☐</w:t>
-      </w:r>
-      <w:r>
-        <w:rPr>
-          <w:rFonts w:ascii="Arial" w:hAnsi="Arial" w:cs="Arial" w:eastAsia="Arial"/>
-          <w:color w:val="000000" w:themeColor="text1"/>
-          <w:sz w:val="24"/>
-          <w:szCs w:val="24"/>
-          <w:lang/>
-        </w:rPr>
-        <w:t xml:space="preserve"> Een beetje </w:t>
-      </w:r>
-      <w:r>
-        <w:rPr>
-          <w:rFonts w:ascii="Segoe UI Symbol" w:hAnsi="Segoe UI Symbol" w:cs="Segoe UI Symbol"/>
-          <w:color w:val="000000" w:themeColor="text1"/>
-          <w:sz w:val="24"/>
-          <w:szCs w:val="24"/>
-          <w:lang/>
-        </w:rPr>
-        <w:t>☐</w:t>
-      </w:r>
-      <w:r>
-        <w:rPr>
-          <w:rFonts w:ascii="Arial" w:hAnsi="Arial" w:cs="Arial" w:eastAsia="Arial"/>
-          <w:color w:val="000000" w:themeColor="text1"/>
-          <w:sz w:val="24"/>
-          <w:szCs w:val="24"/>
-          <w:lang/>
-        </w:rPr>
-        <w:t xml:space="preserve"> Redelijk </w:t>
-      </w:r>
-      <w:r>
-        <w:rPr>
-          <w:rFonts w:ascii="Segoe UI Symbol" w:hAnsi="Segoe UI Symbol" w:cs="Segoe UI Symbol"/>
-          <w:color w:val="000000" w:themeColor="text1"/>
-          <w:sz w:val="24"/>
-          <w:szCs w:val="24"/>
-          <w:lang/>
-        </w:rPr>
-        <w:t>☐</w:t>
-      </w:r>
-      <w:r>
-        <w:rPr>
-          <w:rFonts w:ascii="Arial" w:hAnsi="Arial" w:cs="Arial" w:eastAsia="Arial"/>
-          <w:color w:val="000000" w:themeColor="text1"/>
-          <w:sz w:val="24"/>
-          <w:szCs w:val="24"/>
-          <w:lang/>
-        </w:rPr>
-        <w:t xml:space="preserve"> Zeer veel </w:t>
-      </w:r>
-    </w:p>
-    <w:p>
-      <w:pPr>
-        <w:numPr>
-          <w:ilvl w:val="0"/>
-          <w:numId w:val="5"/>
-        </w:numPr>
-        <w:rPr>
-          <w:rFonts w:ascii="Calibri" w:hAnsi="Calibri" w:cs="Calibri"/>
-          <w:color w:val="000000" w:themeColor="text1"/>
-          <w:sz w:val="24"/>
-          <w:szCs w:val="24"/>
-          <w:lang/>
-        </w:rPr>
-      </w:pPr>
-      <w:r>
-        <w:rPr>
-          <w:rFonts w:ascii="Arial" w:hAnsi="Arial" w:cs="Arial" w:eastAsia="Arial"/>
-          <w:color w:val="000000" w:themeColor="text1"/>
-          <w:sz w:val="24"/>
-          <w:szCs w:val="24"/>
-          <w:lang/>
-        </w:rPr>
-        <w:t>In welke mate bent u tevreden over de zorg die u heeft ontvangen?</w:t>
-      </w:r>
-      <w:r>
-        <w:rPr>
-          <w:rFonts w:ascii="Arial" w:hAnsi="Arial" w:cs="Arial" w:eastAsia="Arial"/>
-          <w:color w:val="000000" w:themeColor="text1"/>
-          <w:sz w:val="24"/>
-          <w:szCs w:val="24"/>
-          <w:lang/>
-        </w:rPr>
-        <w:br/>
-      </w:r>
-      <w:r>
-        <w:rPr>
-          <w:rFonts w:ascii="Segoe UI Symbol" w:hAnsi="Segoe UI Symbol" w:cs="Segoe UI Symbol"/>
-          <w:color w:val="000000" w:themeColor="text1"/>
-          <w:sz w:val="24"/>
-          <w:szCs w:val="24"/>
-          <w:lang/>
-        </w:rPr>
-        <w:t>☐</w:t>
-      </w:r>
-      <w:r>
-        <w:rPr>
-          <w:rFonts w:ascii="Arial" w:hAnsi="Arial" w:cs="Arial" w:eastAsia="Arial"/>
-          <w:color w:val="000000" w:themeColor="text1"/>
-          <w:sz w:val="24"/>
-          <w:szCs w:val="24"/>
-          <w:lang/>
-        </w:rPr>
-        <w:t xml:space="preserve"> Zeer ontevreden </w:t>
-      </w:r>
-      <w:r>
-        <w:rPr>
-          <w:rFonts w:ascii="Segoe UI Symbol" w:hAnsi="Segoe UI Symbol" w:cs="Segoe UI Symbol"/>
-          <w:color w:val="000000" w:themeColor="text1"/>
-          <w:sz w:val="24"/>
-          <w:szCs w:val="24"/>
-          <w:lang/>
-        </w:rPr>
-        <w:t>☐</w:t>
-      </w:r>
-      <w:r>
-        <w:rPr>
-          <w:rFonts w:ascii="Arial" w:hAnsi="Arial" w:cs="Arial" w:eastAsia="Arial"/>
-          <w:color w:val="000000" w:themeColor="text1"/>
-          <w:sz w:val="24"/>
-          <w:szCs w:val="24"/>
-          <w:lang/>
-        </w:rPr>
-        <w:t xml:space="preserve"> Ontevreden </w:t>
-      </w:r>
-      <w:r>
-        <w:rPr>
-          <w:rFonts w:ascii="Segoe UI Symbol" w:hAnsi="Segoe UI Symbol" w:cs="Segoe UI Symbol"/>
-          <w:color w:val="000000" w:themeColor="text1"/>
-          <w:sz w:val="24"/>
-          <w:szCs w:val="24"/>
-          <w:lang/>
-        </w:rPr>
-        <w:t>☐</w:t>
-      </w:r>
-      <w:r>
-        <w:rPr>
-          <w:rFonts w:ascii="Arial" w:hAnsi="Arial" w:cs="Arial" w:eastAsia="Arial"/>
-          <w:color w:val="000000" w:themeColor="text1"/>
-          <w:sz w:val="24"/>
-          <w:szCs w:val="24"/>
-          <w:lang/>
-        </w:rPr>
-        <w:t xml:space="preserve"> Tevreden </w:t>
-      </w:r>
-      <w:r>
-        <w:rPr>
-          <w:rFonts w:ascii="Segoe UI Symbol" w:hAnsi="Segoe UI Symbol" w:cs="Segoe UI Symbol"/>
-          <w:color w:val="000000" w:themeColor="text1"/>
-          <w:sz w:val="24"/>
-          <w:szCs w:val="24"/>
-          <w:lang/>
-        </w:rPr>
-        <w:t>☐</w:t>
-      </w:r>
-      <w:r>
-        <w:rPr>
-          <w:rFonts w:ascii="Arial" w:hAnsi="Arial" w:cs="Arial" w:eastAsia="Arial"/>
-          <w:color w:val="000000" w:themeColor="text1"/>
-          <w:sz w:val="24"/>
-          <w:szCs w:val="24"/>
-          <w:lang/>
-        </w:rPr>
-        <w:t xml:space="preserve"> Zeer tevreden </w:t>
-      </w:r>
-    </w:p>
-    <w:p>
-      <w:pPr>
-        <w:numPr>
-          <w:ilvl w:val="0"/>
-          <w:numId w:val="5"/>
-        </w:numPr>
-        <w:rPr>
-          <w:rFonts w:ascii="Calibri" w:hAnsi="Calibri" w:cs="Calibri"/>
-          <w:color w:val="000000" w:themeColor="text1"/>
-          <w:sz w:val="24"/>
-          <w:szCs w:val="24"/>
-          <w:lang/>
-        </w:rPr>
-      </w:pPr>
-      <w:r>
-        <w:rPr>
-          <w:rFonts w:ascii="Arial" w:hAnsi="Arial" w:cs="Arial" w:eastAsia="Arial"/>
-          <w:color w:val="000000" w:themeColor="text1"/>
-          <w:sz w:val="24"/>
-          <w:szCs w:val="24"/>
-          <w:lang/>
-        </w:rPr>
-        <w:t>Zou u opnieuw gebruik maken van deze zorg indien nodig?</w:t>
-      </w:r>
-      <w:r>
-        <w:rPr>
-          <w:rFonts w:ascii="Arial" w:hAnsi="Arial" w:cs="Arial" w:eastAsia="Arial"/>
-          <w:color w:val="000000" w:themeColor="text1"/>
-          <w:sz w:val="24"/>
-          <w:szCs w:val="24"/>
-          <w:lang/>
-        </w:rPr>
-        <w:br/>
-      </w:r>
-      <w:r>
-        <w:rPr>
-          <w:rFonts w:ascii="Segoe UI Symbol" w:hAnsi="Segoe UI Symbol" w:cs="Segoe UI Symbol"/>
-          <w:color w:val="000000" w:themeColor="text1"/>
-          <w:sz w:val="24"/>
-          <w:szCs w:val="24"/>
-          <w:lang/>
-        </w:rPr>
-        <w:t>☐</w:t>
-      </w:r>
-      <w:r>
-        <w:rPr>
-          <w:rFonts w:ascii="Arial" w:hAnsi="Arial" w:cs="Arial" w:eastAsia="Arial"/>
-          <w:color w:val="000000" w:themeColor="text1"/>
-          <w:sz w:val="24"/>
-          <w:szCs w:val="24"/>
-          <w:lang/>
-        </w:rPr>
-        <w:t xml:space="preserve"> Zeker niet </w:t>
-      </w:r>
-      <w:r>
-        <w:rPr>
-          <w:rFonts w:ascii="Segoe UI Symbol" w:hAnsi="Segoe UI Symbol" w:cs="Segoe UI Symbol"/>
-          <w:color w:val="000000" w:themeColor="text1"/>
-          <w:sz w:val="24"/>
-          <w:szCs w:val="24"/>
-          <w:lang/>
-        </w:rPr>
-        <w:t>☐</w:t>
-      </w:r>
-      <w:r>
-        <w:rPr>
-          <w:rFonts w:ascii="Arial" w:hAnsi="Arial" w:cs="Arial" w:eastAsia="Arial"/>
-          <w:color w:val="000000" w:themeColor="text1"/>
-          <w:sz w:val="24"/>
-          <w:szCs w:val="24"/>
-          <w:lang/>
-        </w:rPr>
-        <w:t xml:space="preserve"> Waarschijnlijk niet </w:t>
-      </w:r>
-      <w:r>
-        <w:rPr>
-          <w:rFonts w:ascii="Segoe UI Symbol" w:hAnsi="Segoe UI Symbol" w:cs="Segoe UI Symbol"/>
-          <w:color w:val="000000" w:themeColor="text1"/>
-          <w:sz w:val="24"/>
-          <w:szCs w:val="24"/>
-          <w:lang/>
-        </w:rPr>
-        <w:t>☐</w:t>
-      </w:r>
-      <w:r>
-        <w:rPr>
-          <w:rFonts w:ascii="Arial" w:hAnsi="Arial" w:cs="Arial" w:eastAsia="Arial"/>
-          <w:color w:val="000000" w:themeColor="text1"/>
-          <w:sz w:val="24"/>
-          <w:szCs w:val="24"/>
-          <w:lang/>
-        </w:rPr>
-        <w:t xml:space="preserve"> Waarschijnlijk wel </w:t>
-      </w:r>
-      <w:r>
-        <w:rPr>
-          <w:rFonts w:ascii="Segoe UI Symbol" w:hAnsi="Segoe UI Symbol" w:cs="Segoe UI Symbol"/>
-          <w:color w:val="000000" w:themeColor="text1"/>
-          <w:sz w:val="24"/>
-          <w:szCs w:val="24"/>
-          <w:lang/>
-        </w:rPr>
-        <w:t>☐</w:t>
-      </w:r>
-      <w:r>
-        <w:rPr>
-          <w:rFonts w:ascii="Arial" w:hAnsi="Arial" w:cs="Arial" w:eastAsia="Arial"/>
-          <w:color w:val="000000" w:themeColor="text1"/>
-          <w:sz w:val="24"/>
-          <w:szCs w:val="24"/>
-          <w:lang/>
-        </w:rPr>
-        <w:t xml:space="preserve"> Zeker wel </w:t>
-      </w:r>
-    </w:p>
-    <w:p>
-      <w:pPr>
-        <w:rPr>
-          <w:rFonts w:ascii="Calibri" w:hAnsi="Calibri" w:cs="Calibri"/>
-          <w:color w:val="000000" w:themeColor="text1"/>
-          <w:sz w:val="24"/>
-          <w:szCs w:val="24"/>
-          <w:lang/>
-        </w:rPr>
-      </w:pPr>
-      <w:r>
-        <w:rPr>
-          <w:rFonts w:ascii="Arial" w:hAnsi="Arial" w:cs="Arial" w:eastAsia="Arial"/>
-          <w:color w:val="000000" w:themeColor="text1"/>
-          <w:sz w:val="24"/>
-          <w:szCs w:val="24"/>
-          <w:lang/>
-        </w:rPr>
-        <w:pict w14:anchorId="7E5EE047">
-          <v:rect id="_x0000_i1025" style="width:0;height:1.5pt" o:hr="t" o:hrstd="t" o:hralign="center" fillcolor="#a0a0a0" stroked="f"/>
-        </w:pict>
-      </w:r>
-    </w:p>
-    <w:p>
-      <w:pPr>
-        <w:rPr>
-          <w:rFonts w:ascii="Calibri" w:hAnsi="Calibri" w:cs="Calibri"/>
-          <w:color w:val="000000" w:themeColor="text1"/>
-          <w:sz w:val="24"/>
-          <w:szCs w:val="24"/>
-          <w:lang/>
-        </w:rPr>
-      </w:pPr>
-      <w:r>
-        <w:rPr>
-          <w:rFonts w:ascii="Arial" w:hAnsi="Arial" w:cs="Arial" w:eastAsia="Arial"/>
-          <w:color w:val="000000" w:themeColor="text1"/>
-          <w:sz w:val="24"/>
-          <w:szCs w:val="24"/>
-          <w:lang/>
-        </w:rPr>
-        <w:t>Totale score (optioneel)</w:t>
-      </w:r>
-    </w:p>
-    <w:p>
-      <w:pPr>
-        <w:rPr>
-          <w:rFonts w:ascii="Calibri" w:hAnsi="Calibri" w:cs="Calibri"/>
-          <w:color w:val="000000" w:themeColor="text1"/>
-          <w:sz w:val="24"/>
-          <w:szCs w:val="24"/>
-          <w:lang/>
-        </w:rPr>
-      </w:pPr>
-      <w:r>
-        <w:rPr>
-          <w:rFonts w:ascii="Arial" w:hAnsi="Arial" w:cs="Arial" w:eastAsia="Arial"/>
-          <w:color w:val="000000" w:themeColor="text1"/>
-          <w:sz w:val="24"/>
-          <w:szCs w:val="24"/>
-          <w:lang/>
-        </w:rPr>
-        <w:t>Score (8–32): ______</w:t>
-      </w:r>
-    </w:p>
-    <w:p>
-      <w:pPr>
-        <w:rPr>
-          <w:rFonts w:ascii="Calibri" w:hAnsi="Calibri" w:cs="Calibri"/>
-          <w:color w:val="000000" w:themeColor="text1"/>
-          <w:sz w:val="24"/>
-          <w:szCs w:val="24"/>
-          <w:lang/>
-        </w:rPr>
-      </w:pPr>
-      <w:r>
-        <w:rPr>
-          <w:rFonts w:ascii="Arial" w:hAnsi="Arial" w:cs="Arial" w:eastAsia="Arial"/>
-          <w:color w:val="000000" w:themeColor="text1"/>
-          <w:sz w:val="24"/>
-          <w:szCs w:val="24"/>
-          <w:lang/>
-        </w:rPr>
-        <w:pict w14:anchorId="18CEFC5B">
-          <v:rect id="_x0000_i1026" style="width:0;height:1.5pt" o:hr="t" o:hrstd="t" o:hralign="center" fillcolor="#a0a0a0" stroked="f"/>
-        </w:pict>
-      </w:r>
-    </w:p>
-    <w:p>
-      <w:pPr>
-        <w:rPr>
-          <w:rFonts w:ascii="Calibri" w:hAnsi="Calibri" w:cs="Calibri"/>
-          <w:color w:val="000000" w:themeColor="text1"/>
-          <w:sz w:val="24"/>
-          <w:szCs w:val="24"/>
-          <w:lang/>
-        </w:rPr>
-      </w:pPr>
-    </w:p>
-    <w:p>
-      <w:pPr>
-        <w:rPr>
-          <w:rFonts w:ascii="Calibri" w:hAnsi="Calibri" w:cs="Calibri"/>
-          <w:b/>
-          <w:bCs/>
-          <w:color w:val="000000" w:themeColor="text1"/>
-          <w:sz w:val="24"/>
-          <w:szCs w:val="24"/>
-          <w:lang/>
-        </w:rPr>
-      </w:pPr>
-      <w:r>
-        <w:rPr>
-          <w:rFonts w:ascii="Arial" w:hAnsi="Arial" w:cs="Arial" w:eastAsia="Arial"/>
-          <w:b/>
-          <w:bCs/>
-          <w:color w:val="123A5F"/>
-          <w:sz w:val="24"/>
-          <w:szCs w:val="24"/>
-          <w:lang/>
-        </w:rPr>
-        <w:t xml:space="preserve">2. </w:t>
-      </w:r>
-      <w:commentRangeStart w:id="1"/>
-      <w:r>
-        <w:rPr>
-          <w:rFonts w:ascii="Arial" w:hAnsi="Arial" w:cs="Arial" w:eastAsia="Arial"/>
-          <w:b/>
-          <w:bCs/>
-          <w:color w:val="123A5F"/>
-          <w:sz w:val="24"/>
-          <w:szCs w:val="24"/>
-          <w:lang/>
-        </w:rPr>
-        <w:t>Diabetesvoetzorg preventie</w:t>
-      </w:r>
-      <w:commentRangeEnd w:id="1"/>
-      <w:r>
-        <w:rPr>
-          <w:rStyle w:val="CommentReference"/>
-          <w:rFonts w:ascii="Arial" w:hAnsi="Arial" w:cs="Arial" w:eastAsia="Arial"/>
-          <w:b/>
-          <w:bCs/>
-          <w:color w:val="123A5F"/>
-          <w:sz w:val="24"/>
-          <w:szCs w:val="24"/>
-          <w:lang/>
-        </w:rPr>
-        <w:commentReference w:id="1"/>
-      </w:r>
-    </w:p>
-    <w:p>
-      <w:pPr>
-        <w:rPr>
-          <w:rFonts w:ascii="Calibri" w:hAnsi="Calibri" w:cs="Calibri"/>
-          <w:color w:val="000000" w:themeColor="text1"/>
-          <w:sz w:val="24"/>
-          <w:szCs w:val="24"/>
-          <w:lang/>
-        </w:rPr>
-      </w:pPr>
-      <w:r>
-        <w:rPr>
-          <w:rFonts w:ascii="Arial" w:hAnsi="Arial" w:cs="Arial" w:eastAsia="Arial"/>
-          <w:color w:val="000000" w:themeColor="text1"/>
-          <w:sz w:val="24"/>
-          <w:szCs w:val="24"/>
-          <w:lang/>
-        </w:rPr>
-        <w:t>Tevredenheid – Preventie diabetische voetzorg</w:t>
-      </w:r>
-    </w:p>
-    <w:p>
-      <w:pPr>
-        <w:rPr>
-          <w:rFonts w:ascii="Calibri" w:hAnsi="Calibri" w:cs="Calibri"/>
-          <w:color w:val="000000" w:themeColor="text1"/>
-          <w:sz w:val="24"/>
-          <w:szCs w:val="24"/>
-          <w:lang/>
-        </w:rPr>
-      </w:pPr>
-      <w:r>
-        <w:rPr>
-          <w:rFonts w:ascii="Arial" w:hAnsi="Arial" w:cs="Arial" w:eastAsia="Arial"/>
-          <w:color w:val="000000" w:themeColor="text1"/>
-          <w:sz w:val="24"/>
-          <w:szCs w:val="24"/>
-          <w:lang/>
-        </w:rPr>
-        <w:t>(Inclusief CSQ-8 + specifieke modules)</w:t>
-      </w:r>
-    </w:p>
-    <w:p>
-      <w:pPr>
-        <w:rPr>
-          <w:rFonts w:ascii="Calibri" w:hAnsi="Calibri" w:cs="Calibri"/>
-          <w:color w:val="000000" w:themeColor="text1"/>
-          <w:sz w:val="24"/>
-          <w:szCs w:val="24"/>
-          <w:lang/>
-        </w:rPr>
-      </w:pPr>
-    </w:p>
-    <w:p>
-      <w:pPr>
-        <w:rPr>
-          <w:rFonts w:ascii="Calibri" w:hAnsi="Calibri" w:cs="Calibri"/>
-          <w:color w:val="000000" w:themeColor="text1"/>
-          <w:sz w:val="24"/>
-          <w:szCs w:val="24"/>
-          <w:lang/>
-        </w:rPr>
-      </w:pPr>
-      <w:r>
-        <w:rPr>
-          <w:rFonts w:ascii="Arial" w:hAnsi="Arial" w:cs="Arial" w:eastAsia="Arial"/>
-          <w:color w:val="000000" w:themeColor="text1" w:themeTint="FF" w:themeShade="FF"/>
-          <w:sz w:val="24"/>
-          <w:szCs w:val="24"/>
-        </w:rPr>
-        <w:t>B. Tevredenheid over therapeutisch schoeisel en steunzolen</w:t>
-      </w:r>
-      <w:commentRangeStart w:id="1510747207"/>
-      <w:commentRangeStart w:id="429272340"/>
-      <w:commentRangeEnd w:id="1510747207"/>
-      <w:r>
-        <w:rPr>
-          <w:rStyle w:val="CommentReference"/>
-          <w:rFonts w:ascii="Arial" w:hAnsi="Arial" w:eastAsia="Arial" w:cs="Arial"/>
-          <w:color w:val="24303B"/>
-        </w:rPr>
-        <w:commentReference w:id="1510747207"/>
-      </w:r>
-      <w:commentRangeEnd w:id="429272340"/>
-      <w:r>
-        <w:rPr>
-          <w:rStyle w:val="CommentReference"/>
-          <w:rFonts w:ascii="Arial" w:hAnsi="Arial" w:eastAsia="Arial" w:cs="Arial"/>
-          <w:color w:val="24303B"/>
-        </w:rPr>
-        <w:commentReference w:id="429272340"/>
-      </w:r>
-    </w:p>
-    <w:p>
-      <w:pPr>
-        <w:rPr>
-          <w:rFonts w:ascii="Calibri" w:hAnsi="Calibri" w:cs="Calibri"/>
-          <w:color w:val="000000" w:themeColor="text1"/>
-          <w:sz w:val="24"/>
-          <w:szCs w:val="24"/>
-          <w:lang/>
-        </w:rPr>
-      </w:pPr>
-      <w:r>
-        <w:rPr>
-          <w:rFonts w:ascii="Arial" w:hAnsi="Arial" w:cs="Arial" w:eastAsia="Arial"/>
-          <w:color w:val="000000" w:themeColor="text1"/>
-          <w:sz w:val="24"/>
-          <w:szCs w:val="24"/>
-          <w:lang/>
-        </w:rPr>
-        <w:t>Score (0–10) (0 = helemaal niet tevreden, 10 = zeer tevreden)</w:t>
-      </w:r>
-    </w:p>
-    <w:p>
-      <w:pPr>
-        <w:numPr>
-          <w:ilvl w:val="0"/>
-          <w:numId w:val="6"/>
-        </w:numPr>
-        <w:rPr>
-          <w:rFonts w:ascii="Calibri" w:hAnsi="Calibri" w:cs="Calibri"/>
-          <w:color w:val="000000" w:themeColor="text1"/>
-          <w:sz w:val="24"/>
-          <w:szCs w:val="24"/>
-          <w:lang/>
-        </w:rPr>
-      </w:pPr>
-      <w:r>
-        <w:rPr>
-          <w:rFonts w:ascii="Arial" w:hAnsi="Arial" w:cs="Arial" w:eastAsia="Arial"/>
-          <w:color w:val="000000" w:themeColor="text1"/>
-          <w:sz w:val="24"/>
-          <w:szCs w:val="24"/>
-          <w:lang/>
-        </w:rPr>
-        <w:t xml:space="preserve">Comfort van het schoeisel: ______ </w:t>
-      </w:r>
-    </w:p>
-    <w:p>
-      <w:pPr>
-        <w:numPr>
-          <w:ilvl w:val="0"/>
-          <w:numId w:val="6"/>
-        </w:numPr>
-        <w:rPr>
-          <w:rFonts w:ascii="Calibri" w:hAnsi="Calibri" w:cs="Calibri"/>
-          <w:color w:val="000000" w:themeColor="text1"/>
-          <w:sz w:val="24"/>
-          <w:szCs w:val="24"/>
-          <w:lang/>
-        </w:rPr>
-      </w:pPr>
-      <w:r>
-        <w:rPr>
-          <w:rFonts w:ascii="Arial" w:hAnsi="Arial" w:cs="Arial" w:eastAsia="Arial"/>
-          <w:color w:val="000000" w:themeColor="text1"/>
-          <w:sz w:val="24"/>
-          <w:szCs w:val="24"/>
-          <w:lang/>
-        </w:rPr>
-        <w:t xml:space="preserve">Pasvorm: ______ </w:t>
-      </w:r>
-    </w:p>
-    <w:p>
-      <w:pPr>
-        <w:numPr>
-          <w:ilvl w:val="0"/>
-          <w:numId w:val="6"/>
-        </w:numPr>
-        <w:rPr>
-          <w:rFonts w:ascii="Calibri" w:hAnsi="Calibri" w:cs="Calibri"/>
-          <w:color w:val="000000" w:themeColor="text1"/>
-          <w:sz w:val="24"/>
-          <w:szCs w:val="24"/>
-          <w:lang/>
-        </w:rPr>
-      </w:pPr>
-      <w:r>
-        <w:rPr>
-          <w:rFonts w:ascii="Arial" w:hAnsi="Arial" w:cs="Arial" w:eastAsia="Arial"/>
-          <w:color w:val="000000" w:themeColor="text1"/>
-          <w:sz w:val="24"/>
-          <w:szCs w:val="24"/>
-          <w:lang/>
-        </w:rPr>
-        <w:t xml:space="preserve">Gebruiksgemak: ______ </w:t>
-      </w:r>
-    </w:p>
-    <w:p>
-      <w:pPr>
-        <w:numPr>
-          <w:ilvl w:val="0"/>
-          <w:numId w:val="6"/>
-        </w:numPr>
-        <w:rPr>
-          <w:rFonts w:ascii="Calibri" w:hAnsi="Calibri" w:cs="Calibri"/>
-          <w:color w:val="000000" w:themeColor="text1"/>
-          <w:sz w:val="24"/>
-          <w:szCs w:val="24"/>
-          <w:lang/>
-        </w:rPr>
-      </w:pPr>
-      <w:r>
-        <w:rPr>
-          <w:rFonts w:ascii="Arial" w:hAnsi="Arial" w:cs="Arial" w:eastAsia="Arial"/>
-          <w:color w:val="000000" w:themeColor="text1"/>
-          <w:sz w:val="24"/>
-          <w:szCs w:val="24"/>
-          <w:lang/>
-        </w:rPr>
-        <w:t xml:space="preserve">Uiterlijk (esthetiek): ______ </w:t>
-      </w:r>
-    </w:p>
-    <w:p>
-      <w:pPr>
-        <w:numPr>
-          <w:ilvl w:val="0"/>
-          <w:numId w:val="6"/>
-        </w:numPr>
-        <w:rPr>
-          <w:rFonts w:ascii="Calibri" w:hAnsi="Calibri" w:cs="Calibri"/>
-          <w:color w:val="000000" w:themeColor="text1"/>
-          <w:sz w:val="24"/>
-          <w:szCs w:val="24"/>
-          <w:lang/>
-        </w:rPr>
-      </w:pPr>
-      <w:r>
-        <w:rPr>
-          <w:rFonts w:ascii="Arial" w:hAnsi="Arial" w:cs="Arial" w:eastAsia="Arial"/>
-          <w:color w:val="000000" w:themeColor="text1"/>
-          <w:sz w:val="24"/>
-          <w:szCs w:val="24"/>
-          <w:lang/>
-        </w:rPr>
-        <w:t xml:space="preserve">Invloed op dagelijkse activiteiten: ______ </w:t>
-      </w:r>
-    </w:p>
-    <w:p>
-      <w:pPr>
-        <w:rPr>
-          <w:rFonts w:ascii="Calibri" w:hAnsi="Calibri" w:cs="Calibri"/>
-          <w:color w:val="000000" w:themeColor="text1"/>
-          <w:sz w:val="24"/>
-          <w:szCs w:val="24"/>
-          <w:lang/>
-        </w:rPr>
-      </w:pPr>
-      <w:r>
-        <w:rPr>
-          <w:rFonts w:ascii="Arial" w:hAnsi="Arial" w:cs="Arial" w:eastAsia="Arial"/>
-          <w:color w:val="000000" w:themeColor="text1"/>
-          <w:sz w:val="24"/>
-          <w:szCs w:val="24"/>
-          <w:lang/>
-        </w:rPr>
-        <w:pict w14:anchorId="57B3EC93">
-          <v:rect id="_x0000_i1027" style="width:0;height:1.5pt" o:hr="t" o:hrstd="t" o:hralign="center" fillcolor="#a0a0a0" stroked="f"/>
-        </w:pict>
-      </w:r>
-    </w:p>
-    <w:p>
-      <w:pPr>
-        <w:rPr>
-          <w:rFonts w:ascii="Calibri" w:hAnsi="Calibri" w:cs="Calibri"/>
-          <w:color w:val="000000" w:themeColor="text1"/>
-          <w:sz w:val="24"/>
-          <w:szCs w:val="24"/>
-          <w:lang/>
-        </w:rPr>
-      </w:pPr>
-      <w:r>
-        <w:rPr>
-          <w:rFonts w:ascii="Arial" w:hAnsi="Arial" w:cs="Arial" w:eastAsia="Arial"/>
-          <w:color w:val="000000" w:themeColor="text1"/>
-          <w:sz w:val="24"/>
-          <w:szCs w:val="24"/>
-          <w:lang/>
-        </w:rPr>
-        <w:t>C. Tevredenheid over monitoring en feedback</w:t>
-      </w:r>
-    </w:p>
-    <w:p>
-      <w:pPr>
-        <w:rPr>
-          <w:rFonts w:ascii="Calibri" w:hAnsi="Calibri" w:cs="Calibri"/>
-          <w:color w:val="000000" w:themeColor="text1"/>
-          <w:sz w:val="24"/>
-          <w:szCs w:val="24"/>
-          <w:lang/>
-        </w:rPr>
-      </w:pPr>
-      <w:r>
-        <w:rPr>
-          <w:rFonts w:ascii="Arial" w:hAnsi="Arial" w:cs="Arial" w:eastAsia="Arial"/>
-          <w:color w:val="000000" w:themeColor="text1"/>
-          <w:sz w:val="24"/>
-          <w:szCs w:val="24"/>
-          <w:lang/>
-        </w:rPr>
-        <w:t>(bv. Orthotimer compliance sensor)</w:t>
-      </w:r>
-    </w:p>
-    <w:p>
-      <w:pPr>
-        <w:numPr>
-          <w:ilvl w:val="0"/>
-          <w:numId w:val="7"/>
-        </w:numPr>
-        <w:rPr>
-          <w:rFonts w:ascii="Calibri" w:hAnsi="Calibri" w:cs="Calibri"/>
-          <w:color w:val="000000" w:themeColor="text1"/>
-          <w:sz w:val="24"/>
-          <w:szCs w:val="24"/>
-          <w:lang/>
-        </w:rPr>
-      </w:pPr>
-      <w:r>
-        <w:rPr>
-          <w:rFonts w:ascii="Arial" w:hAnsi="Arial" w:cs="Arial" w:eastAsia="Arial"/>
-          <w:color w:val="000000" w:themeColor="text1"/>
-          <w:sz w:val="24"/>
-          <w:szCs w:val="24"/>
-          <w:lang/>
-        </w:rPr>
-        <w:t xml:space="preserve">Begrijpelijkheid van de feedback: ______ (0–10) </w:t>
-      </w:r>
-    </w:p>
-    <w:p>
-      <w:pPr>
-        <w:numPr>
-          <w:ilvl w:val="0"/>
-          <w:numId w:val="7"/>
-        </w:numPr>
-        <w:rPr>
-          <w:rFonts w:ascii="Calibri" w:hAnsi="Calibri" w:cs="Calibri"/>
-          <w:color w:val="000000" w:themeColor="text1"/>
-          <w:sz w:val="24"/>
-          <w:szCs w:val="24"/>
-          <w:lang/>
-        </w:rPr>
-      </w:pPr>
-      <w:r>
-        <w:rPr>
-          <w:rFonts w:ascii="Arial" w:hAnsi="Arial" w:cs="Arial" w:eastAsia="Arial"/>
-          <w:color w:val="000000" w:themeColor="text1"/>
-          <w:sz w:val="24"/>
-          <w:szCs w:val="24"/>
-          <w:lang/>
-        </w:rPr>
-        <w:t xml:space="preserve">Nuttigheid van de feedback: ______ (0–10) </w:t>
-      </w:r>
-    </w:p>
-    <w:p>
-      <w:pPr>
-        <w:numPr>
-          <w:ilvl w:val="0"/>
-          <w:numId w:val="7"/>
-        </w:numPr>
-        <w:rPr>
-          <w:rFonts w:ascii="Calibri" w:hAnsi="Calibri" w:cs="Calibri"/>
-          <w:color w:val="000000" w:themeColor="text1"/>
-          <w:sz w:val="24"/>
-          <w:szCs w:val="24"/>
-          <w:lang/>
-        </w:rPr>
-      </w:pPr>
-      <w:r>
-        <w:rPr>
-          <w:rFonts w:ascii="Arial" w:hAnsi="Arial" w:cs="Arial" w:eastAsia="Arial"/>
-          <w:color w:val="000000" w:themeColor="text1"/>
-          <w:sz w:val="24"/>
-          <w:szCs w:val="24"/>
-          <w:lang/>
-        </w:rPr>
-        <w:t xml:space="preserve">Helpt bij het dragen van schoeisel: ______ (0–10) </w:t>
-      </w:r>
-    </w:p>
-    <w:p>
-      <w:pPr>
-        <w:numPr>
-          <w:ilvl w:val="0"/>
-          <w:numId w:val="7"/>
-        </w:numPr>
-        <w:rPr>
-          <w:rFonts w:ascii="Calibri" w:hAnsi="Calibri" w:cs="Calibri"/>
-          <w:color w:val="000000" w:themeColor="text1"/>
-          <w:sz w:val="24"/>
-          <w:szCs w:val="24"/>
-          <w:lang/>
-        </w:rPr>
-      </w:pPr>
-      <w:r>
-        <w:rPr>
-          <w:rFonts w:ascii="Arial" w:hAnsi="Arial" w:cs="Arial" w:eastAsia="Arial"/>
-          <w:color w:val="000000" w:themeColor="text1"/>
-          <w:sz w:val="24"/>
-          <w:szCs w:val="24"/>
-          <w:lang/>
-        </w:rPr>
-        <w:t xml:space="preserve">Gevoel van ondersteuning (vs. controle): ______ (0–10) </w:t>
-      </w:r>
-    </w:p>
-    <w:p>
-      <w:pPr>
-        <w:rPr>
-          <w:rFonts w:ascii="Calibri" w:hAnsi="Calibri" w:cs="Calibri"/>
-          <w:color w:val="000000" w:themeColor="text1"/>
-          <w:sz w:val="24"/>
-          <w:szCs w:val="24"/>
-          <w:lang/>
-        </w:rPr>
-      </w:pPr>
-      <w:r>
-        <w:rPr>
-          <w:rFonts w:ascii="Arial" w:hAnsi="Arial" w:cs="Arial" w:eastAsia="Arial"/>
-          <w:color w:val="000000" w:themeColor="text1"/>
-          <w:sz w:val="24"/>
-          <w:szCs w:val="24"/>
-          <w:lang/>
-        </w:rPr>
-        <w:pict w14:anchorId="2C87A21D">
-          <v:rect id="_x0000_i1028" style="width:0;height:1.5pt" o:hr="t" o:hrstd="t" o:hralign="center" fillcolor="#a0a0a0" stroked="f"/>
-        </w:pict>
-      </w:r>
-    </w:p>
-    <w:p>
-      <w:pPr>
-        <w:rPr>
-          <w:rFonts w:ascii="Calibri" w:hAnsi="Calibri" w:cs="Calibri"/>
-          <w:color w:val="000000" w:themeColor="text1"/>
-          <w:sz w:val="24"/>
-          <w:szCs w:val="24"/>
-          <w:lang/>
-        </w:rPr>
-      </w:pPr>
-      <w:r>
-        <w:rPr>
-          <w:rFonts w:ascii="Arial" w:hAnsi="Arial" w:cs="Arial" w:eastAsia="Arial"/>
-          <w:color w:val="000000" w:themeColor="text1"/>
-          <w:sz w:val="24"/>
-          <w:szCs w:val="24"/>
-          <w:lang/>
-        </w:rPr>
-        <w:t>D. Tevredenheid over educatie</w:t>
-      </w:r>
-    </w:p>
-    <w:p>
-      <w:pPr>
-        <w:numPr>
-          <w:ilvl w:val="0"/>
-          <w:numId w:val="8"/>
-        </w:numPr>
-        <w:rPr>
-          <w:rFonts w:ascii="Calibri" w:hAnsi="Calibri" w:cs="Calibri"/>
-          <w:color w:val="000000" w:themeColor="text1"/>
-          <w:sz w:val="24"/>
-          <w:szCs w:val="24"/>
-          <w:lang/>
-        </w:rPr>
-      </w:pPr>
-      <w:r>
-        <w:rPr>
-          <w:rFonts w:ascii="Arial" w:hAnsi="Arial" w:cs="Arial" w:eastAsia="Arial"/>
-          <w:color w:val="000000" w:themeColor="text1"/>
-          <w:sz w:val="24"/>
-          <w:szCs w:val="24"/>
-          <w:lang/>
-        </w:rPr>
-        <w:t xml:space="preserve">Duidelijkheid van uitleg: ______ (0–10) </w:t>
-      </w:r>
-    </w:p>
-    <w:p>
-      <w:pPr>
-        <w:numPr>
-          <w:ilvl w:val="0"/>
-          <w:numId w:val="8"/>
-        </w:numPr>
-        <w:rPr>
-          <w:rFonts w:ascii="Calibri" w:hAnsi="Calibri" w:cs="Calibri"/>
-          <w:color w:val="000000" w:themeColor="text1"/>
-          <w:sz w:val="24"/>
-          <w:szCs w:val="24"/>
-          <w:lang/>
-        </w:rPr>
-      </w:pPr>
-      <w:r>
-        <w:rPr>
-          <w:rFonts w:ascii="Arial" w:hAnsi="Arial" w:cs="Arial" w:eastAsia="Arial"/>
-          <w:color w:val="000000" w:themeColor="text1"/>
-          <w:sz w:val="24"/>
-          <w:szCs w:val="24"/>
-          <w:lang/>
-        </w:rPr>
-        <w:t xml:space="preserve">Begrip van “waarom” schoeisel dragen: ______ (0–10) </w:t>
-      </w:r>
-    </w:p>
-    <w:p>
-      <w:pPr>
-        <w:numPr>
-          <w:ilvl w:val="0"/>
-          <w:numId w:val="8"/>
-        </w:numPr>
-        <w:rPr>
-          <w:rFonts w:ascii="Calibri" w:hAnsi="Calibri" w:cs="Calibri"/>
-          <w:color w:val="000000" w:themeColor="text1"/>
-          <w:sz w:val="24"/>
-          <w:szCs w:val="24"/>
-          <w:lang/>
-        </w:rPr>
-      </w:pPr>
-      <w:r>
-        <w:rPr>
-          <w:rFonts w:ascii="Arial" w:hAnsi="Arial" w:cs="Arial" w:eastAsia="Arial"/>
-          <w:color w:val="000000" w:themeColor="text1"/>
-          <w:sz w:val="24"/>
-          <w:szCs w:val="24"/>
-          <w:lang/>
-        </w:rPr>
-        <w:t xml:space="preserve">Begrip van “wanneer” schoeisel dragen: ______ (0–10) </w:t>
-      </w:r>
-    </w:p>
-    <w:p>
-      <w:pPr>
-        <w:numPr>
-          <w:ilvl w:val="0"/>
-          <w:numId w:val="8"/>
-        </w:numPr>
-        <w:rPr>
-          <w:rFonts w:ascii="Calibri" w:hAnsi="Calibri" w:cs="Calibri"/>
-          <w:color w:val="000000" w:themeColor="text1"/>
-          <w:sz w:val="24"/>
-          <w:szCs w:val="24"/>
-          <w:lang/>
-        </w:rPr>
-      </w:pPr>
-      <w:r>
-        <w:rPr>
-          <w:rFonts w:ascii="Arial" w:hAnsi="Arial" w:cs="Arial" w:eastAsia="Arial"/>
-          <w:color w:val="000000" w:themeColor="text1"/>
-          <w:sz w:val="24"/>
-          <w:szCs w:val="24"/>
-          <w:lang/>
-        </w:rPr>
-        <w:t xml:space="preserve">Zelfvertrouwen in eigen zorg: ______ (0–10) </w:t>
-      </w:r>
-    </w:p>
-    <w:p>
-      <w:pPr>
-        <w:rPr>
-          <w:rFonts w:ascii="Calibri" w:hAnsi="Calibri" w:cs="Calibri"/>
-          <w:color w:val="000000" w:themeColor="text1"/>
-          <w:sz w:val="24"/>
-          <w:szCs w:val="24"/>
-          <w:lang/>
-        </w:rPr>
-      </w:pPr>
-      <w:r>
-        <w:rPr>
-          <w:rFonts w:ascii="Arial" w:hAnsi="Arial" w:cs="Arial" w:eastAsia="Arial"/>
-          <w:color w:val="000000" w:themeColor="text1"/>
-          <w:sz w:val="24"/>
-          <w:szCs w:val="24"/>
-          <w:lang/>
-        </w:rPr>
-        <w:pict w14:anchorId="6A62FCC9">
-          <v:rect id="_x0000_i1029" style="width:0;height:1.5pt" o:hr="t" o:hrstd="t" o:hralign="center" fillcolor="#a0a0a0" stroked="f"/>
-        </w:pict>
-      </w:r>
-    </w:p>
-    <w:p>
-      <w:pPr>
-        <w:rPr>
-          <w:rFonts w:ascii="Calibri" w:hAnsi="Calibri" w:cs="Calibri"/>
-          <w:color w:val="000000" w:themeColor="text1"/>
-          <w:sz w:val="24"/>
-          <w:szCs w:val="24"/>
-          <w:lang/>
-        </w:rPr>
-      </w:pPr>
-      <w:r>
-        <w:rPr>
-          <w:rFonts w:ascii="Arial" w:hAnsi="Arial" w:cs="Arial" w:eastAsia="Arial"/>
-          <w:color w:val="000000" w:themeColor="text1"/>
-          <w:sz w:val="24"/>
-          <w:szCs w:val="24"/>
-          <w:lang/>
-        </w:rPr>
-        <w:t>E. Ervaren belasting</w:t>
-      </w:r>
-    </w:p>
-    <w:p>
-      <w:pPr>
-        <w:numPr>
-          <w:ilvl w:val="0"/>
-          <w:numId w:val="9"/>
-        </w:numPr>
-        <w:rPr>
-          <w:rFonts w:ascii="Calibri" w:hAnsi="Calibri" w:cs="Calibri"/>
-          <w:color w:val="000000" w:themeColor="text1"/>
-          <w:sz w:val="24"/>
-          <w:szCs w:val="24"/>
-          <w:lang/>
-        </w:rPr>
-      </w:pPr>
-      <w:r>
-        <w:rPr>
-          <w:rFonts w:ascii="Arial" w:hAnsi="Arial" w:cs="Arial" w:eastAsia="Arial"/>
-          <w:color w:val="000000" w:themeColor="text1"/>
-          <w:sz w:val="24"/>
-          <w:szCs w:val="24"/>
-          <w:lang/>
-        </w:rPr>
-        <w:t xml:space="preserve">Last van het dragen van schoeisel: ______ (0–10) </w:t>
-      </w:r>
-    </w:p>
-    <w:p>
-      <w:pPr>
-        <w:numPr>
-          <w:ilvl w:val="0"/>
-          <w:numId w:val="9"/>
-        </w:numPr>
-        <w:rPr>
-          <w:rFonts w:ascii="Calibri" w:hAnsi="Calibri" w:cs="Calibri"/>
-          <w:color w:val="000000" w:themeColor="text1"/>
-          <w:sz w:val="24"/>
-          <w:szCs w:val="24"/>
-          <w:lang/>
-        </w:rPr>
-      </w:pPr>
-      <w:r>
-        <w:rPr>
-          <w:rFonts w:ascii="Arial" w:hAnsi="Arial" w:cs="Arial" w:eastAsia="Arial"/>
-          <w:color w:val="000000" w:themeColor="text1"/>
-          <w:sz w:val="24"/>
-          <w:szCs w:val="24"/>
-          <w:lang/>
-        </w:rPr>
-        <w:t xml:space="preserve">Praktische hinder (aan/uitdoen, combineren met kleding): ______ </w:t>
-      </w:r>
-    </w:p>
-    <w:p>
-      <w:pPr>
-        <w:numPr>
-          <w:ilvl w:val="0"/>
-          <w:numId w:val="9"/>
-        </w:numPr>
-        <w:rPr>
-          <w:rFonts w:ascii="Calibri" w:hAnsi="Calibri" w:cs="Calibri"/>
-          <w:color w:val="000000" w:themeColor="text1"/>
-          <w:sz w:val="24"/>
-          <w:szCs w:val="24"/>
-          <w:lang/>
-        </w:rPr>
-      </w:pPr>
-      <w:r>
-        <w:rPr>
-          <w:rFonts w:ascii="Arial" w:hAnsi="Arial" w:cs="Arial" w:eastAsia="Arial"/>
-          <w:color w:val="000000" w:themeColor="text1"/>
-          <w:sz w:val="24"/>
-          <w:szCs w:val="24"/>
-          <w:lang/>
-        </w:rPr>
-        <w:t xml:space="preserve">Beperking in dagelijks leven: ______ </w:t>
-      </w:r>
-    </w:p>
-    <w:p>
-      <w:pPr>
-        <w:rPr>
-          <w:rFonts w:ascii="Calibri" w:hAnsi="Calibri" w:cs="Calibri"/>
-          <w:color w:val="000000" w:themeColor="text1"/>
-          <w:sz w:val="24"/>
-          <w:szCs w:val="24"/>
-          <w:lang/>
-        </w:rPr>
-      </w:pPr>
-      <w:r>
-        <w:rPr>
-          <w:rFonts w:ascii="Arial" w:hAnsi="Arial" w:cs="Arial" w:eastAsia="Arial"/>
-          <w:color w:val="000000" w:themeColor="text1"/>
-          <w:sz w:val="24"/>
-          <w:szCs w:val="24"/>
-          <w:lang/>
-        </w:rPr>
-        <w:pict w14:anchorId="7288AB72">
-          <v:rect id="_x0000_i1030" style="width:0;height:1.5pt" o:hr="t" o:hrstd="t" o:hralign="center" fillcolor="#a0a0a0" stroked="f"/>
-        </w:pict>
-      </w:r>
-    </w:p>
-    <w:p>
-      <w:pPr>
-        <w:rPr>
-          <w:rFonts w:ascii="Calibri" w:hAnsi="Calibri" w:cs="Calibri"/>
-          <w:color w:val="000000" w:themeColor="text1"/>
-          <w:sz w:val="24"/>
-          <w:szCs w:val="24"/>
-          <w:lang/>
-        </w:rPr>
-      </w:pPr>
-      <w:r>
-        <w:rPr>
-          <w:rFonts w:ascii="Arial" w:hAnsi="Arial" w:cs="Arial" w:eastAsia="Arial"/>
-          <w:color w:val="000000" w:themeColor="text1"/>
-          <w:sz w:val="24"/>
-          <w:szCs w:val="24"/>
-          <w:lang/>
-        </w:rPr>
-        <w:t>F. Gepercipieerde effectiviteit</w:t>
-      </w:r>
-    </w:p>
-    <w:p>
-      <w:pPr>
-        <w:numPr>
-          <w:ilvl w:val="0"/>
-          <w:numId w:val="10"/>
-        </w:numPr>
-        <w:rPr>
-          <w:rFonts w:ascii="Calibri" w:hAnsi="Calibri" w:cs="Calibri"/>
-          <w:color w:val="000000" w:themeColor="text1"/>
-          <w:sz w:val="24"/>
-          <w:szCs w:val="24"/>
-          <w:lang/>
-        </w:rPr>
-      </w:pPr>
-      <w:r>
-        <w:rPr>
-          <w:rFonts w:ascii="Arial" w:hAnsi="Arial" w:cs="Arial" w:eastAsia="Arial"/>
-          <w:color w:val="000000" w:themeColor="text1"/>
-          <w:sz w:val="24"/>
-          <w:szCs w:val="24"/>
-          <w:lang/>
-        </w:rPr>
-        <w:t xml:space="preserve">Vertrouwen dat dit voetproblemen voorkomt: ______ (0–10) </w:t>
-      </w:r>
-    </w:p>
-    <w:p>
-      <w:pPr>
-        <w:numPr>
-          <w:ilvl w:val="0"/>
-          <w:numId w:val="10"/>
-        </w:numPr>
-        <w:rPr>
-          <w:rFonts w:ascii="Calibri" w:hAnsi="Calibri" w:cs="Calibri"/>
-          <w:color w:val="000000" w:themeColor="text1"/>
-          <w:sz w:val="24"/>
-          <w:szCs w:val="24"/>
-          <w:lang/>
-        </w:rPr>
-      </w:pPr>
-      <w:r>
-        <w:rPr>
-          <w:rFonts w:ascii="Arial" w:hAnsi="Arial" w:cs="Arial" w:eastAsia="Arial"/>
-          <w:color w:val="000000" w:themeColor="text1"/>
-          <w:sz w:val="24"/>
-          <w:szCs w:val="24"/>
-          <w:lang/>
-        </w:rPr>
-        <w:t xml:space="preserve">Gevoel van veiligheid bij gebruik: ______ (0–10) </w:t>
-      </w:r>
-    </w:p>
-    <w:p>
-      <w:pPr>
-        <w:rPr>
-          <w:rFonts w:ascii="Calibri" w:hAnsi="Calibri" w:cs="Calibri"/>
-          <w:color w:val="000000" w:themeColor="text1"/>
-          <w:sz w:val="24"/>
-          <w:szCs w:val="24"/>
-          <w:lang/>
-        </w:rPr>
-      </w:pPr>
-      <w:r>
-        <w:rPr>
-          <w:rFonts w:ascii="Arial" w:hAnsi="Arial" w:cs="Arial" w:eastAsia="Arial"/>
-          <w:color w:val="000000" w:themeColor="text1"/>
-          <w:sz w:val="24"/>
-          <w:szCs w:val="24"/>
-          <w:lang/>
-        </w:rPr>
-        <w:pict w14:anchorId="00261AFF">
-          <v:rect id="_x0000_i1031" style="width:0;height:1.5pt" o:hr="t" o:hrstd="t" o:hralign="center" fillcolor="#a0a0a0" stroked="f"/>
-        </w:pict>
-      </w:r>
-    </w:p>
-    <w:p>
-      <w:pPr>
-        <w:rPr>
-          <w:rFonts w:ascii="Calibri" w:hAnsi="Calibri" w:cs="Calibri"/>
-          <w:color w:val="000000" w:themeColor="text1"/>
-          <w:sz w:val="24"/>
-          <w:szCs w:val="24"/>
-          <w:lang/>
-        </w:rPr>
-      </w:pPr>
-      <w:r>
-        <w:rPr>
-          <w:rFonts w:ascii="Arial" w:hAnsi="Arial" w:cs="Arial" w:eastAsia="Arial"/>
-          <w:color w:val="000000" w:themeColor="text1"/>
-          <w:sz w:val="24"/>
-          <w:szCs w:val="24"/>
-          <w:lang/>
-        </w:rPr>
-        <w:t>G. Algemene beoordeling</w:t>
-      </w:r>
-    </w:p>
-    <w:p>
-      <w:pPr>
-        <w:numPr>
-          <w:ilvl w:val="0"/>
-          <w:numId w:val="11"/>
-        </w:numPr>
-        <w:rPr>
-          <w:rFonts w:ascii="Calibri" w:hAnsi="Calibri" w:cs="Calibri"/>
-          <w:color w:val="000000" w:themeColor="text1"/>
-          <w:sz w:val="24"/>
-          <w:szCs w:val="24"/>
-          <w:lang/>
-        </w:rPr>
-      </w:pPr>
-      <w:r>
-        <w:rPr>
-          <w:rFonts w:ascii="Arial" w:hAnsi="Arial" w:cs="Arial" w:eastAsia="Arial"/>
-          <w:color w:val="000000" w:themeColor="text1"/>
-          <w:sz w:val="24"/>
-          <w:szCs w:val="24"/>
-          <w:lang/>
-        </w:rPr>
-        <w:t xml:space="preserve">Algemene tevredenheid over de aanpak: ______ (0–10) </w:t>
-      </w:r>
-    </w:p>
-    <w:p>
-      <w:pPr>
-        <w:numPr>
-          <w:ilvl w:val="0"/>
-          <w:numId w:val="11"/>
-        </w:numPr>
-        <w:rPr>
-          <w:rFonts w:ascii="Calibri" w:hAnsi="Calibri" w:cs="Calibri"/>
-          <w:color w:val="000000" w:themeColor="text1"/>
-          <w:sz w:val="24"/>
-          <w:szCs w:val="24"/>
-          <w:lang/>
-        </w:rPr>
-      </w:pPr>
-      <w:r>
-        <w:rPr>
-          <w:rFonts w:ascii="Arial" w:hAnsi="Arial" w:cs="Arial" w:eastAsia="Arial"/>
-          <w:color w:val="000000" w:themeColor="text1"/>
-          <w:sz w:val="24"/>
-          <w:szCs w:val="24"/>
-          <w:lang/>
-        </w:rPr>
-        <w:t xml:space="preserve">Zou u deze aanpak aanbevelen? ______ (0–10) </w:t>
-      </w:r>
-    </w:p>
-    <w:p>
-      <w:pPr>
-        <w:rPr>
-          <w:rFonts w:ascii="Calibri" w:hAnsi="Calibri" w:cs="Calibri"/>
-          <w:color w:val="000000" w:themeColor="text1"/>
-          <w:sz w:val="24"/>
-          <w:szCs w:val="24"/>
-          <w:lang/>
-        </w:rPr>
-      </w:pPr>
-      <w:r>
-        <w:rPr>
-          <w:rFonts w:ascii="Arial" w:hAnsi="Arial" w:cs="Arial" w:eastAsia="Arial"/>
-          <w:color w:val="000000" w:themeColor="text1"/>
-          <w:sz w:val="24"/>
-          <w:szCs w:val="24"/>
-          <w:lang/>
-        </w:rPr>
-        <w:pict w14:anchorId="50E64F60">
-          <v:rect id="_x0000_i1032" style="width:0;height:1.5pt" o:hr="t" o:hrstd="t" o:hralign="center" fillcolor="#a0a0a0" stroked="f"/>
-        </w:pict>
-      </w:r>
-    </w:p>
-    <w:p>
-      <w:pPr>
-        <w:rPr>
-          <w:rFonts w:ascii="Calibri" w:hAnsi="Calibri" w:cs="Calibri"/>
-          <w:color w:val="000000" w:themeColor="text1"/>
-          <w:sz w:val="24"/>
-          <w:szCs w:val="24"/>
-          <w:lang/>
-        </w:rPr>
-      </w:pPr>
-      <w:r>
-        <w:rPr>
-          <w:rFonts w:ascii="Arial" w:hAnsi="Arial" w:cs="Arial" w:eastAsia="Arial"/>
-          <w:color w:val="000000" w:themeColor="text1"/>
-          <w:sz w:val="24"/>
-          <w:szCs w:val="24"/>
-          <w:lang/>
-        </w:rPr>
-        <w:t>H. Open vragen</w:t>
-      </w:r>
-    </w:p>
-    <w:p>
-      <w:pPr>
-        <w:rPr>
-          <w:rFonts w:ascii="Calibri" w:hAnsi="Calibri" w:cs="Calibri"/>
-          <w:color w:val="000000" w:themeColor="text1"/>
-          <w:sz w:val="24"/>
-          <w:szCs w:val="24"/>
-          <w:lang/>
-        </w:rPr>
-      </w:pPr>
-      <w:r>
-        <w:rPr>
-          <w:rFonts w:ascii="Arial" w:hAnsi="Arial" w:cs="Arial" w:eastAsia="Arial"/>
-          <w:color w:val="000000" w:themeColor="text1"/>
-          <w:sz w:val="24"/>
-          <w:szCs w:val="24"/>
-          <w:lang/>
-        </w:rPr>
-        <w:t>Wat vindt u het meest nuttig aan deze aanpak?</w:t>
-      </w:r>
-    </w:p>
-    <w:p>
-      <w:pPr>
-        <w:rPr>
-          <w:rFonts w:ascii="Calibri" w:hAnsi="Calibri" w:cs="Calibri"/>
-          <w:color w:val="000000" w:themeColor="text1"/>
-          <w:sz w:val="24"/>
-          <w:szCs w:val="24"/>
-          <w:lang/>
-        </w:rPr>
-      </w:pPr>
-      <w:r>
-        <w:rPr>
-          <w:rFonts w:ascii="Arial" w:hAnsi="Arial" w:cs="Arial" w:eastAsia="Arial"/>
-          <w:color w:val="000000" w:themeColor="text1"/>
-          <w:sz w:val="24"/>
-          <w:szCs w:val="24"/>
-          <w:lang/>
-        </w:rPr>
-        <w:pict w14:anchorId="2E7FEC32">
-          <v:rect id="_x0000_i1033" style="width:0;height:1.5pt" o:hr="t" o:hrstd="t" o:hralign="center" fillcolor="#a0a0a0" stroked="f"/>
-        </w:pict>
-      </w:r>
-    </w:p>
-    <w:p>
-      <w:pPr>
-        <w:rPr>
-          <w:rFonts w:ascii="Calibri" w:hAnsi="Calibri" w:cs="Calibri"/>
-          <w:color w:val="000000" w:themeColor="text1"/>
-          <w:sz w:val="24"/>
-          <w:szCs w:val="24"/>
-          <w:lang/>
-        </w:rPr>
-      </w:pPr>
-      <w:r>
-        <w:rPr>
-          <w:rFonts w:ascii="Arial" w:hAnsi="Arial" w:cs="Arial" w:eastAsia="Arial"/>
-          <w:color w:val="000000" w:themeColor="text1"/>
-          <w:sz w:val="24"/>
-          <w:szCs w:val="24"/>
-          <w:lang/>
-        </w:rPr>
-        <w:t>Wat zou u verbeteren?</w:t>
-      </w:r>
-    </w:p>
-    <w:p>
-      <w:pPr>
-        <w:rPr>
-          <w:rFonts w:ascii="Calibri" w:hAnsi="Calibri" w:cs="Calibri"/>
-          <w:color w:val="000000" w:themeColor="text1"/>
-          <w:sz w:val="24"/>
-          <w:szCs w:val="24"/>
-          <w:lang/>
-        </w:rPr>
-      </w:pPr>
-      <w:r>
-        <w:rPr>
-          <w:rFonts w:ascii="Arial" w:hAnsi="Arial" w:cs="Arial" w:eastAsia="Arial"/>
-          <w:color w:val="000000" w:themeColor="text1"/>
-          <w:sz w:val="24"/>
-          <w:szCs w:val="24"/>
-          <w:lang/>
-        </w:rPr>
-        <w:pict w14:anchorId="7C95059D">
-          <v:rect id="_x0000_i1034" style="width:0;height:1.5pt" o:hr="t" o:hrstd="t" o:hralign="center" fillcolor="#a0a0a0" stroked="f"/>
-        </w:pict>
-      </w:r>
-    </w:p>
-    <w:p>
-      <w:pPr>
-        <w:rPr>
-          <w:rFonts w:ascii="Calibri" w:hAnsi="Calibri" w:cs="Calibri"/>
-          <w:color w:val="000000" w:themeColor="text1"/>
-          <w:sz w:val="24"/>
-          <w:szCs w:val="24"/>
-          <w:lang/>
-        </w:rPr>
-      </w:pPr>
-      <w:r>
-        <w:rPr>
-          <w:rFonts w:ascii="Arial" w:hAnsi="Arial" w:cs="Arial" w:eastAsia="Arial"/>
-          <w:color w:val="000000" w:themeColor="text1"/>
-          <w:sz w:val="24"/>
-          <w:szCs w:val="24"/>
-          <w:lang/>
-        </w:rPr>
-        <w:pict w14:anchorId="7C0554DD">
-          <v:rect id="_x0000_i1035" style="width:0;height:1.5pt" o:hr="t" o:hrstd="t" o:hralign="center" fillcolor="#a0a0a0" stroked="f"/>
-        </w:pict>
-      </w:r>
-    </w:p>
-    <w:p>
-      <w:pPr>
-        <w:rPr>
-          <w:rFonts w:ascii="Calibri" w:hAnsi="Calibri" w:cs="Calibri"/>
-          <w:color w:val="000000" w:themeColor="text1"/>
-          <w:sz w:val="24"/>
-          <w:szCs w:val="24"/>
-          <w:lang/>
-        </w:rPr>
-      </w:pPr>
-      <w:r>
-        <w:rPr>
-          <w:rFonts w:ascii="Arial" w:hAnsi="Arial" w:cs="Arial" w:eastAsia="Arial"/>
-          <w:color w:val="000000" w:themeColor="text1"/>
-          <w:sz w:val="24"/>
-          <w:szCs w:val="24"/>
-          <w:lang/>
-        </w:rPr>
-        <w:t>Gebruik in jouw studie</w:t>
-      </w:r>
-    </w:p>
-    <w:p>
-      <w:pPr>
-        <w:spacing w:after="120" w:line="360" w:lineRule="auto"/>
-        <w:jc w:val="center"/>
-        <w:rPr>
-          <w:rFonts w:ascii="Calibri" w:hAnsi="Calibri" w:cs="Calibri"/>
-          <w:b/>
-          <w:bCs/>
-          <w:sz w:val="24"/>
-          <w:szCs w:val="24"/>
-        </w:rPr>
-      </w:pPr>
-    </w:p>
-    <w:p>
-      <w:pPr>
-        <w:pStyle w:val="ListParagraph"/>
-        <w:spacing w:line="240" w:lineRule="auto"/>
-        <w:ind w:left="1080"/>
-        <w:jc w:val="center"/>
         <w:rPr>
           <w:lang w:val="nl-NL"/>
         </w:rPr>
       </w:pPr>
+    </w:p>
+    <w:p>
+      <w:pPr>
+        <w:rPr>
+          <w:lang w:val="nl-NL"/>
+        </w:rPr>
+      </w:pPr>
+    </w:p>
+    <w:p>
+      <w:pPr>
+        <w:rPr>
+          <w:noProof/>
+          <w:lang w:val="nl-NL"/>
+        </w:rPr>
+      </w:pPr>
+    </w:p>
+    <w:p>
+      <w:pPr>
+        <w:tabs>
+          <w:tab w:val="left" w:pos="7470"/>
+        </w:tabs>
+        <w:rPr>
+          <w:lang w:val="nl-NL"/>
+        </w:rPr>
+      </w:pPr>
+      <w:r>
+        <w:rPr>
+          <w:lang w:val="nl-NL"/>
+        </w:rPr>
+        <w:tab/>
+      </w:r>
     </w:p>
     <w:sectPr>
       <w:headerReference w:type="even" r:id="rId11"/>
@@ -2442,7 +221,7 @@
       <w:footerReference w:type="default" r:id="rId14"/>
       <w:headerReference w:type="first" r:id="rId15"/>
       <w:footerReference w:type="first" r:id="rId16"/>
-      <w:pgSz w:w="11906" w:h="16838" w:orient="portrait"/>
+      <w:pgSz w:w="11906" w:h="16838"/>
       <w:pgMar w:top="1440" w:right="1440" w:bottom="1440" w:left="1440" w:header="708" w:footer="708" w:gutter="0"/>
       <w:cols w:space="708"/>
       <w:docGrid w:linePitch="360"/>
@@ -2451,196 +230,6 @@
 </w:document>
 </file>
 
-<file path=word/comments.xml><?xml version="1.0" encoding="utf-8"?>
-<w:comments xmlns:wpc="http://schemas.microsoft.com/office/word/2010/wordprocessingCanvas" xmlns:cx="http://schemas.microsoft.com/office/drawing/2014/chartex" xmlns:cx1="http://schemas.microsoft.com/office/drawing/2015/9/8/chartex" xmlns:cx2="http://schemas.microsoft.com/office/drawing/2015/10/21/chartex" xmlns:cx3="http://schemas.microsoft.com/office/drawing/2016/5/9/chartex" xmlns:cx4="http://schemas.microsoft.com/office/drawing/2016/5/10/chartex" xmlns:cx5="http://schemas.microsoft.com/office/drawing/2016/5/11/chartex" xmlns:cx6="http://schemas.microsoft.com/office/drawing/2016/5/12/chartex" xmlns:cx7="http://schemas.microsoft.com/office/drawing/2016/5/13/chartex" xmlns:cx8="http://schemas.microsoft.com/office/drawing/2016/5/14/chartex" xmlns:mc="http://schemas.openxmlformats.org/markup-compatibility/2006" xmlns:aink="http://schemas.microsoft.com/office/drawing/2016/ink" xmlns:am3d="http://schemas.microsoft.com/office/drawing/2017/model3d" xmlns:o="urn:schemas-microsoft-com:office:office" xmlns:oel="http://schemas.microsoft.com/office/2019/extlst" xmlns:r="http://schemas.openxmlformats.org/officeDocument/2006/relationships" xmlns:m="http://schemas.openxmlformats.org/officeDocument/2006/math" xmlns:v="urn:schemas-microsoft-com:vml" xmlns:wp14="http://schemas.microsoft.com/office/word/2010/wordprocessingDrawing" xmlns:wp="http://schemas.openxmlformats.org/drawingml/2006/wordprocessingDrawing" xmlns:w10="urn:schemas-microsoft-com:office:word" xmlns:w="http://schemas.openxmlformats.org/wordprocessingml/2006/main" xmlns:w14="http://schemas.microsoft.com/office/word/2010/wordml" xmlns:w15="http://schemas.microsoft.com/office/word/2012/wordml" xmlns:w16cex="http://schemas.microsoft.com/office/word/2018/wordml/cex" xmlns:w16cid="http://schemas.microsoft.com/office/word/2016/wordml/cid" xmlns:w16="http://schemas.microsoft.com/office/word/2018/wordml" xmlns:w16du="http://schemas.microsoft.com/office/word/2023/wordml/word16du" xmlns:w16sdtdh="http://schemas.microsoft.com/office/word/2020/wordml/sdtdatahash" xmlns:w16sdtfl="http://schemas.microsoft.com/office/word/2024/wordml/sdtformatlock" xmlns:w16se="http://schemas.microsoft.com/office/word/2015/wordml/symex" xmlns:wpg="http://schemas.microsoft.com/office/word/2010/wordprocessingGroup" xmlns:wpi="http://schemas.microsoft.com/office/word/2010/wordprocessingInk" xmlns:wne="http://schemas.microsoft.com/office/word/2006/wordml" xmlns:wps="http://schemas.microsoft.com/office/word/2010/wordprocessingShape" mc:Ignorable="w14 w15 w16se w16cid w16 w16cex w16sdtdh w16sdtfl w16du wp14">
-  <w:comment w:initials="KD" w:author="Kevin Deschamps" w:date="2026-03-26T12:06:00Z" w:id="0">
-    <w:p>
-      <w:pPr>
-        <w:pStyle w:val="CommentText"/>
-      </w:pPr>
-      <w:r>
-        <w:rPr>
-          <w:rStyle w:val="CommentReference"/>
-        </w:rPr>
-        <w:annotationRef/>
-      </w:r>
-      <w:r>
-        <w:t xml:space="preserve">Voorstel om de CSQ te gebruiken + een toevoeging te doen zie sectie 2 </w:t>
-      </w:r>
-    </w:p>
-  </w:comment>
-  <w:comment w:initials="KD" w:author="Kevin Deschamps" w:date="2026-03-26T12:07:00Z" w:id="1">
-    <w:p>
-      <w:pPr>
-        <w:pStyle w:val="CommentText"/>
-      </w:pPr>
-      <w:r>
-        <w:rPr>
-          <w:rStyle w:val="CommentReference"/>
-        </w:rPr>
-        <w:annotationRef/>
-      </w:r>
-      <w:r>
-        <w:t>Bijkomend gedeelte aan de CSQ-8</w:t>
-      </w:r>
-    </w:p>
-  </w:comment>
-  <w:comment xmlns:w="http://schemas.openxmlformats.org/wordprocessingml/2006/main" w:initials="FD" w:author="Fabienne Dobbels" w:date="2026-06-19T09:03:29" w:id="364800865">
-    <w:p xmlns:w14="http://schemas.microsoft.com/office/word/2010/wordml" xmlns:w="http://schemas.openxmlformats.org/wordprocessingml/2006/main">
-      <w:pPr>
-        <w:pStyle w:val="CommentText"/>
-      </w:pPr>
-      <w:r>
-        <w:rPr>
-          <w:rStyle w:val="CommentReference"/>
-        </w:rPr>
-        <w:annotationRef/>
-      </w:r>
-      <w:r>
-        <w:t xml:space="preserve">toestemming nodig van ontwikkelaars! Is dit formele vertaling? </w:t>
-      </w:r>
-    </w:p>
-  </w:comment>
-  <w:comment xmlns:w="http://schemas.openxmlformats.org/wordprocessingml/2006/main" w:initials="FD" w:author="Fabienne Dobbels" w:date="2026-06-19T09:03:59" w:id="930200364">
-    <w:p xmlns:w14="http://schemas.microsoft.com/office/word/2010/wordml" xmlns:w="http://schemas.openxmlformats.org/wordprocessingml/2006/main">
-      <w:pPr>
-        <w:pStyle w:val="CommentText"/>
-      </w:pPr>
-      <w:r>
-        <w:rPr>
-          <w:rStyle w:val="CommentReference"/>
-        </w:rPr>
-        <w:annotationRef/>
-      </w:r>
-      <w:r>
-        <w:t>This survey uses items and item responses from the Client Satisfaction Questionnaire-8, in English (TMS.180S) by permission of the copyright holder. Copyright©2015. Clifford Attkisson, Ph.D. Use, transfer, copying, reproduction, merger, translation, modification, or enhancement (in any version, format, and/or media including electronic), in whole or in part, is forbidden without written permission by Dr. Attkisson. Contact: Info@CSQscales.com</w:t>
-      </w:r>
-    </w:p>
-    <w:p xmlns:w14="http://schemas.microsoft.com/office/word/2010/wordml" xmlns:w="http://schemas.openxmlformats.org/wordprocessingml/2006/main">
-      <w:pPr>
-        <w:pStyle w:val="CommentText"/>
-      </w:pPr>
-    </w:p>
-    <w:p xmlns:w14="http://schemas.microsoft.com/office/word/2010/wordml" xmlns:w="http://schemas.openxmlformats.org/wordprocessingml/2006/main">
-      <w:pPr>
-        <w:pStyle w:val="CommentText"/>
-      </w:pPr>
-    </w:p>
-  </w:comment>
-  <w:comment xmlns:w="http://schemas.openxmlformats.org/wordprocessingml/2006/main" w:initials="FD" w:author="Fabienne Dobbels" w:date="2026-06-19T09:12:13" w:id="1074877299">
-    <w:p xmlns:w14="http://schemas.microsoft.com/office/word/2010/wordml" xmlns:w="http://schemas.openxmlformats.org/wordprocessingml/2006/main">
-      <w:pPr>
-        <w:pStyle w:val="CommentText"/>
-      </w:pPr>
-      <w:r>
-        <w:rPr>
-          <w:rStyle w:val="CommentReference"/>
-        </w:rPr>
-        <w:annotationRef/>
-      </w:r>
-      <w:r>
-        <w:t>anderzijds vind ik op volgende side dat gebruik gratis is voor Nederlandse versie:</w:t>
-      </w:r>
-    </w:p>
-    <w:p xmlns:w14="http://schemas.microsoft.com/office/word/2010/wordml" xmlns:w="http://schemas.openxmlformats.org/wordprocessingml/2006/main">
-      <w:pPr>
-        <w:pStyle w:val="CommentText"/>
-      </w:pPr>
-      <w:r>
-        <w:t>https://pubmed.ncbi.nlm.nih.gov/10267266/</w:t>
-      </w:r>
-    </w:p>
-  </w:comment>
-  <w:comment xmlns:w="http://schemas.openxmlformats.org/wordprocessingml/2006/main" w:initials="FD" w:author="Fabienne Dobbels" w:date="2026-06-19T09:13:57" w:id="617248136">
-    <w:p xmlns:w14="http://schemas.microsoft.com/office/word/2010/wordml" xmlns:w="http://schemas.openxmlformats.org/wordprocessingml/2006/main">
-      <w:pPr>
-        <w:pStyle w:val="CommentText"/>
-      </w:pPr>
-      <w:r>
-        <w:rPr>
-          <w:rStyle w:val="CommentReference"/>
-        </w:rPr>
-        <w:annotationRef/>
-      </w:r>
-      <w:r>
-        <w:t>is wel voor tevredenheid met mental health interventies, maar lijkt me wel bruikbaar?</w:t>
-      </w:r>
-    </w:p>
-  </w:comment>
-  <w:comment xmlns:w="http://schemas.openxmlformats.org/wordprocessingml/2006/main" w:initials="FD" w:author="Fabienne Dobbels" w:date="2026-06-19T09:56:36" w:id="1510747207">
-    <w:p xmlns:w14="http://schemas.microsoft.com/office/word/2010/wordml" xmlns:w="http://schemas.openxmlformats.org/wordprocessingml/2006/main">
-      <w:pPr>
-        <w:pStyle w:val="CommentText"/>
-      </w:pPr>
-      <w:r>
-        <w:rPr>
-          <w:rStyle w:val="CommentReference"/>
-        </w:rPr>
-        <w:annotationRef/>
-      </w:r>
-      <w:r>
-        <w:t>hier QUE van Janninck gebruiken? Is gevalideerd en iets uitgebreider, maar maakt ook gebruik van VAS schaal. Dient enkel op einde van de studie te worden bevraagd of sommige onderdelen ook tussenin? zie apart worddocument</w:t>
-      </w:r>
-    </w:p>
-  </w:comment>
-  <w:comment xmlns:w="http://schemas.openxmlformats.org/wordprocessingml/2006/main" w:initials="FD" w:author="Fabienne Dobbels" w:date="2026-06-19T10:37:01" w:id="429272340">
-    <w:p xmlns:w14="http://schemas.microsoft.com/office/word/2010/wordml" xmlns:w="http://schemas.openxmlformats.org/wordprocessingml/2006/main">
-      <w:pPr>
-        <w:pStyle w:val="CommentText"/>
-      </w:pPr>
-      <w:r>
-        <w:rPr>
-          <w:rStyle w:val="CommentReference"/>
-        </w:rPr>
-        <w:annotationRef/>
-      </w:r>
-      <w:r>
-        <w:t xml:space="preserve">vraag is alleen of dit zelfde schaal is van van Netten "Monitor Orthopaedic Shoes" (2010); lijkt zelfde inhoud te hebben, inclusief beschrijving van adherence vragen. </w:t>
-      </w:r>
-    </w:p>
-  </w:comment>
-</w:comments>
-</file>
-
-<file path=word/commentsExtended.xml><?xml version="1.0" encoding="utf-8"?>
-<w15:commentsEx xmlns:mc="http://schemas.openxmlformats.org/markup-compatibility/2006" xmlns:w15="http://schemas.microsoft.com/office/word/2012/wordml" mc:Ignorable="w15">
-  <w15:commentEx w15:done="1" w15:paraId="6071A914"/>
-  <w15:commentEx w15:done="0" w15:paraId="037046BA"/>
-  <w15:commentEx w15:done="0" w15:paraId="6CA3B20A"/>
-  <w15:commentEx w15:done="0" w15:paraId="272E273A" w15:paraIdParent="6CA3B20A"/>
-  <w15:commentEx w15:done="0" w15:paraId="7EDCB481" w15:paraIdParent="6CA3B20A"/>
-  <w15:commentEx w15:done="0" w15:paraId="2215C2FC" w15:paraIdParent="6CA3B20A"/>
-  <w15:commentEx w15:done="0" w15:paraId="59E4C8FD"/>
-  <w15:commentEx w15:done="0" w15:paraId="202D6F6F" w15:paraIdParent="59E4C8FD"/>
-</w15:commentsEx>
-</file>
-
-<file path=word/commentsExtensible.xml><?xml version="1.0" encoding="utf-8"?>
-<w16cex:commentsExtensible xmlns:w16="http://schemas.microsoft.com/office/word/2018/wordml" xmlns:w16cex="http://schemas.microsoft.com/office/word/2018/wordml/cex" xmlns:mc="http://schemas.openxmlformats.org/markup-compatibility/2006" mc:Ignorable="w16 w16cex">
-  <w16cex:commentExtensible w16cex:durableId="788B4B90" w16cex:dateUtc="2026-03-26T11:06:00Z"/>
-  <w16cex:commentExtensible w16cex:durableId="32D4CC6D" w16cex:dateUtc="2026-03-26T11:07:00Z"/>
-  <w16cex:commentExtensible w16cex:durableId="0005965D" w16cex:dateUtc="2026-06-19T07:03:29.8Z"/>
-  <w16cex:commentExtensible w16cex:durableId="731030D1" w16cex:dateUtc="2026-06-19T07:03:59.604Z"/>
-  <w16cex:commentExtensible w16cex:durableId="00C59BCE" w16cex:dateUtc="2026-06-19T07:12:13.416Z"/>
-  <w16cex:commentExtensible w16cex:durableId="0AFD6B9B" w16cex:dateUtc="2026-06-19T07:13:57.45Z"/>
-  <w16cex:commentExtensible w16cex:durableId="7DCAC417" w16cex:dateUtc="2026-06-19T07:56:36.46Z"/>
-  <w16cex:commentExtensible w16cex:durableId="10FAB043" w16cex:dateUtc="2026-06-19T08:37:01.365Z"/>
-</w16cex:commentsExtensible>
-</file>
-
-<file path=word/commentsIds.xml><?xml version="1.0" encoding="utf-8"?>
-<w16cid:commentsIds xmlns:mc="http://schemas.openxmlformats.org/markup-compatibility/2006" xmlns:w16cid="http://schemas.microsoft.com/office/word/2016/wordml/cid" mc:Ignorable="w16cid">
-  <w16cid:commentId w16cid:paraId="6071A914" w16cid:durableId="788B4B90"/>
-  <w16cid:commentId w16cid:paraId="037046BA" w16cid:durableId="32D4CC6D"/>
-  <w16cid:commentId w16cid:paraId="6CA3B20A" w16cid:durableId="0005965D"/>
-  <w16cid:commentId w16cid:paraId="272E273A" w16cid:durableId="731030D1"/>
-  <w16cid:commentId w16cid:paraId="7EDCB481" w16cid:durableId="00C59BCE"/>
-  <w16cid:commentId w16cid:paraId="2215C2FC" w16cid:durableId="0AFD6B9B"/>
-  <w16cid:commentId w16cid:paraId="59E4C8FD" w16cid:durableId="7DCAC417"/>
-  <w16cid:commentId w16cid:paraId="202D6F6F" w16cid:durableId="10FAB043"/>
-</w16cid:commentsIds>
-</file>
-
 <file path=word/endnotes.xml><?xml version="1.0" encoding="utf-8"?>
 <w:endnotes xmlns:wpc="http://schemas.microsoft.com/office/word/2010/wordprocessingCanvas" xmlns:cx="http://schemas.microsoft.com/office/drawing/2014/chartex" xmlns:cx1="http://schemas.microsoft.com/office/drawing/2015/9/8/chartex" xmlns:cx2="http://schemas.microsoft.com/office/drawing/2015/10/21/chartex" xmlns:cx3="http://schemas.microsoft.com/office/drawing/2016/5/9/chartex" xmlns:cx4="http://schemas.microsoft.com/office/drawing/2016/5/10/chartex" xmlns:cx5="http://schemas.microsoft.com/office/drawing/2016/5/11/chartex" xmlns:cx6="http://schemas.microsoft.com/office/drawing/2016/5/12/chartex" xmlns:cx7="http://schemas.microsoft.com/office/drawing/2016/5/13/chartex" xmlns:cx8="http://schemas.microsoft.com/office/drawing/2016/5/14/chartex" xmlns:mc="http://schemas.openxmlformats.org/markup-compatibility/2006" xmlns:aink="http://schemas.microsoft.com/office/drawing/2016/ink" xmlns:am3d="http://schemas.microsoft.com/office/drawing/2017/model3d" xmlns:o="urn:schemas-microsoft-com:office:office" xmlns:oel="http://schemas.microsoft.com/office/2019/extlst" xmlns:r="http://schemas.openxmlformats.org/officeDocument/2006/relationships" xmlns:m="http://schemas.openxmlformats.org/officeDocument/2006/math" xmlns:v="urn:schemas-microsoft-com:vml" xmlns:wp14="http://schemas.microsoft.com/office/word/2010/wordprocessingDrawing" xmlns:wp="http://schemas.openxmlformats.org/drawingml/2006/wordprocessingDrawing" xmlns:w10="urn:schemas-microsoft-com:office:word" xmlns:w="http://schemas.openxmlformats.org/wordprocessingml/2006/main" xmlns:w14="http://schemas.microsoft.com/office/word/2010/wordml" xmlns:w15="http://schemas.microsoft.com/office/word/2012/wordml" xmlns:w16cex="http://schemas.microsoft.com/office/word/2018/wordml/cex" xmlns:w16cid="http://schemas.microsoft.com/office/word/2016/wordml/cid" xmlns:w16="http://schemas.microsoft.com/office/word/2018/wordml" xmlns:w16du="http://schemas.microsoft.com/office/word/2023/wordml/word16du" xmlns:w16sdtdh="http://schemas.microsoft.com/office/word/2020/wordml/sdtdatahash" xmlns:w16sdtfl="http://schemas.microsoft.com/office/word/2024/wordml/sdtformatlock" xmlns:w16se="http://schemas.microsoft.com/office/word/2015/wordml/symex" xmlns:wpg="http://schemas.microsoft.com/office/word/2010/wordprocessingGroup" xmlns:wpi="http://schemas.microsoft.com/office/word/2010/wordprocessingInk" xmlns:wne="http://schemas.microsoft.com/office/word/2006/wordml" xmlns:wps="http://schemas.microsoft.com/office/word/2010/wordprocessingShape" mc:Ignorable="w14 w15 w16se w16cid w16 w16cex w16sdtdh w16sdtfl w16du wp14">
   <w:endnote w:type="separator" w:id="-1">
@@ -2648,9 +237,6 @@
       <w:pPr>
         <w:spacing w:after="0" w:line="240" w:lineRule="auto"/>
       </w:pPr>
-      <w:r>
-        <w:separator/>
-      </w:r>
     </w:p>
   </w:endnote>
   <w:endnote w:type="continuationSeparator" w:id="0">
@@ -2658,9 +244,6 @@
       <w:pPr>
         <w:spacing w:after="0" w:line="240" w:lineRule="auto"/>
       </w:pPr>
-      <w:r>
-        <w:continuationSeparator/>
-      </w:r>
     </w:p>
   </w:endnote>
 </w:endnotes>
@@ -2670,7 +253,7 @@
 <w:ftr xmlns:wpc="http://schemas.microsoft.com/office/word/2010/wordprocessingCanvas" xmlns:cx="http://schemas.microsoft.com/office/drawing/2014/chartex" xmlns:cx1="http://schemas.microsoft.com/office/drawing/2015/9/8/chartex" xmlns:cx2="http://schemas.microsoft.com/office/drawing/2015/10/21/chartex" xmlns:cx3="http://schemas.microsoft.com/office/drawing/2016/5/9/chartex" xmlns:cx4="http://schemas.microsoft.com/office/drawing/2016/5/10/chartex" xmlns:cx5="http://schemas.microsoft.com/office/drawing/2016/5/11/chartex" xmlns:cx6="http://schemas.microsoft.com/office/drawing/2016/5/12/chartex" xmlns:cx7="http://schemas.microsoft.com/office/drawing/2016/5/13/chartex" xmlns:cx8="http://schemas.microsoft.com/office/drawing/2016/5/14/chartex" xmlns:mc="http://schemas.openxmlformats.org/markup-compatibility/2006" xmlns:aink="http://schemas.microsoft.com/office/drawing/2016/ink" xmlns:am3d="http://schemas.microsoft.com/office/drawing/2017/model3d" xmlns:o="urn:schemas-microsoft-com:office:office" xmlns:oel="http://schemas.microsoft.com/office/2019/extlst" xmlns:r="http://schemas.openxmlformats.org/officeDocument/2006/relationships" xmlns:m="http://schemas.openxmlformats.org/officeDocument/2006/math" xmlns:v="urn:schemas-microsoft-com:vml" xmlns:wp14="http://schemas.microsoft.com/office/word/2010/wordprocessingDrawing" xmlns:wp="http://schemas.openxmlformats.org/drawingml/2006/wordprocessingDrawing" xmlns:w10="urn:schemas-microsoft-com:office:word" xmlns:w="http://schemas.openxmlformats.org/wordprocessingml/2006/main" xmlns:w14="http://schemas.microsoft.com/office/word/2010/wordml" xmlns:w15="http://schemas.microsoft.com/office/word/2012/wordml" xmlns:w16cex="http://schemas.microsoft.com/office/word/2018/wordml/cex" xmlns:w16cid="http://schemas.microsoft.com/office/word/2016/wordml/cid" xmlns:w16="http://schemas.microsoft.com/office/word/2018/wordml" xmlns:w16du="http://schemas.microsoft.com/office/word/2023/wordml/word16du" xmlns:w16sdtdh="http://schemas.microsoft.com/office/word/2020/wordml/sdtdatahash" xmlns:w16sdtfl="http://schemas.microsoft.com/office/word/2024/wordml/sdtformatlock" xmlns:w16se="http://schemas.microsoft.com/office/word/2015/wordml/symex" xmlns:wpg="http://schemas.microsoft.com/office/word/2010/wordprocessingGroup" xmlns:wpi="http://schemas.microsoft.com/office/word/2010/wordprocessingInk" xmlns:wne="http://schemas.microsoft.com/office/word/2006/wordml" xmlns:wps="http://schemas.microsoft.com/office/word/2010/wordprocessingShape" mc:Ignorable="w14 w15 w16se w16cid w16 w16cex w16sdtdh w16sdtfl w16du wp14">
   <w:p>
     <w:pPr>
-      <w:pStyle w:val="Footer"/>
+      <w:pStyle w:val="Voettekst"/>
     </w:pPr>
   </w:p>
 </w:ftr>
@@ -2695,9 +278,9 @@
     <w:sdtContent>
       <w:p>
         <w:pPr>
-          <w:pStyle w:val="Footer"/>
+          <w:pStyle w:val="Voettekst"/>
           <w:pBdr>
-            <w:top w:val="single" w:color="D9D9D9" w:themeColor="background1" w:themeShade="D9" w:sz="4" w:space="1"/>
+            <w:top w:val="single" w:sz="4" w:space="1" w:color="D9D9D9" w:themeColor="background1" w:themeShade="D9"/>
           </w:pBdr>
           <w:jc w:val="right"/>
         </w:pPr>
@@ -2758,11 +341,120 @@
   </w:sdt>
   <w:p>
     <w:pPr>
-      <w:pStyle w:val="Footer"/>
+      <w:pStyle w:val="Voettekst"/>
+      <w:jc w:val="center"/>
       <w:rPr>
         <w:rFonts w:ascii="Calibri" w:hAnsi="Calibri" w:cs="Calibri"/>
       </w:rPr>
     </w:pPr>
+    <w:r>
+      <w:rPr>
+        <w:rFonts w:ascii="Arial" w:hAnsi="Arial" w:eastAsia="Arial" w:cs="Arial"/>
+        <w:b w:val="0"/>
+        <w:color w:val="59636E"/>
+        <w:sz w:val="18"/>
+      </w:rPr>
+      <w:t xml:space="preserve">Pagina </w:t>
+    </w:r>
+    <w:r>
+      <w:rPr>
+        <w:rFonts w:ascii="Arial" w:hAnsi="Arial" w:eastAsia="Arial" w:cs="Arial"/>
+        <w:b w:val="0"/>
+        <w:color w:val="59636E"/>
+        <w:sz w:val="18"/>
+      </w:rPr>
+      <w:fldChar w:fldCharType="begin"/>
+    </w:r>
+    <w:r>
+      <w:rPr>
+        <w:rFonts w:ascii="Arial" w:hAnsi="Arial" w:eastAsia="Arial" w:cs="Arial"/>
+        <w:b w:val="0"/>
+        <w:color w:val="59636E"/>
+        <w:sz w:val="18"/>
+      </w:rPr>
+      <w:instrText xml:space="preserve"> PAGE </w:instrText>
+    </w:r>
+    <w:r>
+      <w:rPr>
+        <w:rFonts w:ascii="Arial" w:hAnsi="Arial" w:eastAsia="Arial" w:cs="Arial"/>
+        <w:b w:val="0"/>
+        <w:color w:val="59636E"/>
+        <w:sz w:val="18"/>
+      </w:rPr>
+      <w:fldChar w:fldCharType="separate"/>
+    </w:r>
+    <w:r>
+      <w:rPr>
+        <w:rFonts w:ascii="Arial" w:hAnsi="Arial" w:eastAsia="Arial" w:cs="Arial"/>
+        <w:b w:val="0"/>
+        <w:color w:val="59636E"/>
+        <w:sz w:val="18"/>
+      </w:rPr>
+      <w:t>1</w:t>
+    </w:r>
+    <w:r>
+      <w:rPr>
+        <w:rFonts w:ascii="Arial" w:hAnsi="Arial" w:eastAsia="Arial" w:cs="Arial"/>
+        <w:b w:val="0"/>
+        <w:color w:val="59636E"/>
+        <w:sz w:val="18"/>
+      </w:rPr>
+      <w:fldChar w:fldCharType="end"/>
+    </w:r>
+    <w:r>
+      <w:rPr>
+        <w:rFonts w:ascii="Arial" w:hAnsi="Arial" w:eastAsia="Arial" w:cs="Arial"/>
+        <w:b w:val="0"/>
+        <w:color w:val="59636E"/>
+        <w:sz w:val="18"/>
+      </w:rPr>
+      <w:t xml:space="preserve"> van </w:t>
+    </w:r>
+    <w:r>
+      <w:rPr>
+        <w:rFonts w:ascii="Arial" w:hAnsi="Arial" w:eastAsia="Arial" w:cs="Arial"/>
+        <w:b w:val="0"/>
+        <w:color w:val="59636E"/>
+        <w:sz w:val="18"/>
+      </w:rPr>
+      <w:fldChar w:fldCharType="begin"/>
+    </w:r>
+    <w:r>
+      <w:rPr>
+        <w:rFonts w:ascii="Arial" w:hAnsi="Arial" w:eastAsia="Arial" w:cs="Arial"/>
+        <w:b w:val="0"/>
+        <w:color w:val="59636E"/>
+        <w:sz w:val="18"/>
+      </w:rPr>
+      <w:instrText xml:space="preserve"> NUMPAGES </w:instrText>
+    </w:r>
+    <w:r>
+      <w:rPr>
+        <w:rFonts w:ascii="Arial" w:hAnsi="Arial" w:eastAsia="Arial" w:cs="Arial"/>
+        <w:b w:val="0"/>
+        <w:color w:val="59636E"/>
+        <w:sz w:val="18"/>
+      </w:rPr>
+      <w:fldChar w:fldCharType="separate"/>
+    </w:r>
+    <w:r>
+      <w:rPr>
+        <w:rFonts w:ascii="Arial" w:hAnsi="Arial" w:eastAsia="Arial" w:cs="Arial"/>
+        <w:b w:val="0"/>
+        <w:color w:val="59636E"/>
+        <w:sz w:val="18"/>
+      </w:rPr>
+      <w:t>1</w:t>
+    </w:r>
+    <w:r>
+      <w:rPr>
+        <w:rFonts w:ascii="Arial" w:hAnsi="Arial" w:eastAsia="Arial" w:cs="Arial"/>
+        <w:b w:val="0"/>
+        <w:color w:val="59636E"/>
+        <w:sz w:val="18"/>
+      </w:rPr>
+      <w:fldChar w:fldCharType="end"/>
+    </w:r>
   </w:p>
 </w:ftr>
 </file>
@@ -2771,7 +463,7 @@
 <w:ftr xmlns:wpc="http://schemas.microsoft.com/office/word/2010/wordprocessingCanvas" xmlns:cx="http://schemas.microsoft.com/office/drawing/2014/chartex" xmlns:cx1="http://schemas.microsoft.com/office/drawing/2015/9/8/chartex" xmlns:cx2="http://schemas.microsoft.com/office/drawing/2015/10/21/chartex" xmlns:cx3="http://schemas.microsoft.com/office/drawing/2016/5/9/chartex" xmlns:cx4="http://schemas.microsoft.com/office/drawing/2016/5/10/chartex" xmlns:cx5="http://schemas.microsoft.com/office/drawing/2016/5/11/chartex" xmlns:cx6="http://schemas.microsoft.com/office/drawing/2016/5/12/chartex" xmlns:cx7="http://schemas.microsoft.com/office/drawing/2016/5/13/chartex" xmlns:cx8="http://schemas.microsoft.com/office/drawing/2016/5/14/chartex" xmlns:mc="http://schemas.openxmlformats.org/markup-compatibility/2006" xmlns:aink="http://schemas.microsoft.com/office/drawing/2016/ink" xmlns:am3d="http://schemas.microsoft.com/office/drawing/2017/model3d" xmlns:o="urn:schemas-microsoft-com:office:office" xmlns:oel="http://schemas.microsoft.com/office/2019/extlst" xmlns:r="http://schemas.openxmlformats.org/officeDocument/2006/relationships" xmlns:m="http://schemas.openxmlformats.org/officeDocument/2006/math" xmlns:v="urn:schemas-microsoft-com:vml" xmlns:wp14="http://schemas.microsoft.com/office/word/2010/wordprocessingDrawing" xmlns:wp="http://schemas.openxmlformats.org/drawingml/2006/wordprocessingDrawing" xmlns:w10="urn:schemas-microsoft-com:office:word" xmlns:w="http://schemas.openxmlformats.org/wordprocessingml/2006/main" xmlns:w14="http://schemas.microsoft.com/office/word/2010/wordml" xmlns:w15="http://schemas.microsoft.com/office/word/2012/wordml" xmlns:w16cex="http://schemas.microsoft.com/office/word/2018/wordml/cex" xmlns:w16cid="http://schemas.microsoft.com/office/word/2016/wordml/cid" xmlns:w16="http://schemas.microsoft.com/office/word/2018/wordml" xmlns:w16du="http://schemas.microsoft.com/office/word/2023/wordml/word16du" xmlns:w16sdtdh="http://schemas.microsoft.com/office/word/2020/wordml/sdtdatahash" xmlns:w16sdtfl="http://schemas.microsoft.com/office/word/2024/wordml/sdtformatlock" xmlns:w16se="http://schemas.microsoft.com/office/word/2015/wordml/symex" xmlns:wpg="http://schemas.microsoft.com/office/word/2010/wordprocessingGroup" xmlns:wpi="http://schemas.microsoft.com/office/word/2010/wordprocessingInk" xmlns:wne="http://schemas.microsoft.com/office/word/2006/wordml" xmlns:wps="http://schemas.microsoft.com/office/word/2010/wordprocessingShape" mc:Ignorable="w14 w15 w16se w16cid w16 w16cex w16sdtdh w16sdtfl w16du wp14">
   <w:p>
     <w:pPr>
-      <w:pStyle w:val="Footer"/>
+      <w:pStyle w:val="Voettekst"/>
     </w:pPr>
   </w:p>
 </w:ftr>
@@ -2784,9 +476,6 @@
       <w:pPr>
         <w:spacing w:after="0" w:line="240" w:lineRule="auto"/>
       </w:pPr>
-      <w:r>
-        <w:separator/>
-      </w:r>
     </w:p>
   </w:footnote>
   <w:footnote w:type="continuationSeparator" w:id="0">
@@ -2794,9 +483,6 @@
       <w:pPr>
         <w:spacing w:after="0" w:line="240" w:lineRule="auto"/>
       </w:pPr>
-      <w:r>
-        <w:continuationSeparator/>
-      </w:r>
     </w:p>
   </w:footnote>
 </w:footnotes>
@@ -2806,7 +492,7 @@
 <w:hdr xmlns:wpc="http://schemas.microsoft.com/office/word/2010/wordprocessingCanvas" xmlns:cx="http://schemas.microsoft.com/office/drawing/2014/chartex" xmlns:cx1="http://schemas.microsoft.com/office/drawing/2015/9/8/chartex" xmlns:cx2="http://schemas.microsoft.com/office/drawing/2015/10/21/chartex" xmlns:cx3="http://schemas.microsoft.com/office/drawing/2016/5/9/chartex" xmlns:cx4="http://schemas.microsoft.com/office/drawing/2016/5/10/chartex" xmlns:cx5="http://schemas.microsoft.com/office/drawing/2016/5/11/chartex" xmlns:cx6="http://schemas.microsoft.com/office/drawing/2016/5/12/chartex" xmlns:cx7="http://schemas.microsoft.com/office/drawing/2016/5/13/chartex" xmlns:cx8="http://schemas.microsoft.com/office/drawing/2016/5/14/chartex" xmlns:mc="http://schemas.openxmlformats.org/markup-compatibility/2006" xmlns:aink="http://schemas.microsoft.com/office/drawing/2016/ink" xmlns:am3d="http://schemas.microsoft.com/office/drawing/2017/model3d" xmlns:o="urn:schemas-microsoft-com:office:office" xmlns:oel="http://schemas.microsoft.com/office/2019/extlst" xmlns:r="http://schemas.openxmlformats.org/officeDocument/2006/relationships" xmlns:m="http://schemas.openxmlformats.org/officeDocument/2006/math" xmlns:v="urn:schemas-microsoft-com:vml" xmlns:wp14="http://schemas.microsoft.com/office/word/2010/wordprocessingDrawing" xmlns:wp="http://schemas.openxmlformats.org/drawingml/2006/wordprocessingDrawing" xmlns:w10="urn:schemas-microsoft-com:office:word" xmlns:w="http://schemas.openxmlformats.org/wordprocessingml/2006/main" xmlns:w14="http://schemas.microsoft.com/office/word/2010/wordml" xmlns:w15="http://schemas.microsoft.com/office/word/2012/wordml" xmlns:w16cex="http://schemas.microsoft.com/office/word/2018/wordml/cex" xmlns:w16cid="http://schemas.microsoft.com/office/word/2016/wordml/cid" xmlns:w16="http://schemas.microsoft.com/office/word/2018/wordml" xmlns:w16du="http://schemas.microsoft.com/office/word/2023/wordml/word16du" xmlns:w16sdtdh="http://schemas.microsoft.com/office/word/2020/wordml/sdtdatahash" xmlns:w16sdtfl="http://schemas.microsoft.com/office/word/2024/wordml/sdtformatlock" xmlns:w16se="http://schemas.microsoft.com/office/word/2015/wordml/symex" xmlns:wpg="http://schemas.microsoft.com/office/word/2010/wordprocessingGroup" xmlns:wpi="http://schemas.microsoft.com/office/word/2010/wordprocessingInk" xmlns:wne="http://schemas.microsoft.com/office/word/2006/wordml" xmlns:wps="http://schemas.microsoft.com/office/word/2010/wordprocessingShape" mc:Ignorable="w14 w15 w16se w16cid w16 w16cex w16sdtdh w16sdtfl w16du wp14">
   <w:p>
     <w:pPr>
-      <w:pStyle w:val="Header"/>
+      <w:pStyle w:val="Koptekst"/>
     </w:pPr>
   </w:p>
 </w:hdr>
@@ -2816,7 +502,8 @@
 <w:hdr xmlns:wpc="http://schemas.microsoft.com/office/word/2010/wordprocessingCanvas" xmlns:cx="http://schemas.microsoft.com/office/drawing/2014/chartex" xmlns:cx1="http://schemas.microsoft.com/office/drawing/2015/9/8/chartex" xmlns:cx2="http://schemas.microsoft.com/office/drawing/2015/10/21/chartex" xmlns:cx3="http://schemas.microsoft.com/office/drawing/2016/5/9/chartex" xmlns:cx4="http://schemas.microsoft.com/office/drawing/2016/5/10/chartex" xmlns:cx5="http://schemas.microsoft.com/office/drawing/2016/5/11/chartex" xmlns:cx6="http://schemas.microsoft.com/office/drawing/2016/5/12/chartex" xmlns:cx7="http://schemas.microsoft.com/office/drawing/2016/5/13/chartex" xmlns:cx8="http://schemas.microsoft.com/office/drawing/2016/5/14/chartex" xmlns:mc="http://schemas.openxmlformats.org/markup-compatibility/2006" xmlns:aink="http://schemas.microsoft.com/office/drawing/2016/ink" xmlns:am3d="http://schemas.microsoft.com/office/drawing/2017/model3d" xmlns:o="urn:schemas-microsoft-com:office:office" xmlns:oel="http://schemas.microsoft.com/office/2019/extlst" xmlns:r="http://schemas.openxmlformats.org/officeDocument/2006/relationships" xmlns:m="http://schemas.openxmlformats.org/officeDocument/2006/math" xmlns:v="urn:schemas-microsoft-com:vml" xmlns:wp14="http://schemas.microsoft.com/office/word/2010/wordprocessingDrawing" xmlns:wp="http://schemas.openxmlformats.org/drawingml/2006/wordprocessingDrawing" xmlns:w10="urn:schemas-microsoft-com:office:word" xmlns:w="http://schemas.openxmlformats.org/wordprocessingml/2006/main" xmlns:w14="http://schemas.microsoft.com/office/word/2010/wordml" xmlns:w15="http://schemas.microsoft.com/office/word/2012/wordml" xmlns:w16cex="http://schemas.microsoft.com/office/word/2018/wordml/cex" xmlns:w16cid="http://schemas.microsoft.com/office/word/2016/wordml/cid" xmlns:w16="http://schemas.microsoft.com/office/word/2018/wordml" xmlns:w16du="http://schemas.microsoft.com/office/word/2023/wordml/word16du" xmlns:w16sdtdh="http://schemas.microsoft.com/office/word/2020/wordml/sdtdatahash" xmlns:w16sdtfl="http://schemas.microsoft.com/office/word/2024/wordml/sdtformatlock" xmlns:w16se="http://schemas.microsoft.com/office/word/2015/wordml/symex" xmlns:wpg="http://schemas.microsoft.com/office/word/2010/wordprocessingGroup" xmlns:wpi="http://schemas.microsoft.com/office/word/2010/wordprocessingInk" xmlns:wne="http://schemas.microsoft.com/office/word/2006/wordml" xmlns:wps="http://schemas.microsoft.com/office/word/2010/wordprocessingShape" mc:Ignorable="w14 w15 w16se w16cid w16 w16cex w16sdtdh w16sdtfl w16du wp14">
   <w:p>
     <w:pPr>
-      <w:pStyle w:val="Header"/>
+      <w:pStyle w:val="Koptekst"/>
+      <w:jc w:val="left"/>
       <w:rPr>
         <w:color w:val="000000" w:themeColor="text1"/>
         <w:sz w:val="18"/>
@@ -2826,43 +513,13 @@
     </w:pPr>
     <w:r>
       <w:rPr>
-        <w:rFonts w:ascii="Arial" w:hAnsi="Arial" w:cs="Arial" w:eastAsia="Arial"/>
-        <w:color w:val="000000" w:themeColor="text1"/>
+        <w:rFonts w:ascii="Arial" w:hAnsi="Arial" w:eastAsia="Arial" w:cs="Arial"/>
+        <w:b w:val="0"/>
+        <w:color w:val="59636E"/>
+        <w:sz w:val="18"/>
         <w:lang w:val="en-US"/>
       </w:rPr>
-      <w:t>Assess satisfaction with ulcer prevention approach</w:t>
-    </w:r>
-    <w:r>
-      <w:rPr>
-        <w:rFonts w:ascii="Arial" w:hAnsi="Arial" w:cs="Arial" w:eastAsia="Arial"/>
-        <w:color w:val="000000" w:themeColor="text1"/>
-        <w:lang w:val="en-US"/>
-      </w:rPr>
-      <w:tab/>
-    </w:r>
-    <w:r>
-      <w:rPr>
-        <w:rFonts w:ascii="Arial" w:hAnsi="Arial" w:cs="Arial" w:eastAsia="Arial"/>
-        <w:color w:val="000000" w:themeColor="text1"/>
-        <w:lang w:val="en-US"/>
-      </w:rPr>
-      <w:tab/>
-    </w:r>
-    <w:r>
-      <w:rPr>
-        <w:rFonts w:ascii="Arial" w:hAnsi="Arial" w:cs="Arial" w:eastAsia="Arial"/>
-        <w:color w:val="000000" w:themeColor="text1"/>
-        <w:lang w:val="en-US"/>
-      </w:rPr>
-      <w:t>v</w:t>
-    </w:r>
-    <w:r>
-      <w:rPr>
-        <w:rFonts w:ascii="Arial" w:hAnsi="Arial" w:cs="Arial" w:eastAsia="Arial"/>
-        <w:color w:val="000000" w:themeColor="text1"/>
-        <w:lang w:val="en-US"/>
-      </w:rPr>
-      <w:t>.30_03_2026</w:t>
+      <w:t>PARADISE (S71769) — eCRF 12: Tevredenheid over ulcuspreventie (CSQ-8)</w:t>
     </w:r>
   </w:p>
 </w:hdr>
@@ -2872,7 +529,7 @@
 <w:hdr xmlns:wpc="http://schemas.microsoft.com/office/word/2010/wordprocessingCanvas" xmlns:cx="http://schemas.microsoft.com/office/drawing/2014/chartex" xmlns:cx1="http://schemas.microsoft.com/office/drawing/2015/9/8/chartex" xmlns:cx2="http://schemas.microsoft.com/office/drawing/2015/10/21/chartex" xmlns:cx3="http://schemas.microsoft.com/office/drawing/2016/5/9/chartex" xmlns:cx4="http://schemas.microsoft.com/office/drawing/2016/5/10/chartex" xmlns:cx5="http://schemas.microsoft.com/office/drawing/2016/5/11/chartex" xmlns:cx6="http://schemas.microsoft.com/office/drawing/2016/5/12/chartex" xmlns:cx7="http://schemas.microsoft.com/office/drawing/2016/5/13/chartex" xmlns:cx8="http://schemas.microsoft.com/office/drawing/2016/5/14/chartex" xmlns:mc="http://schemas.openxmlformats.org/markup-compatibility/2006" xmlns:aink="http://schemas.microsoft.com/office/drawing/2016/ink" xmlns:am3d="http://schemas.microsoft.com/office/drawing/2017/model3d" xmlns:o="urn:schemas-microsoft-com:office:office" xmlns:oel="http://schemas.microsoft.com/office/2019/extlst" xmlns:r="http://schemas.openxmlformats.org/officeDocument/2006/relationships" xmlns:m="http://schemas.openxmlformats.org/officeDocument/2006/math" xmlns:v="urn:schemas-microsoft-com:vml" xmlns:wp14="http://schemas.microsoft.com/office/word/2010/wordprocessingDrawing" xmlns:wp="http://schemas.openxmlformats.org/drawingml/2006/wordprocessingDrawing" xmlns:w10="urn:schemas-microsoft-com:office:word" xmlns:w="http://schemas.openxmlformats.org/wordprocessingml/2006/main" xmlns:w14="http://schemas.microsoft.com/office/word/2010/wordml" xmlns:w15="http://schemas.microsoft.com/office/word/2012/wordml" xmlns:w16cex="http://schemas.microsoft.com/office/word/2018/wordml/cex" xmlns:w16cid="http://schemas.microsoft.com/office/word/2016/wordml/cid" xmlns:w16="http://schemas.microsoft.com/office/word/2018/wordml" xmlns:w16du="http://schemas.microsoft.com/office/word/2023/wordml/word16du" xmlns:w16sdtdh="http://schemas.microsoft.com/office/word/2020/wordml/sdtdatahash" xmlns:w16sdtfl="http://schemas.microsoft.com/office/word/2024/wordml/sdtformatlock" xmlns:w16se="http://schemas.microsoft.com/office/word/2015/wordml/symex" xmlns:wpg="http://schemas.microsoft.com/office/word/2010/wordprocessingGroup" xmlns:wpi="http://schemas.microsoft.com/office/word/2010/wordprocessingInk" xmlns:wne="http://schemas.microsoft.com/office/word/2006/wordml" xmlns:wps="http://schemas.microsoft.com/office/word/2010/wordprocessingShape" mc:Ignorable="w14 w15 w16se w16cid w16 w16cex w16sdtdh w16sdtfl w16du wp14">
   <w:p>
     <w:pPr>
-      <w:pStyle w:val="Header"/>
+      <w:pStyle w:val="Koptekst"/>
     </w:pPr>
   </w:p>
 </w:hdr>
@@ -2896,7 +553,7 @@
         <w:ind w:left="720" w:hanging="360"/>
       </w:pPr>
       <w:rPr>
-        <w:rFonts w:hint="default" w:ascii="Symbol" w:hAnsi="Symbol"/>
+        <w:rFonts w:ascii="Symbol" w:hAnsi="Symbol" w:hint="default"/>
         <w:sz w:val="20"/>
       </w:rPr>
     </w:lvl>
@@ -2912,7 +569,7 @@
         <w:ind w:left="1440" w:hanging="360"/>
       </w:pPr>
       <w:rPr>
-        <w:rFonts w:hint="default" w:ascii="Courier New" w:hAnsi="Courier New"/>
+        <w:rFonts w:ascii="Courier New" w:hAnsi="Courier New" w:hint="default"/>
         <w:sz w:val="20"/>
       </w:rPr>
     </w:lvl>
@@ -2928,7 +585,7 @@
         <w:ind w:left="2160" w:hanging="360"/>
       </w:pPr>
       <w:rPr>
-        <w:rFonts w:hint="default" w:ascii="Wingdings" w:hAnsi="Wingdings"/>
+        <w:rFonts w:ascii="Wingdings" w:hAnsi="Wingdings" w:hint="default"/>
         <w:sz w:val="20"/>
       </w:rPr>
     </w:lvl>
@@ -2944,7 +601,7 @@
         <w:ind w:left="2880" w:hanging="360"/>
       </w:pPr>
       <w:rPr>
-        <w:rFonts w:hint="default" w:ascii="Wingdings" w:hAnsi="Wingdings"/>
+        <w:rFonts w:ascii="Wingdings" w:hAnsi="Wingdings" w:hint="default"/>
         <w:sz w:val="20"/>
       </w:rPr>
     </w:lvl>
@@ -2960,7 +617,7 @@
         <w:ind w:left="3600" w:hanging="360"/>
       </w:pPr>
       <w:rPr>
-        <w:rFonts w:hint="default" w:ascii="Wingdings" w:hAnsi="Wingdings"/>
+        <w:rFonts w:ascii="Wingdings" w:hAnsi="Wingdings" w:hint="default"/>
         <w:sz w:val="20"/>
       </w:rPr>
     </w:lvl>
@@ -2976,7 +633,7 @@
         <w:ind w:left="4320" w:hanging="360"/>
       </w:pPr>
       <w:rPr>
-        <w:rFonts w:hint="default" w:ascii="Wingdings" w:hAnsi="Wingdings"/>
+        <w:rFonts w:ascii="Wingdings" w:hAnsi="Wingdings" w:hint="default"/>
         <w:sz w:val="20"/>
       </w:rPr>
     </w:lvl>
@@ -2992,7 +649,7 @@
         <w:ind w:left="5040" w:hanging="360"/>
       </w:pPr>
       <w:rPr>
-        <w:rFonts w:hint="default" w:ascii="Wingdings" w:hAnsi="Wingdings"/>
+        <w:rFonts w:ascii="Wingdings" w:hAnsi="Wingdings" w:hint="default"/>
         <w:sz w:val="20"/>
       </w:rPr>
     </w:lvl>
@@ -3008,7 +665,7 @@
         <w:ind w:left="5760" w:hanging="360"/>
       </w:pPr>
       <w:rPr>
-        <w:rFonts w:hint="default" w:ascii="Wingdings" w:hAnsi="Wingdings"/>
+        <w:rFonts w:ascii="Wingdings" w:hAnsi="Wingdings" w:hint="default"/>
         <w:sz w:val="20"/>
       </w:rPr>
     </w:lvl>
@@ -3024,7 +681,7 @@
         <w:ind w:left="6480" w:hanging="360"/>
       </w:pPr>
       <w:rPr>
-        <w:rFonts w:hint="default" w:ascii="Wingdings" w:hAnsi="Wingdings"/>
+        <w:rFonts w:ascii="Wingdings" w:hAnsi="Wingdings" w:hint="default"/>
         <w:sz w:val="20"/>
       </w:rPr>
     </w:lvl>
@@ -3045,7 +702,7 @@
         <w:ind w:left="720" w:hanging="360"/>
       </w:pPr>
       <w:rPr>
-        <w:rFonts w:hint="default" w:ascii="Symbol" w:hAnsi="Symbol"/>
+        <w:rFonts w:ascii="Symbol" w:hAnsi="Symbol" w:hint="default"/>
         <w:sz w:val="20"/>
       </w:rPr>
     </w:lvl>
@@ -3061,7 +718,7 @@
         <w:ind w:left="1440" w:hanging="360"/>
       </w:pPr>
       <w:rPr>
-        <w:rFonts w:hint="default" w:ascii="Courier New" w:hAnsi="Courier New"/>
+        <w:rFonts w:ascii="Courier New" w:hAnsi="Courier New" w:hint="default"/>
         <w:sz w:val="20"/>
       </w:rPr>
     </w:lvl>
@@ -3077,7 +734,7 @@
         <w:ind w:left="2160" w:hanging="360"/>
       </w:pPr>
       <w:rPr>
-        <w:rFonts w:hint="default" w:ascii="Wingdings" w:hAnsi="Wingdings"/>
+        <w:rFonts w:ascii="Wingdings" w:hAnsi="Wingdings" w:hint="default"/>
         <w:sz w:val="20"/>
       </w:rPr>
     </w:lvl>
@@ -3093,7 +750,7 @@
         <w:ind w:left="2880" w:hanging="360"/>
       </w:pPr>
       <w:rPr>
-        <w:rFonts w:hint="default" w:ascii="Wingdings" w:hAnsi="Wingdings"/>
+        <w:rFonts w:ascii="Wingdings" w:hAnsi="Wingdings" w:hint="default"/>
         <w:sz w:val="20"/>
       </w:rPr>
     </w:lvl>
@@ -3109,7 +766,7 @@
         <w:ind w:left="3600" w:hanging="360"/>
       </w:pPr>
       <w:rPr>
-        <w:rFonts w:hint="default" w:ascii="Wingdings" w:hAnsi="Wingdings"/>
+        <w:rFonts w:ascii="Wingdings" w:hAnsi="Wingdings" w:hint="default"/>
         <w:sz w:val="20"/>
       </w:rPr>
     </w:lvl>
@@ -3125,7 +782,7 @@
         <w:ind w:left="4320" w:hanging="360"/>
       </w:pPr>
       <w:rPr>
-        <w:rFonts w:hint="default" w:ascii="Wingdings" w:hAnsi="Wingdings"/>
+        <w:rFonts w:ascii="Wingdings" w:hAnsi="Wingdings" w:hint="default"/>
         <w:sz w:val="20"/>
       </w:rPr>
     </w:lvl>
@@ -3141,7 +798,7 @@
         <w:ind w:left="5040" w:hanging="360"/>
       </w:pPr>
       <w:rPr>
-        <w:rFonts w:hint="default" w:ascii="Wingdings" w:hAnsi="Wingdings"/>
+        <w:rFonts w:ascii="Wingdings" w:hAnsi="Wingdings" w:hint="default"/>
         <w:sz w:val="20"/>
       </w:rPr>
     </w:lvl>
@@ -3157,7 +814,7 @@
         <w:ind w:left="5760" w:hanging="360"/>
       </w:pPr>
       <w:rPr>
-        <w:rFonts w:hint="default" w:ascii="Wingdings" w:hAnsi="Wingdings"/>
+        <w:rFonts w:ascii="Wingdings" w:hAnsi="Wingdings" w:hint="default"/>
         <w:sz w:val="20"/>
       </w:rPr>
     </w:lvl>
@@ -3173,7 +830,7 @@
         <w:ind w:left="6480" w:hanging="360"/>
       </w:pPr>
       <w:rPr>
-        <w:rFonts w:hint="default" w:ascii="Wingdings" w:hAnsi="Wingdings"/>
+        <w:rFonts w:ascii="Wingdings" w:hAnsi="Wingdings" w:hint="default"/>
         <w:sz w:val="20"/>
       </w:rPr>
     </w:lvl>
@@ -3194,7 +851,7 @@
         <w:ind w:left="720" w:hanging="360"/>
       </w:pPr>
       <w:rPr>
-        <w:rFonts w:hint="default" w:ascii="Symbol" w:hAnsi="Symbol"/>
+        <w:rFonts w:ascii="Symbol" w:hAnsi="Symbol" w:hint="default"/>
         <w:sz w:val="20"/>
       </w:rPr>
     </w:lvl>
@@ -3210,7 +867,7 @@
         <w:ind w:left="1440" w:hanging="360"/>
       </w:pPr>
       <w:rPr>
-        <w:rFonts w:hint="default" w:ascii="Courier New" w:hAnsi="Courier New"/>
+        <w:rFonts w:ascii="Courier New" w:hAnsi="Courier New" w:hint="default"/>
         <w:sz w:val="20"/>
       </w:rPr>
     </w:lvl>
@@ -3226,7 +883,7 @@
         <w:ind w:left="2160" w:hanging="360"/>
       </w:pPr>
       <w:rPr>
-        <w:rFonts w:hint="default" w:ascii="Wingdings" w:hAnsi="Wingdings"/>
+        <w:rFonts w:ascii="Wingdings" w:hAnsi="Wingdings" w:hint="default"/>
         <w:sz w:val="20"/>
       </w:rPr>
     </w:lvl>
@@ -3242,7 +899,7 @@
         <w:ind w:left="2880" w:hanging="360"/>
       </w:pPr>
       <w:rPr>
-        <w:rFonts w:hint="default" w:ascii="Wingdings" w:hAnsi="Wingdings"/>
+        <w:rFonts w:ascii="Wingdings" w:hAnsi="Wingdings" w:hint="default"/>
         <w:sz w:val="20"/>
       </w:rPr>
     </w:lvl>
@@ -3258,7 +915,7 @@
         <w:ind w:left="3600" w:hanging="360"/>
       </w:pPr>
       <w:rPr>
-        <w:rFonts w:hint="default" w:ascii="Wingdings" w:hAnsi="Wingdings"/>
+        <w:rFonts w:ascii="Wingdings" w:hAnsi="Wingdings" w:hint="default"/>
         <w:sz w:val="20"/>
       </w:rPr>
     </w:lvl>
@@ -3274,7 +931,7 @@
         <w:ind w:left="4320" w:hanging="360"/>
       </w:pPr>
       <w:rPr>
-        <w:rFonts w:hint="default" w:ascii="Wingdings" w:hAnsi="Wingdings"/>
+        <w:rFonts w:ascii="Wingdings" w:hAnsi="Wingdings" w:hint="default"/>
         <w:sz w:val="20"/>
       </w:rPr>
     </w:lvl>
@@ -3290,7 +947,7 @@
         <w:ind w:left="5040" w:hanging="360"/>
       </w:pPr>
       <w:rPr>
-        <w:rFonts w:hint="default" w:ascii="Wingdings" w:hAnsi="Wingdings"/>
+        <w:rFonts w:ascii="Wingdings" w:hAnsi="Wingdings" w:hint="default"/>
         <w:sz w:val="20"/>
       </w:rPr>
     </w:lvl>
@@ -3306,7 +963,7 @@
         <w:ind w:left="5760" w:hanging="360"/>
       </w:pPr>
       <w:rPr>
-        <w:rFonts w:hint="default" w:ascii="Wingdings" w:hAnsi="Wingdings"/>
+        <w:rFonts w:ascii="Wingdings" w:hAnsi="Wingdings" w:hint="default"/>
         <w:sz w:val="20"/>
       </w:rPr>
     </w:lvl>
@@ -3322,7 +979,7 @@
         <w:ind w:left="6480" w:hanging="360"/>
       </w:pPr>
       <w:rPr>
-        <w:rFonts w:hint="default" w:ascii="Wingdings" w:hAnsi="Wingdings"/>
+        <w:rFonts w:ascii="Wingdings" w:hAnsi="Wingdings" w:hint="default"/>
         <w:sz w:val="20"/>
       </w:rPr>
     </w:lvl>
@@ -3343,7 +1000,7 @@
         <w:ind w:left="720" w:hanging="360"/>
       </w:pPr>
       <w:rPr>
-        <w:rFonts w:hint="default" w:ascii="Symbol" w:hAnsi="Symbol"/>
+        <w:rFonts w:ascii="Symbol" w:hAnsi="Symbol" w:hint="default"/>
         <w:sz w:val="20"/>
       </w:rPr>
     </w:lvl>
@@ -3359,7 +1016,7 @@
         <w:ind w:left="1440" w:hanging="360"/>
       </w:pPr>
       <w:rPr>
-        <w:rFonts w:hint="default" w:ascii="Courier New" w:hAnsi="Courier New"/>
+        <w:rFonts w:ascii="Courier New" w:hAnsi="Courier New" w:hint="default"/>
         <w:sz w:val="20"/>
       </w:rPr>
     </w:lvl>
@@ -3375,7 +1032,7 @@
         <w:ind w:left="2160" w:hanging="360"/>
       </w:pPr>
       <w:rPr>
-        <w:rFonts w:hint="default" w:ascii="Wingdings" w:hAnsi="Wingdings"/>
+        <w:rFonts w:ascii="Wingdings" w:hAnsi="Wingdings" w:hint="default"/>
         <w:sz w:val="20"/>
       </w:rPr>
     </w:lvl>
@@ -3391,7 +1048,7 @@
         <w:ind w:left="2880" w:hanging="360"/>
       </w:pPr>
       <w:rPr>
-        <w:rFonts w:hint="default" w:ascii="Wingdings" w:hAnsi="Wingdings"/>
+        <w:rFonts w:ascii="Wingdings" w:hAnsi="Wingdings" w:hint="default"/>
         <w:sz w:val="20"/>
       </w:rPr>
     </w:lvl>
@@ -3407,7 +1064,7 @@
         <w:ind w:left="3600" w:hanging="360"/>
       </w:pPr>
       <w:rPr>
-        <w:rFonts w:hint="default" w:ascii="Wingdings" w:hAnsi="Wingdings"/>
+        <w:rFonts w:ascii="Wingdings" w:hAnsi="Wingdings" w:hint="default"/>
         <w:sz w:val="20"/>
       </w:rPr>
     </w:lvl>
@@ -3423,7 +1080,7 @@
         <w:ind w:left="4320" w:hanging="360"/>
       </w:pPr>
       <w:rPr>
-        <w:rFonts w:hint="default" w:ascii="Wingdings" w:hAnsi="Wingdings"/>
+        <w:rFonts w:ascii="Wingdings" w:hAnsi="Wingdings" w:hint="default"/>
         <w:sz w:val="20"/>
       </w:rPr>
     </w:lvl>
@@ -3439,7 +1096,7 @@
         <w:ind w:left="5040" w:hanging="360"/>
       </w:pPr>
       <w:rPr>
-        <w:rFonts w:hint="default" w:ascii="Wingdings" w:hAnsi="Wingdings"/>
+        <w:rFonts w:ascii="Wingdings" w:hAnsi="Wingdings" w:hint="default"/>
         <w:sz w:val="20"/>
       </w:rPr>
     </w:lvl>
@@ -3455,7 +1112,7 @@
         <w:ind w:left="5760" w:hanging="360"/>
       </w:pPr>
       <w:rPr>
-        <w:rFonts w:hint="default" w:ascii="Wingdings" w:hAnsi="Wingdings"/>
+        <w:rFonts w:ascii="Wingdings" w:hAnsi="Wingdings" w:hint="default"/>
         <w:sz w:val="20"/>
       </w:rPr>
     </w:lvl>
@@ -3471,7 +1128,7 @@
         <w:ind w:left="6480" w:hanging="360"/>
       </w:pPr>
       <w:rPr>
-        <w:rFonts w:hint="default" w:ascii="Wingdings" w:hAnsi="Wingdings"/>
+        <w:rFonts w:ascii="Wingdings" w:hAnsi="Wingdings" w:hint="default"/>
         <w:sz w:val="20"/>
       </w:rPr>
     </w:lvl>
@@ -3492,7 +1149,7 @@
         <w:ind w:left="720" w:hanging="360"/>
       </w:pPr>
       <w:rPr>
-        <w:rFonts w:hint="default" w:ascii="Symbol" w:hAnsi="Symbol"/>
+        <w:rFonts w:ascii="Symbol" w:hAnsi="Symbol" w:hint="default"/>
         <w:sz w:val="20"/>
       </w:rPr>
     </w:lvl>
@@ -3508,7 +1165,7 @@
         <w:ind w:left="1440" w:hanging="360"/>
       </w:pPr>
       <w:rPr>
-        <w:rFonts w:hint="default" w:ascii="Courier New" w:hAnsi="Courier New"/>
+        <w:rFonts w:ascii="Courier New" w:hAnsi="Courier New" w:hint="default"/>
         <w:sz w:val="20"/>
       </w:rPr>
     </w:lvl>
@@ -3524,7 +1181,7 @@
         <w:ind w:left="2160" w:hanging="360"/>
       </w:pPr>
       <w:rPr>
-        <w:rFonts w:hint="default" w:ascii="Wingdings" w:hAnsi="Wingdings"/>
+        <w:rFonts w:ascii="Wingdings" w:hAnsi="Wingdings" w:hint="default"/>
         <w:sz w:val="20"/>
       </w:rPr>
     </w:lvl>
@@ -3540,7 +1197,7 @@
         <w:ind w:left="2880" w:hanging="360"/>
       </w:pPr>
       <w:rPr>
-        <w:rFonts w:hint="default" w:ascii="Wingdings" w:hAnsi="Wingdings"/>
+        <w:rFonts w:ascii="Wingdings" w:hAnsi="Wingdings" w:hint="default"/>
         <w:sz w:val="20"/>
       </w:rPr>
     </w:lvl>
@@ -3556,7 +1213,7 @@
         <w:ind w:left="3600" w:hanging="360"/>
       </w:pPr>
       <w:rPr>
-        <w:rFonts w:hint="default" w:ascii="Wingdings" w:hAnsi="Wingdings"/>
+        <w:rFonts w:ascii="Wingdings" w:hAnsi="Wingdings" w:hint="default"/>
         <w:sz w:val="20"/>
       </w:rPr>
     </w:lvl>
@@ -3572,7 +1229,7 @@
         <w:ind w:left="4320" w:hanging="360"/>
       </w:pPr>
       <w:rPr>
-        <w:rFonts w:hint="default" w:ascii="Wingdings" w:hAnsi="Wingdings"/>
+        <w:rFonts w:ascii="Wingdings" w:hAnsi="Wingdings" w:hint="default"/>
         <w:sz w:val="20"/>
       </w:rPr>
     </w:lvl>
@@ -3588,7 +1245,7 @@
         <w:ind w:left="5040" w:hanging="360"/>
       </w:pPr>
       <w:rPr>
-        <w:rFonts w:hint="default" w:ascii="Wingdings" w:hAnsi="Wingdings"/>
+        <w:rFonts w:ascii="Wingdings" w:hAnsi="Wingdings" w:hint="default"/>
         <w:sz w:val="20"/>
       </w:rPr>
     </w:lvl>
@@ -3604,7 +1261,7 @@
         <w:ind w:left="5760" w:hanging="360"/>
       </w:pPr>
       <w:rPr>
-        <w:rFonts w:hint="default" w:ascii="Wingdings" w:hAnsi="Wingdings"/>
+        <w:rFonts w:ascii="Wingdings" w:hAnsi="Wingdings" w:hint="default"/>
         <w:sz w:val="20"/>
       </w:rPr>
     </w:lvl>
@@ -3620,7 +1277,7 @@
         <w:ind w:left="6480" w:hanging="360"/>
       </w:pPr>
       <w:rPr>
-        <w:rFonts w:hint="default" w:ascii="Wingdings" w:hAnsi="Wingdings"/>
+        <w:rFonts w:ascii="Wingdings" w:hAnsi="Wingdings" w:hint="default"/>
         <w:sz w:val="20"/>
       </w:rPr>
     </w:lvl>
@@ -3843,7 +1500,7 @@
         <w:ind w:left="720" w:hanging="360"/>
       </w:pPr>
       <w:rPr>
-        <w:rFonts w:hint="default" w:ascii="Symbol" w:hAnsi="Symbol"/>
+        <w:rFonts w:ascii="Symbol" w:hAnsi="Symbol" w:hint="default"/>
         <w:sz w:val="20"/>
       </w:rPr>
     </w:lvl>
@@ -3859,7 +1516,7 @@
         <w:ind w:left="1440" w:hanging="360"/>
       </w:pPr>
       <w:rPr>
-        <w:rFonts w:hint="default" w:ascii="Courier New" w:hAnsi="Courier New"/>
+        <w:rFonts w:ascii="Courier New" w:hAnsi="Courier New" w:hint="default"/>
         <w:sz w:val="20"/>
       </w:rPr>
     </w:lvl>
@@ -3875,7 +1532,7 @@
         <w:ind w:left="2160" w:hanging="360"/>
       </w:pPr>
       <w:rPr>
-        <w:rFonts w:hint="default" w:ascii="Wingdings" w:hAnsi="Wingdings"/>
+        <w:rFonts w:ascii="Wingdings" w:hAnsi="Wingdings" w:hint="default"/>
         <w:sz w:val="20"/>
       </w:rPr>
     </w:lvl>
@@ -3891,7 +1548,7 @@
         <w:ind w:left="2880" w:hanging="360"/>
       </w:pPr>
       <w:rPr>
-        <w:rFonts w:hint="default" w:ascii="Wingdings" w:hAnsi="Wingdings"/>
+        <w:rFonts w:ascii="Wingdings" w:hAnsi="Wingdings" w:hint="default"/>
         <w:sz w:val="20"/>
       </w:rPr>
     </w:lvl>
@@ -3907,7 +1564,7 @@
         <w:ind w:left="3600" w:hanging="360"/>
       </w:pPr>
       <w:rPr>
-        <w:rFonts w:hint="default" w:ascii="Wingdings" w:hAnsi="Wingdings"/>
+        <w:rFonts w:ascii="Wingdings" w:hAnsi="Wingdings" w:hint="default"/>
         <w:sz w:val="20"/>
       </w:rPr>
     </w:lvl>
@@ -3923,7 +1580,7 @@
         <w:ind w:left="4320" w:hanging="360"/>
       </w:pPr>
       <w:rPr>
-        <w:rFonts w:hint="default" w:ascii="Wingdings" w:hAnsi="Wingdings"/>
+        <w:rFonts w:ascii="Wingdings" w:hAnsi="Wingdings" w:hint="default"/>
         <w:sz w:val="20"/>
       </w:rPr>
     </w:lvl>
@@ -3939,7 +1596,7 @@
         <w:ind w:left="5040" w:hanging="360"/>
       </w:pPr>
       <w:rPr>
-        <w:rFonts w:hint="default" w:ascii="Wingdings" w:hAnsi="Wingdings"/>
+        <w:rFonts w:ascii="Wingdings" w:hAnsi="Wingdings" w:hint="default"/>
         <w:sz w:val="20"/>
       </w:rPr>
     </w:lvl>
@@ -3955,7 +1612,7 @@
         <w:ind w:left="5760" w:hanging="360"/>
       </w:pPr>
       <w:rPr>
-        <w:rFonts w:hint="default" w:ascii="Wingdings" w:hAnsi="Wingdings"/>
+        <w:rFonts w:ascii="Wingdings" w:hAnsi="Wingdings" w:hint="default"/>
         <w:sz w:val="20"/>
       </w:rPr>
     </w:lvl>
@@ -3971,7 +1628,7 @@
         <w:ind w:left="6480" w:hanging="360"/>
       </w:pPr>
       <w:rPr>
-        <w:rFonts w:hint="default" w:ascii="Wingdings" w:hAnsi="Wingdings"/>
+        <w:rFonts w:ascii="Wingdings" w:hAnsi="Wingdings" w:hint="default"/>
         <w:sz w:val="20"/>
       </w:rPr>
     </w:lvl>
@@ -3992,7 +1649,7 @@
         <w:ind w:left="720" w:hanging="360"/>
       </w:pPr>
       <w:rPr>
-        <w:rFonts w:hint="default" w:ascii="Symbol" w:hAnsi="Symbol"/>
+        <w:rFonts w:ascii="Symbol" w:hAnsi="Symbol" w:hint="default"/>
         <w:sz w:val="20"/>
       </w:rPr>
     </w:lvl>
@@ -4025,7 +1682,7 @@
         <w:ind w:left="2160" w:hanging="360"/>
       </w:pPr>
       <w:rPr>
-        <w:rFonts w:hint="default" w:ascii="Wingdings" w:hAnsi="Wingdings"/>
+        <w:rFonts w:ascii="Wingdings" w:hAnsi="Wingdings" w:hint="default"/>
         <w:sz w:val="20"/>
       </w:rPr>
     </w:lvl>
@@ -4041,7 +1698,7 @@
         <w:ind w:left="2880" w:hanging="360"/>
       </w:pPr>
       <w:rPr>
-        <w:rFonts w:hint="default" w:ascii="Wingdings" w:hAnsi="Wingdings"/>
+        <w:rFonts w:ascii="Wingdings" w:hAnsi="Wingdings" w:hint="default"/>
         <w:sz w:val="20"/>
       </w:rPr>
     </w:lvl>
@@ -4057,7 +1714,7 @@
         <w:ind w:left="3600" w:hanging="360"/>
       </w:pPr>
       <w:rPr>
-        <w:rFonts w:hint="default" w:ascii="Wingdings" w:hAnsi="Wingdings"/>
+        <w:rFonts w:ascii="Wingdings" w:hAnsi="Wingdings" w:hint="default"/>
         <w:sz w:val="20"/>
       </w:rPr>
     </w:lvl>
@@ -4073,7 +1730,7 @@
         <w:ind w:left="4320" w:hanging="360"/>
       </w:pPr>
       <w:rPr>
-        <w:rFonts w:hint="default" w:ascii="Wingdings" w:hAnsi="Wingdings"/>
+        <w:rFonts w:ascii="Wingdings" w:hAnsi="Wingdings" w:hint="default"/>
         <w:sz w:val="20"/>
       </w:rPr>
     </w:lvl>
@@ -4089,7 +1746,7 @@
         <w:ind w:left="5040" w:hanging="360"/>
       </w:pPr>
       <w:rPr>
-        <w:rFonts w:hint="default" w:ascii="Wingdings" w:hAnsi="Wingdings"/>
+        <w:rFonts w:ascii="Wingdings" w:hAnsi="Wingdings" w:hint="default"/>
         <w:sz w:val="20"/>
       </w:rPr>
     </w:lvl>
@@ -4105,7 +1762,7 @@
         <w:ind w:left="5760" w:hanging="360"/>
       </w:pPr>
       <w:rPr>
-        <w:rFonts w:hint="default" w:ascii="Wingdings" w:hAnsi="Wingdings"/>
+        <w:rFonts w:ascii="Wingdings" w:hAnsi="Wingdings" w:hint="default"/>
         <w:sz w:val="20"/>
       </w:rPr>
     </w:lvl>
@@ -4121,7 +1778,7 @@
         <w:ind w:left="6480" w:hanging="360"/>
       </w:pPr>
       <w:rPr>
-        <w:rFonts w:hint="default" w:ascii="Wingdings" w:hAnsi="Wingdings"/>
+        <w:rFonts w:ascii="Wingdings" w:hAnsi="Wingdings" w:hint="default"/>
         <w:sz w:val="20"/>
       </w:rPr>
     </w:lvl>
@@ -4142,7 +1799,7 @@
         <w:ind w:left="720" w:hanging="360"/>
       </w:pPr>
       <w:rPr>
-        <w:rFonts w:hint="default" w:ascii="Symbol" w:hAnsi="Symbol"/>
+        <w:rFonts w:ascii="Symbol" w:hAnsi="Symbol" w:hint="default"/>
         <w:sz w:val="20"/>
       </w:rPr>
     </w:lvl>
@@ -4158,7 +1815,7 @@
         <w:ind w:left="1440" w:hanging="360"/>
       </w:pPr>
       <w:rPr>
-        <w:rFonts w:hint="default" w:ascii="Courier New" w:hAnsi="Courier New"/>
+        <w:rFonts w:ascii="Courier New" w:hAnsi="Courier New" w:hint="default"/>
         <w:sz w:val="20"/>
       </w:rPr>
     </w:lvl>
@@ -4174,7 +1831,7 @@
         <w:ind w:left="2160" w:hanging="360"/>
       </w:pPr>
       <w:rPr>
-        <w:rFonts w:hint="default" w:ascii="Wingdings" w:hAnsi="Wingdings"/>
+        <w:rFonts w:ascii="Wingdings" w:hAnsi="Wingdings" w:hint="default"/>
         <w:sz w:val="20"/>
       </w:rPr>
     </w:lvl>
@@ -4190,7 +1847,7 @@
         <w:ind w:left="2880" w:hanging="360"/>
       </w:pPr>
       <w:rPr>
-        <w:rFonts w:hint="default" w:ascii="Wingdings" w:hAnsi="Wingdings"/>
+        <w:rFonts w:ascii="Wingdings" w:hAnsi="Wingdings" w:hint="default"/>
         <w:sz w:val="20"/>
       </w:rPr>
     </w:lvl>
@@ -4206,7 +1863,7 @@
         <w:ind w:left="3600" w:hanging="360"/>
       </w:pPr>
       <w:rPr>
-        <w:rFonts w:hint="default" w:ascii="Wingdings" w:hAnsi="Wingdings"/>
+        <w:rFonts w:ascii="Wingdings" w:hAnsi="Wingdings" w:hint="default"/>
         <w:sz w:val="20"/>
       </w:rPr>
     </w:lvl>
@@ -4222,7 +1879,7 @@
         <w:ind w:left="4320" w:hanging="360"/>
       </w:pPr>
       <w:rPr>
-        <w:rFonts w:hint="default" w:ascii="Wingdings" w:hAnsi="Wingdings"/>
+        <w:rFonts w:ascii="Wingdings" w:hAnsi="Wingdings" w:hint="default"/>
         <w:sz w:val="20"/>
       </w:rPr>
     </w:lvl>
@@ -4238,7 +1895,7 @@
         <w:ind w:left="5040" w:hanging="360"/>
       </w:pPr>
       <w:rPr>
-        <w:rFonts w:hint="default" w:ascii="Wingdings" w:hAnsi="Wingdings"/>
+        <w:rFonts w:ascii="Wingdings" w:hAnsi="Wingdings" w:hint="default"/>
         <w:sz w:val="20"/>
       </w:rPr>
     </w:lvl>
@@ -4254,7 +1911,7 @@
         <w:ind w:left="5760" w:hanging="360"/>
       </w:pPr>
       <w:rPr>
-        <w:rFonts w:hint="default" w:ascii="Wingdings" w:hAnsi="Wingdings"/>
+        <w:rFonts w:ascii="Wingdings" w:hAnsi="Wingdings" w:hint="default"/>
         <w:sz w:val="20"/>
       </w:rPr>
     </w:lvl>
@@ -4270,7 +1927,7 @@
         <w:ind w:left="6480" w:hanging="360"/>
       </w:pPr>
       <w:rPr>
-        <w:rFonts w:hint="default" w:ascii="Wingdings" w:hAnsi="Wingdings"/>
+        <w:rFonts w:ascii="Wingdings" w:hAnsi="Wingdings" w:hint="default"/>
         <w:sz w:val="20"/>
       </w:rPr>
     </w:lvl>
@@ -4424,23 +2081,12 @@
 </w:numbering>
 </file>
 
-<file path=word/people.xml><?xml version="1.0" encoding="utf-8"?>
-<w15:people xmlns:mc="http://schemas.openxmlformats.org/markup-compatibility/2006" xmlns:w15="http://schemas.microsoft.com/office/word/2012/wordml" mc:Ignorable="w15">
-  <w15:person w15:author="Kevin Deschamps">
-    <w15:presenceInfo w15:providerId="AD" w15:userId="S::kevin.deschamps@kuleuven.be::bf3c0bbf-8bcd-434c-bc1d-c4620873ab2a"/>
-  </w15:person>
-  <w15:person w15:author="Fabienne Dobbels">
-    <w15:presenceInfo w15:providerId="AD" w15:userId="S::fabienne.dobbels@kuleuven.be::6af49e9b-5a3b-47c4-8312-83989a90b1c2"/>
-  </w15:person>
-</w15:people>
-</file>
-
 <file path=word/styles.xml><?xml version="1.0" encoding="utf-8"?>
-<w:styles xmlns:wp14="http://schemas.microsoft.com/office/word/2010/wordprocessingDrawing" xmlns:mc="http://schemas.openxmlformats.org/markup-compatibility/2006" xmlns:r="http://schemas.openxmlformats.org/officeDocument/2006/relationships" xmlns:w="http://schemas.openxmlformats.org/wordprocessingml/2006/main" xmlns:w14="http://schemas.microsoft.com/office/word/2010/wordml" xmlns:w15="http://schemas.microsoft.com/office/word/2012/wordml" xmlns:w16cex="http://schemas.microsoft.com/office/word/2018/wordml/cex" xmlns:w16cid="http://schemas.microsoft.com/office/word/2016/wordml/cid" xmlns:w16="http://schemas.microsoft.com/office/word/2018/wordml" xmlns:w16du="http://schemas.microsoft.com/office/word/2023/wordml/word16du" xmlns:w16sdtdh="http://schemas.microsoft.com/office/word/2020/wordml/sdtdatahash" xmlns:w16sdtfl="http://schemas.microsoft.com/office/word/2024/wordml/sdtformatlock" xmlns:w16se="http://schemas.microsoft.com/office/word/2015/wordml/symex" mc:Ignorable="w14 w15 w16se w16cid w16 w16cex w16sdtdh w16sdtfl w16du wp14">
+<w:styles xmlns:mc="http://schemas.openxmlformats.org/markup-compatibility/2006" xmlns:r="http://schemas.openxmlformats.org/officeDocument/2006/relationships" xmlns:w="http://schemas.openxmlformats.org/wordprocessingml/2006/main" xmlns:w14="http://schemas.microsoft.com/office/word/2010/wordml" xmlns:w15="http://schemas.microsoft.com/office/word/2012/wordml" xmlns:w16cex="http://schemas.microsoft.com/office/word/2018/wordml/cex" xmlns:w16cid="http://schemas.microsoft.com/office/word/2016/wordml/cid" xmlns:w16="http://schemas.microsoft.com/office/word/2018/wordml" xmlns:w16du="http://schemas.microsoft.com/office/word/2023/wordml/word16du" xmlns:w16sdtdh="http://schemas.microsoft.com/office/word/2020/wordml/sdtdatahash" xmlns:w16sdtfl="http://schemas.microsoft.com/office/word/2024/wordml/sdtformatlock" xmlns:w16se="http://schemas.microsoft.com/office/word/2015/wordml/symex" mc:Ignorable="w14 w15 w16se w16cid w16 w16cex w16sdtdh w16sdtfl w16du">
   <w:docDefaults>
     <w:rPrDefault>
       <w:rPr>
-        <w:rFonts w:asciiTheme="minorHAnsi" w:hAnsiTheme="minorHAnsi" w:eastAsiaTheme="minorHAnsi" w:cstheme="minorBidi"/>
+        <w:rFonts w:asciiTheme="minorHAnsi" w:eastAsiaTheme="minorHAnsi" w:hAnsiTheme="minorHAnsi" w:cstheme="minorBidi"/>
         <w:kern w:val="2"/>
         <w:sz w:val="24"/>
         <w:szCs w:val="24"/>
@@ -4457,14 +2103,14 @@
   <w:latentStyles w:defLockedState="0" w:defUIPriority="99" w:defSemiHidden="0" w:defUnhideWhenUsed="0" w:defQFormat="0" w:count="376">
     <w:lsdException w:name="Normal" w:uiPriority="0" w:qFormat="1"/>
     <w:lsdException w:name="heading 1" w:uiPriority="9" w:qFormat="1"/>
-    <w:lsdException w:name="heading 2" w:uiPriority="9" w:semiHidden="1" w:unhideWhenUsed="1" w:qFormat="1"/>
-    <w:lsdException w:name="heading 3" w:uiPriority="9" w:semiHidden="1" w:unhideWhenUsed="1" w:qFormat="1"/>
-    <w:lsdException w:name="heading 4" w:uiPriority="9" w:semiHidden="1" w:unhideWhenUsed="1" w:qFormat="1"/>
-    <w:lsdException w:name="heading 5" w:uiPriority="9" w:semiHidden="1" w:unhideWhenUsed="1" w:qFormat="1"/>
-    <w:lsdException w:name="heading 6" w:uiPriority="9" w:semiHidden="1" w:unhideWhenUsed="1" w:qFormat="1"/>
-    <w:lsdException w:name="heading 7" w:uiPriority="9" w:semiHidden="1" w:unhideWhenUsed="1" w:qFormat="1"/>
-    <w:lsdException w:name="heading 8" w:uiPriority="9" w:semiHidden="1" w:unhideWhenUsed="1" w:qFormat="1"/>
-    <w:lsdException w:name="heading 9" w:uiPriority="9" w:semiHidden="1" w:unhideWhenUsed="1" w:qFormat="1"/>
+    <w:lsdException w:name="heading 2" w:semiHidden="1" w:uiPriority="9" w:unhideWhenUsed="1" w:qFormat="1"/>
+    <w:lsdException w:name="heading 3" w:semiHidden="1" w:uiPriority="9" w:unhideWhenUsed="1" w:qFormat="1"/>
+    <w:lsdException w:name="heading 4" w:semiHidden="1" w:uiPriority="9" w:unhideWhenUsed="1" w:qFormat="1"/>
+    <w:lsdException w:name="heading 5" w:semiHidden="1" w:uiPriority="9" w:unhideWhenUsed="1" w:qFormat="1"/>
+    <w:lsdException w:name="heading 6" w:semiHidden="1" w:uiPriority="9" w:unhideWhenUsed="1" w:qFormat="1"/>
+    <w:lsdException w:name="heading 7" w:semiHidden="1" w:uiPriority="9" w:unhideWhenUsed="1" w:qFormat="1"/>
+    <w:lsdException w:name="heading 8" w:semiHidden="1" w:uiPriority="9" w:unhideWhenUsed="1" w:qFormat="1"/>
+    <w:lsdException w:name="heading 9" w:semiHidden="1" w:uiPriority="9" w:unhideWhenUsed="1" w:qFormat="1"/>
     <w:lsdException w:name="index 1" w:semiHidden="1" w:unhideWhenUsed="1"/>
     <w:lsdException w:name="index 2" w:semiHidden="1" w:unhideWhenUsed="1"/>
     <w:lsdException w:name="index 3" w:semiHidden="1" w:unhideWhenUsed="1"/>
@@ -4474,22 +2120,22 @@
     <w:lsdException w:name="index 7" w:semiHidden="1" w:unhideWhenUsed="1"/>
     <w:lsdException w:name="index 8" w:semiHidden="1" w:unhideWhenUsed="1"/>
     <w:lsdException w:name="index 9" w:semiHidden="1" w:unhideWhenUsed="1"/>
-    <w:lsdException w:name="toc 1" w:uiPriority="39" w:semiHidden="1" w:unhideWhenUsed="1"/>
-    <w:lsdException w:name="toc 2" w:uiPriority="39" w:semiHidden="1" w:unhideWhenUsed="1"/>
-    <w:lsdException w:name="toc 3" w:uiPriority="39" w:semiHidden="1" w:unhideWhenUsed="1"/>
-    <w:lsdException w:name="toc 4" w:uiPriority="39" w:semiHidden="1" w:unhideWhenUsed="1"/>
-    <w:lsdException w:name="toc 5" w:uiPriority="39" w:semiHidden="1" w:unhideWhenUsed="1"/>
-    <w:lsdException w:name="toc 6" w:uiPriority="39" w:semiHidden="1" w:unhideWhenUsed="1"/>
-    <w:lsdException w:name="toc 7" w:uiPriority="39" w:semiHidden="1" w:unhideWhenUsed="1"/>
-    <w:lsdException w:name="toc 8" w:uiPriority="39" w:semiHidden="1" w:unhideWhenUsed="1"/>
-    <w:lsdException w:name="toc 9" w:uiPriority="39" w:semiHidden="1" w:unhideWhenUsed="1"/>
+    <w:lsdException w:name="toc 1" w:semiHidden="1" w:uiPriority="39" w:unhideWhenUsed="1"/>
+    <w:lsdException w:name="toc 2" w:semiHidden="1" w:uiPriority="39" w:unhideWhenUsed="1"/>
+    <w:lsdException w:name="toc 3" w:semiHidden="1" w:uiPriority="39" w:unhideWhenUsed="1"/>
+    <w:lsdException w:name="toc 4" w:semiHidden="1" w:uiPriority="39" w:unhideWhenUsed="1"/>
+    <w:lsdException w:name="toc 5" w:semiHidden="1" w:uiPriority="39" w:unhideWhenUsed="1"/>
+    <w:lsdException w:name="toc 6" w:semiHidden="1" w:uiPriority="39" w:unhideWhenUsed="1"/>
+    <w:lsdException w:name="toc 7" w:semiHidden="1" w:uiPriority="39" w:unhideWhenUsed="1"/>
+    <w:lsdException w:name="toc 8" w:semiHidden="1" w:uiPriority="39" w:unhideWhenUsed="1"/>
+    <w:lsdException w:name="toc 9" w:semiHidden="1" w:uiPriority="39" w:unhideWhenUsed="1"/>
     <w:lsdException w:name="Normal Indent" w:semiHidden="1" w:unhideWhenUsed="1"/>
     <w:lsdException w:name="footnote text" w:semiHidden="1" w:unhideWhenUsed="1"/>
     <w:lsdException w:name="annotation text" w:semiHidden="1" w:unhideWhenUsed="1"/>
     <w:lsdException w:name="header" w:semiHidden="1" w:unhideWhenUsed="1"/>
     <w:lsdException w:name="footer" w:semiHidden="1" w:unhideWhenUsed="1"/>
     <w:lsdException w:name="index heading" w:semiHidden="1" w:unhideWhenUsed="1"/>
-    <w:lsdException w:name="caption" w:uiPriority="35" w:semiHidden="1" w:unhideWhenUsed="1" w:qFormat="1"/>
+    <w:lsdException w:name="caption" w:semiHidden="1" w:uiPriority="35" w:unhideWhenUsed="1" w:qFormat="1"/>
     <w:lsdException w:name="table of figures" w:semiHidden="1" w:unhideWhenUsed="1"/>
     <w:lsdException w:name="envelope address" w:semiHidden="1" w:unhideWhenUsed="1"/>
     <w:lsdException w:name="envelope return" w:semiHidden="1" w:unhideWhenUsed="1"/>
@@ -4520,7 +2166,7 @@
     <w:lsdException w:name="Title" w:uiPriority="10" w:qFormat="1"/>
     <w:lsdException w:name="Closing" w:semiHidden="1" w:unhideWhenUsed="1"/>
     <w:lsdException w:name="Signature" w:semiHidden="1" w:unhideWhenUsed="1"/>
-    <w:lsdException w:name="Default Paragraph Font" w:uiPriority="1" w:semiHidden="1" w:unhideWhenUsed="1"/>
+    <w:lsdException w:name="Default Paragraph Font" w:semiHidden="1" w:uiPriority="1" w:unhideWhenUsed="1"/>
     <w:lsdException w:name="Body Text" w:semiHidden="1" w:unhideWhenUsed="1"/>
     <w:lsdException w:name="Body Text Indent" w:semiHidden="1" w:unhideWhenUsed="1"/>
     <w:lsdException w:name="List Continue" w:semiHidden="1" w:unhideWhenUsed="1"/>
@@ -4720,8 +2366,8 @@
     <w:lsdException w:name="Subtle Reference" w:uiPriority="31" w:qFormat="1"/>
     <w:lsdException w:name="Intense Reference" w:uiPriority="32" w:qFormat="1"/>
     <w:lsdException w:name="Book Title" w:uiPriority="33" w:qFormat="1"/>
-    <w:lsdException w:name="Bibliography" w:uiPriority="37" w:semiHidden="1" w:unhideWhenUsed="1"/>
-    <w:lsdException w:name="TOC Heading" w:uiPriority="39" w:semiHidden="1" w:unhideWhenUsed="1" w:qFormat="1"/>
+    <w:lsdException w:name="Bibliography" w:semiHidden="1" w:uiPriority="37" w:unhideWhenUsed="1"/>
+    <w:lsdException w:name="TOC Heading" w:semiHidden="1" w:uiPriority="39" w:unhideWhenUsed="1" w:qFormat="1"/>
     <w:lsdException w:name="Plain Table 1" w:uiPriority="41"/>
     <w:lsdException w:name="Plain Table 2" w:uiPriority="42"/>
     <w:lsdException w:name="Plain Table 3" w:uiPriority="43"/>
@@ -4832,7 +2478,7 @@
     <w:lsdException w:name="Unresolved Mention" w:semiHidden="1" w:unhideWhenUsed="1"/>
     <w:lsdException w:name="Smart Link" w:semiHidden="1" w:unhideWhenUsed="1"/>
   </w:latentStyles>
-  <w:style w:type="paragraph" w:styleId="Normal" w:default="1">
+  <w:style w:type="paragraph" w:default="1" w:styleId="Standaard">
     <w:name w:val="Normal"/>
     <w:qFormat/>
     <w:rsid w:val="00C22F06"/>
@@ -4840,16 +2486,16 @@
       <w:spacing w:line="259" w:lineRule="auto"/>
     </w:pPr>
     <w:rPr>
-      <w:rFonts w:ascii="Arial" w:hAnsi="Arial" w:eastAsia="Arial" w:cs="Arial"/>
+      <w:rFonts w:ascii="Arial" w:eastAsia="Arial" w:hAnsi="Arial" w:cs="Arial"/>
       <w:sz w:val="22"/>
       <w:szCs w:val="22"/>
     </w:rPr>
   </w:style>
-  <w:style w:type="paragraph" w:styleId="Heading1">
+  <w:style w:type="paragraph" w:styleId="Kop1">
     <w:name w:val="heading 1"/>
-    <w:basedOn w:val="Normal"/>
-    <w:next w:val="Normal"/>
-    <w:link w:val="Heading1Char"/>
+    <w:basedOn w:val="Standaard"/>
+    <w:next w:val="Standaard"/>
+    <w:link w:val="Kop1Char"/>
     <w:uiPriority w:val="9"/>
     <w:qFormat/>
     <w:rsid w:val="003539DF"/>
@@ -4860,17 +2506,17 @@
       <w:outlineLvl w:val="0"/>
     </w:pPr>
     <w:rPr>
-      <w:rFonts w:asciiTheme="majorHAnsi" w:hAnsiTheme="majorHAnsi" w:eastAsiaTheme="majorEastAsia" w:cstheme="majorBidi"/>
+      <w:rFonts w:asciiTheme="majorHAnsi" w:eastAsiaTheme="majorEastAsia" w:hAnsiTheme="majorHAnsi" w:cstheme="majorBidi"/>
       <w:color w:val="0F4761" w:themeColor="accent1" w:themeShade="BF"/>
       <w:sz w:val="40"/>
       <w:szCs w:val="40"/>
     </w:rPr>
   </w:style>
-  <w:style w:type="paragraph" w:styleId="Heading2">
+  <w:style w:type="paragraph" w:styleId="Kop2">
     <w:name w:val="heading 2"/>
-    <w:basedOn w:val="Normal"/>
-    <w:next w:val="Normal"/>
-    <w:link w:val="Heading2Char"/>
+    <w:basedOn w:val="Standaard"/>
+    <w:next w:val="Standaard"/>
+    <w:link w:val="Kop2Char"/>
     <w:uiPriority w:val="9"/>
     <w:semiHidden/>
     <w:unhideWhenUsed/>
@@ -4883,17 +2529,17 @@
       <w:outlineLvl w:val="1"/>
     </w:pPr>
     <w:rPr>
-      <w:rFonts w:asciiTheme="majorHAnsi" w:hAnsiTheme="majorHAnsi" w:eastAsiaTheme="majorEastAsia" w:cstheme="majorBidi"/>
+      <w:rFonts w:asciiTheme="majorHAnsi" w:eastAsiaTheme="majorEastAsia" w:hAnsiTheme="majorHAnsi" w:cstheme="majorBidi"/>
       <w:color w:val="0F4761" w:themeColor="accent1" w:themeShade="BF"/>
       <w:sz w:val="32"/>
       <w:szCs w:val="32"/>
     </w:rPr>
   </w:style>
-  <w:style w:type="paragraph" w:styleId="Heading3">
+  <w:style w:type="paragraph" w:styleId="Kop3">
     <w:name w:val="heading 3"/>
-    <w:basedOn w:val="Normal"/>
-    <w:next w:val="Normal"/>
-    <w:link w:val="Heading3Char"/>
+    <w:basedOn w:val="Standaard"/>
+    <w:next w:val="Standaard"/>
+    <w:link w:val="Kop3Char"/>
     <w:uiPriority w:val="9"/>
     <w:semiHidden/>
     <w:unhideWhenUsed/>
@@ -4912,11 +2558,11 @@
       <w:szCs w:val="28"/>
     </w:rPr>
   </w:style>
-  <w:style w:type="paragraph" w:styleId="Heading4">
+  <w:style w:type="paragraph" w:styleId="Kop4">
     <w:name w:val="heading 4"/>
-    <w:basedOn w:val="Normal"/>
-    <w:next w:val="Normal"/>
-    <w:link w:val="Heading4Char"/>
+    <w:basedOn w:val="Standaard"/>
+    <w:next w:val="Standaard"/>
+    <w:link w:val="Kop4Char"/>
     <w:uiPriority w:val="9"/>
     <w:semiHidden/>
     <w:unhideWhenUsed/>
@@ -4935,11 +2581,11 @@
       <w:color w:val="0F4761" w:themeColor="accent1" w:themeShade="BF"/>
     </w:rPr>
   </w:style>
-  <w:style w:type="paragraph" w:styleId="Heading5">
+  <w:style w:type="paragraph" w:styleId="Kop5">
     <w:name w:val="heading 5"/>
-    <w:basedOn w:val="Normal"/>
-    <w:next w:val="Normal"/>
-    <w:link w:val="Heading5Char"/>
+    <w:basedOn w:val="Standaard"/>
+    <w:next w:val="Standaard"/>
+    <w:link w:val="Kop5Char"/>
     <w:uiPriority w:val="9"/>
     <w:semiHidden/>
     <w:unhideWhenUsed/>
@@ -4956,11 +2602,11 @@
       <w:color w:val="0F4761" w:themeColor="accent1" w:themeShade="BF"/>
     </w:rPr>
   </w:style>
-  <w:style w:type="paragraph" w:styleId="Heading6">
+  <w:style w:type="paragraph" w:styleId="Kop6">
     <w:name w:val="heading 6"/>
-    <w:basedOn w:val="Normal"/>
-    <w:next w:val="Normal"/>
-    <w:link w:val="Heading6Char"/>
+    <w:basedOn w:val="Standaard"/>
+    <w:next w:val="Standaard"/>
+    <w:link w:val="Kop6Char"/>
     <w:uiPriority w:val="9"/>
     <w:semiHidden/>
     <w:unhideWhenUsed/>
@@ -4979,11 +2625,11 @@
       <w:color w:val="595959" w:themeColor="text1" w:themeTint="A6"/>
     </w:rPr>
   </w:style>
-  <w:style w:type="paragraph" w:styleId="Heading7">
+  <w:style w:type="paragraph" w:styleId="Kop7">
     <w:name w:val="heading 7"/>
-    <w:basedOn w:val="Normal"/>
-    <w:next w:val="Normal"/>
-    <w:link w:val="Heading7Char"/>
+    <w:basedOn w:val="Standaard"/>
+    <w:next w:val="Standaard"/>
+    <w:link w:val="Kop7Char"/>
     <w:uiPriority w:val="9"/>
     <w:semiHidden/>
     <w:unhideWhenUsed/>
@@ -5000,11 +2646,11 @@
       <w:color w:val="595959" w:themeColor="text1" w:themeTint="A6"/>
     </w:rPr>
   </w:style>
-  <w:style w:type="paragraph" w:styleId="Heading8">
+  <w:style w:type="paragraph" w:styleId="Kop8">
     <w:name w:val="heading 8"/>
-    <w:basedOn w:val="Normal"/>
-    <w:next w:val="Normal"/>
-    <w:link w:val="Heading8Char"/>
+    <w:basedOn w:val="Standaard"/>
+    <w:next w:val="Standaard"/>
+    <w:link w:val="Kop8Char"/>
     <w:uiPriority w:val="9"/>
     <w:semiHidden/>
     <w:unhideWhenUsed/>
@@ -5023,11 +2669,11 @@
       <w:color w:val="272727" w:themeColor="text1" w:themeTint="D8"/>
     </w:rPr>
   </w:style>
-  <w:style w:type="paragraph" w:styleId="Heading9">
+  <w:style w:type="paragraph" w:styleId="Kop9">
     <w:name w:val="heading 9"/>
-    <w:basedOn w:val="Normal"/>
-    <w:next w:val="Normal"/>
-    <w:link w:val="Heading9Char"/>
+    <w:basedOn w:val="Standaard"/>
+    <w:next w:val="Standaard"/>
+    <w:link w:val="Kop9Char"/>
     <w:uiPriority w:val="9"/>
     <w:semiHidden/>
     <w:unhideWhenUsed/>
@@ -5044,13 +2690,12 @@
       <w:color w:val="272727" w:themeColor="text1" w:themeTint="D8"/>
     </w:rPr>
   </w:style>
-  <w:style w:type="character" w:styleId="DefaultParagraphFont" w:default="1">
+  <w:style w:type="character" w:default="1" w:styleId="Standaardalinea-lettertype">
     <w:name w:val="Default Paragraph Font"/>
     <w:uiPriority w:val="1"/>
-    <w:semiHidden/>
     <w:unhideWhenUsed/>
   </w:style>
-  <w:style w:type="table" w:styleId="TableNormal" w:default="1">
+  <w:style w:type="table" w:default="1" w:styleId="Standaardtabel">
     <w:name w:val="Normal Table"/>
     <w:uiPriority w:val="99"/>
     <w:semiHidden/>
@@ -5065,43 +2710,43 @@
       </w:tblCellMar>
     </w:tblPr>
   </w:style>
-  <w:style w:type="numbering" w:styleId="NoList" w:default="1">
+  <w:style w:type="numbering" w:default="1" w:styleId="Geenlijst">
     <w:name w:val="No List"/>
     <w:uiPriority w:val="99"/>
     <w:semiHidden/>
     <w:unhideWhenUsed/>
   </w:style>
-  <w:style w:type="character" w:styleId="Heading1Char" w:customStyle="1">
-    <w:name w:val="Heading 1 Char"/>
-    <w:basedOn w:val="DefaultParagraphFont"/>
-    <w:link w:val="Heading1"/>
+  <w:style w:type="character" w:customStyle="1" w:styleId="Kop1Char">
+    <w:name w:val="Kop 1 Char"/>
+    <w:basedOn w:val="Standaardalinea-lettertype"/>
+    <w:link w:val="Kop1"/>
     <w:uiPriority w:val="9"/>
     <w:rsid w:val="003539DF"/>
     <w:rPr>
-      <w:rFonts w:asciiTheme="majorHAnsi" w:hAnsiTheme="majorHAnsi" w:eastAsiaTheme="majorEastAsia" w:cstheme="majorBidi"/>
+      <w:rFonts w:asciiTheme="majorHAnsi" w:eastAsiaTheme="majorEastAsia" w:hAnsiTheme="majorHAnsi" w:cstheme="majorBidi"/>
       <w:color w:val="0F4761" w:themeColor="accent1" w:themeShade="BF"/>
       <w:sz w:val="40"/>
       <w:szCs w:val="40"/>
     </w:rPr>
   </w:style>
-  <w:style w:type="character" w:styleId="Heading2Char" w:customStyle="1">
-    <w:name w:val="Heading 2 Char"/>
-    <w:basedOn w:val="DefaultParagraphFont"/>
-    <w:link w:val="Heading2"/>
+  <w:style w:type="character" w:customStyle="1" w:styleId="Kop2Char">
+    <w:name w:val="Kop 2 Char"/>
+    <w:basedOn w:val="Standaardalinea-lettertype"/>
+    <w:link w:val="Kop2"/>
     <w:uiPriority w:val="9"/>
     <w:semiHidden/>
     <w:rsid w:val="003539DF"/>
     <w:rPr>
-      <w:rFonts w:asciiTheme="majorHAnsi" w:hAnsiTheme="majorHAnsi" w:eastAsiaTheme="majorEastAsia" w:cstheme="majorBidi"/>
+      <w:rFonts w:asciiTheme="majorHAnsi" w:eastAsiaTheme="majorEastAsia" w:hAnsiTheme="majorHAnsi" w:cstheme="majorBidi"/>
       <w:color w:val="0F4761" w:themeColor="accent1" w:themeShade="BF"/>
       <w:sz w:val="32"/>
       <w:szCs w:val="32"/>
     </w:rPr>
   </w:style>
-  <w:style w:type="character" w:styleId="Heading3Char" w:customStyle="1">
-    <w:name w:val="Heading 3 Char"/>
-    <w:basedOn w:val="DefaultParagraphFont"/>
-    <w:link w:val="Heading3"/>
+  <w:style w:type="character" w:customStyle="1" w:styleId="Kop3Char">
+    <w:name w:val="Kop 3 Char"/>
+    <w:basedOn w:val="Standaardalinea-lettertype"/>
+    <w:link w:val="Kop3"/>
     <w:uiPriority w:val="9"/>
     <w:semiHidden/>
     <w:rsid w:val="003539DF"/>
@@ -5112,10 +2757,10 @@
       <w:szCs w:val="28"/>
     </w:rPr>
   </w:style>
-  <w:style w:type="character" w:styleId="Heading4Char" w:customStyle="1">
-    <w:name w:val="Heading 4 Char"/>
-    <w:basedOn w:val="DefaultParagraphFont"/>
-    <w:link w:val="Heading4"/>
+  <w:style w:type="character" w:customStyle="1" w:styleId="Kop4Char">
+    <w:name w:val="Kop 4 Char"/>
+    <w:basedOn w:val="Standaardalinea-lettertype"/>
+    <w:link w:val="Kop4"/>
     <w:uiPriority w:val="9"/>
     <w:semiHidden/>
     <w:rsid w:val="003539DF"/>
@@ -5126,10 +2771,10 @@
       <w:color w:val="0F4761" w:themeColor="accent1" w:themeShade="BF"/>
     </w:rPr>
   </w:style>
-  <w:style w:type="character" w:styleId="Heading5Char" w:customStyle="1">
-    <w:name w:val="Heading 5 Char"/>
-    <w:basedOn w:val="DefaultParagraphFont"/>
-    <w:link w:val="Heading5"/>
+  <w:style w:type="character" w:customStyle="1" w:styleId="Kop5Char">
+    <w:name w:val="Kop 5 Char"/>
+    <w:basedOn w:val="Standaardalinea-lettertype"/>
+    <w:link w:val="Kop5"/>
     <w:uiPriority w:val="9"/>
     <w:semiHidden/>
     <w:rsid w:val="003539DF"/>
@@ -5138,10 +2783,10 @@
       <w:color w:val="0F4761" w:themeColor="accent1" w:themeShade="BF"/>
     </w:rPr>
   </w:style>
-  <w:style w:type="character" w:styleId="Heading6Char" w:customStyle="1">
-    <w:name w:val="Heading 6 Char"/>
-    <w:basedOn w:val="DefaultParagraphFont"/>
-    <w:link w:val="Heading6"/>
+  <w:style w:type="character" w:customStyle="1" w:styleId="Kop6Char">
+    <w:name w:val="Kop 6 Char"/>
+    <w:basedOn w:val="Standaardalinea-lettertype"/>
+    <w:link w:val="Kop6"/>
     <w:uiPriority w:val="9"/>
     <w:semiHidden/>
     <w:rsid w:val="003539DF"/>
@@ -5152,10 +2797,10 @@
       <w:color w:val="595959" w:themeColor="text1" w:themeTint="A6"/>
     </w:rPr>
   </w:style>
-  <w:style w:type="character" w:styleId="Heading7Char" w:customStyle="1">
-    <w:name w:val="Heading 7 Char"/>
-    <w:basedOn w:val="DefaultParagraphFont"/>
-    <w:link w:val="Heading7"/>
+  <w:style w:type="character" w:customStyle="1" w:styleId="Kop7Char">
+    <w:name w:val="Kop 7 Char"/>
+    <w:basedOn w:val="Standaardalinea-lettertype"/>
+    <w:link w:val="Kop7"/>
     <w:uiPriority w:val="9"/>
     <w:semiHidden/>
     <w:rsid w:val="003539DF"/>
@@ -5164,10 +2809,10 @@
       <w:color w:val="595959" w:themeColor="text1" w:themeTint="A6"/>
     </w:rPr>
   </w:style>
-  <w:style w:type="character" w:styleId="Heading8Char" w:customStyle="1">
-    <w:name w:val="Heading 8 Char"/>
-    <w:basedOn w:val="DefaultParagraphFont"/>
-    <w:link w:val="Heading8"/>
+  <w:style w:type="character" w:customStyle="1" w:styleId="Kop8Char">
+    <w:name w:val="Kop 8 Char"/>
+    <w:basedOn w:val="Standaardalinea-lettertype"/>
+    <w:link w:val="Kop8"/>
     <w:uiPriority w:val="9"/>
     <w:semiHidden/>
     <w:rsid w:val="003539DF"/>
@@ -5178,10 +2823,10 @@
       <w:color w:val="272727" w:themeColor="text1" w:themeTint="D8"/>
     </w:rPr>
   </w:style>
-  <w:style w:type="character" w:styleId="Heading9Char" w:customStyle="1">
-    <w:name w:val="Heading 9 Char"/>
-    <w:basedOn w:val="DefaultParagraphFont"/>
-    <w:link w:val="Heading9"/>
+  <w:style w:type="character" w:customStyle="1" w:styleId="Kop9Char">
+    <w:name w:val="Kop 9 Char"/>
+    <w:basedOn w:val="Standaardalinea-lettertype"/>
+    <w:link w:val="Kop9"/>
     <w:uiPriority w:val="9"/>
     <w:semiHidden/>
     <w:rsid w:val="003539DF"/>
@@ -5190,11 +2835,11 @@
       <w:color w:val="272727" w:themeColor="text1" w:themeTint="D8"/>
     </w:rPr>
   </w:style>
-  <w:style w:type="paragraph" w:styleId="Title">
+  <w:style w:type="paragraph" w:styleId="Titel">
     <w:name w:val="Title"/>
-    <w:basedOn w:val="Normal"/>
-    <w:next w:val="Normal"/>
-    <w:link w:val="TitleChar"/>
+    <w:basedOn w:val="Standaard"/>
+    <w:next w:val="Standaard"/>
+    <w:link w:val="TitelChar"/>
     <w:uiPriority w:val="10"/>
     <w:qFormat/>
     <w:rsid w:val="003539DF"/>
@@ -5203,32 +2848,32 @@
       <w:contextualSpacing/>
     </w:pPr>
     <w:rPr>
-      <w:rFonts w:asciiTheme="majorHAnsi" w:hAnsiTheme="majorHAnsi" w:eastAsiaTheme="majorEastAsia" w:cstheme="majorBidi"/>
+      <w:rFonts w:asciiTheme="majorHAnsi" w:eastAsiaTheme="majorEastAsia" w:hAnsiTheme="majorHAnsi" w:cstheme="majorBidi"/>
       <w:spacing w:val="-10"/>
       <w:kern w:val="28"/>
       <w:sz w:val="56"/>
       <w:szCs w:val="56"/>
     </w:rPr>
   </w:style>
-  <w:style w:type="character" w:styleId="TitleChar" w:customStyle="1">
-    <w:name w:val="Title Char"/>
-    <w:basedOn w:val="DefaultParagraphFont"/>
-    <w:link w:val="Title"/>
+  <w:style w:type="character" w:customStyle="1" w:styleId="TitelChar">
+    <w:name w:val="Titel Char"/>
+    <w:basedOn w:val="Standaardalinea-lettertype"/>
+    <w:link w:val="Titel"/>
     <w:uiPriority w:val="10"/>
     <w:rsid w:val="003539DF"/>
     <w:rPr>
-      <w:rFonts w:asciiTheme="majorHAnsi" w:hAnsiTheme="majorHAnsi" w:eastAsiaTheme="majorEastAsia" w:cstheme="majorBidi"/>
+      <w:rFonts w:asciiTheme="majorHAnsi" w:eastAsiaTheme="majorEastAsia" w:hAnsiTheme="majorHAnsi" w:cstheme="majorBidi"/>
       <w:spacing w:val="-10"/>
       <w:kern w:val="28"/>
       <w:sz w:val="56"/>
       <w:szCs w:val="56"/>
     </w:rPr>
   </w:style>
-  <w:style w:type="paragraph" w:styleId="Subtitle">
+  <w:style w:type="paragraph" w:styleId="Ondertitel">
     <w:name w:val="Subtitle"/>
-    <w:basedOn w:val="Normal"/>
-    <w:next w:val="Normal"/>
-    <w:link w:val="SubtitleChar"/>
+    <w:basedOn w:val="Standaard"/>
+    <w:next w:val="Standaard"/>
+    <w:link w:val="OndertitelChar"/>
     <w:uiPriority w:val="11"/>
     <w:qFormat/>
     <w:rsid w:val="003539DF"/>
@@ -5245,10 +2890,10 @@
       <w:szCs w:val="28"/>
     </w:rPr>
   </w:style>
-  <w:style w:type="character" w:styleId="SubtitleChar" w:customStyle="1">
-    <w:name w:val="Subtitle Char"/>
-    <w:basedOn w:val="DefaultParagraphFont"/>
-    <w:link w:val="Subtitle"/>
+  <w:style w:type="character" w:customStyle="1" w:styleId="OndertitelChar">
+    <w:name w:val="Ondertitel Char"/>
+    <w:basedOn w:val="Standaardalinea-lettertype"/>
+    <w:link w:val="Ondertitel"/>
     <w:uiPriority w:val="11"/>
     <w:rsid w:val="003539DF"/>
     <w:rPr>
@@ -5259,11 +2904,11 @@
       <w:szCs w:val="28"/>
     </w:rPr>
   </w:style>
-  <w:style w:type="paragraph" w:styleId="Quote">
+  <w:style w:type="paragraph" w:styleId="Citaat">
     <w:name w:val="Quote"/>
-    <w:basedOn w:val="Normal"/>
-    <w:next w:val="Normal"/>
-    <w:link w:val="QuoteChar"/>
+    <w:basedOn w:val="Standaard"/>
+    <w:next w:val="Standaard"/>
+    <w:link w:val="CitaatChar"/>
     <w:uiPriority w:val="29"/>
     <w:qFormat/>
     <w:rsid w:val="003539DF"/>
@@ -5277,10 +2922,10 @@
       <w:color w:val="404040" w:themeColor="text1" w:themeTint="BF"/>
     </w:rPr>
   </w:style>
-  <w:style w:type="character" w:styleId="QuoteChar" w:customStyle="1">
-    <w:name w:val="Quote Char"/>
-    <w:basedOn w:val="DefaultParagraphFont"/>
-    <w:link w:val="Quote"/>
+  <w:style w:type="character" w:customStyle="1" w:styleId="CitaatChar">
+    <w:name w:val="Citaat Char"/>
+    <w:basedOn w:val="Standaardalinea-lettertype"/>
+    <w:link w:val="Citaat"/>
     <w:uiPriority w:val="29"/>
     <w:rsid w:val="003539DF"/>
     <w:rPr>
@@ -5289,10 +2934,10 @@
       <w:color w:val="404040" w:themeColor="text1" w:themeTint="BF"/>
     </w:rPr>
   </w:style>
-  <w:style w:type="paragraph" w:styleId="ListParagraph">
+  <w:style w:type="paragraph" w:styleId="Lijstalinea">
     <w:name w:val="List Paragraph"/>
-    <w:basedOn w:val="Normal"/>
-    <w:link w:val="ListParagraphChar"/>
+    <w:basedOn w:val="Standaard"/>
+    <w:link w:val="LijstalineaChar"/>
     <w:uiPriority w:val="34"/>
     <w:qFormat/>
     <w:rsid w:val="003539DF"/>
@@ -5301,9 +2946,9 @@
       <w:contextualSpacing/>
     </w:pPr>
   </w:style>
-  <w:style w:type="character" w:styleId="IntenseEmphasis">
+  <w:style w:type="character" w:styleId="Intensievebenadrukking">
     <w:name w:val="Intense Emphasis"/>
-    <w:basedOn w:val="DefaultParagraphFont"/>
+    <w:basedOn w:val="Standaardalinea-lettertype"/>
     <w:uiPriority w:val="21"/>
     <w:qFormat/>
     <w:rsid w:val="003539DF"/>
@@ -5313,18 +2958,18 @@
       <w:color w:val="0F4761" w:themeColor="accent1" w:themeShade="BF"/>
     </w:rPr>
   </w:style>
-  <w:style w:type="paragraph" w:styleId="IntenseQuote">
+  <w:style w:type="paragraph" w:styleId="Duidelijkcitaat">
     <w:name w:val="Intense Quote"/>
-    <w:basedOn w:val="Normal"/>
-    <w:next w:val="Normal"/>
-    <w:link w:val="IntenseQuoteChar"/>
+    <w:basedOn w:val="Standaard"/>
+    <w:next w:val="Standaard"/>
+    <w:link w:val="DuidelijkcitaatChar"/>
     <w:uiPriority w:val="30"/>
     <w:qFormat/>
     <w:rsid w:val="003539DF"/>
     <w:pPr>
       <w:pBdr>
-        <w:top w:val="single" w:color="0F4761" w:themeColor="accent1" w:themeShade="BF" w:sz="4" w:space="10"/>
-        <w:bottom w:val="single" w:color="0F4761" w:themeColor="accent1" w:themeShade="BF" w:sz="4" w:space="10"/>
+        <w:top w:val="single" w:sz="4" w:space="10" w:color="0F4761" w:themeColor="accent1" w:themeShade="BF"/>
+        <w:bottom w:val="single" w:sz="4" w:space="10" w:color="0F4761" w:themeColor="accent1" w:themeShade="BF"/>
       </w:pBdr>
       <w:spacing w:before="360" w:after="360"/>
       <w:ind w:left="864" w:right="864"/>
@@ -5336,10 +2981,10 @@
       <w:color w:val="0F4761" w:themeColor="accent1" w:themeShade="BF"/>
     </w:rPr>
   </w:style>
-  <w:style w:type="character" w:styleId="IntenseQuoteChar" w:customStyle="1">
-    <w:name w:val="Intense Quote Char"/>
-    <w:basedOn w:val="DefaultParagraphFont"/>
-    <w:link w:val="IntenseQuote"/>
+  <w:style w:type="character" w:customStyle="1" w:styleId="DuidelijkcitaatChar">
+    <w:name w:val="Duidelijk citaat Char"/>
+    <w:basedOn w:val="Standaardalinea-lettertype"/>
+    <w:link w:val="Duidelijkcitaat"/>
     <w:uiPriority w:val="30"/>
     <w:rsid w:val="003539DF"/>
     <w:rPr>
@@ -5348,9 +2993,9 @@
       <w:color w:val="0F4761" w:themeColor="accent1" w:themeShade="BF"/>
     </w:rPr>
   </w:style>
-  <w:style w:type="character" w:styleId="IntenseReference">
+  <w:style w:type="character" w:styleId="Intensieveverwijzing">
     <w:name w:val="Intense Reference"/>
-    <w:basedOn w:val="DefaultParagraphFont"/>
+    <w:basedOn w:val="Standaardalinea-lettertype"/>
     <w:uiPriority w:val="32"/>
     <w:qFormat/>
     <w:rsid w:val="003539DF"/>
@@ -5362,17 +3007,17 @@
       <w:spacing w:val="5"/>
     </w:rPr>
   </w:style>
-  <w:style w:type="character" w:styleId="ListParagraphChar" w:customStyle="1">
-    <w:name w:val="List Paragraph Char"/>
-    <w:basedOn w:val="DefaultParagraphFont"/>
-    <w:link w:val="ListParagraph"/>
+  <w:style w:type="character" w:customStyle="1" w:styleId="LijstalineaChar">
+    <w:name w:val="Lijstalinea Char"/>
+    <w:basedOn w:val="Standaardalinea-lettertype"/>
+    <w:link w:val="Lijstalinea"/>
     <w:uiPriority w:val="34"/>
     <w:qFormat/>
     <w:rsid w:val="00C22F06"/>
   </w:style>
-  <w:style w:type="table" w:styleId="TableGrid">
+  <w:style w:type="table" w:styleId="Tabelraster">
     <w:name w:val="Table Grid"/>
-    <w:basedOn w:val="TableNormal"/>
+    <w:basedOn w:val="Standaardtabel"/>
     <w:uiPriority w:val="39"/>
     <w:rsid w:val="00C22F06"/>
     <w:pPr>
@@ -5384,19 +3029,19 @@
     </w:rPr>
     <w:tblPr>
       <w:tblBorders>
-        <w:top w:val="single" w:color="auto" w:sz="4" w:space="0"/>
-        <w:left w:val="single" w:color="auto" w:sz="4" w:space="0"/>
-        <w:bottom w:val="single" w:color="auto" w:sz="4" w:space="0"/>
-        <w:right w:val="single" w:color="auto" w:sz="4" w:space="0"/>
-        <w:insideH w:val="single" w:color="auto" w:sz="4" w:space="0"/>
-        <w:insideV w:val="single" w:color="auto" w:sz="4" w:space="0"/>
+        <w:top w:val="single" w:sz="4" w:space="0" w:color="auto"/>
+        <w:left w:val="single" w:sz="4" w:space="0" w:color="auto"/>
+        <w:bottom w:val="single" w:sz="4" w:space="0" w:color="auto"/>
+        <w:right w:val="single" w:sz="4" w:space="0" w:color="auto"/>
+        <w:insideH w:val="single" w:sz="4" w:space="0" w:color="auto"/>
+        <w:insideV w:val="single" w:sz="4" w:space="0" w:color="auto"/>
       </w:tblBorders>
     </w:tblPr>
   </w:style>
-  <w:style w:type="paragraph" w:styleId="Header">
+  <w:style w:type="paragraph" w:styleId="Koptekst">
     <w:name w:val="header"/>
-    <w:basedOn w:val="Normal"/>
-    <w:link w:val="HeaderChar"/>
+    <w:basedOn w:val="Standaard"/>
+    <w:link w:val="KoptekstChar"/>
     <w:uiPriority w:val="99"/>
     <w:unhideWhenUsed/>
     <w:rsid w:val="00F65961"/>
@@ -5408,10 +3053,10 @@
       <w:spacing w:after="0" w:line="240" w:lineRule="auto"/>
     </w:pPr>
   </w:style>
-  <w:style w:type="character" w:styleId="HeaderChar" w:customStyle="1">
-    <w:name w:val="Header Char"/>
-    <w:basedOn w:val="DefaultParagraphFont"/>
-    <w:link w:val="Header"/>
+  <w:style w:type="character" w:customStyle="1" w:styleId="KoptekstChar">
+    <w:name w:val="Koptekst Char"/>
+    <w:basedOn w:val="Standaardalinea-lettertype"/>
+    <w:link w:val="Koptekst"/>
     <w:uiPriority w:val="99"/>
     <w:rsid w:val="00F65961"/>
     <w:rPr>
@@ -5420,10 +3065,10 @@
       <w:lang w:val="en-GB"/>
     </w:rPr>
   </w:style>
-  <w:style w:type="paragraph" w:styleId="Footer">
+  <w:style w:type="paragraph" w:styleId="Voettekst">
     <w:name w:val="footer"/>
-    <w:basedOn w:val="Normal"/>
-    <w:link w:val="FooterChar"/>
+    <w:basedOn w:val="Standaard"/>
+    <w:link w:val="VoettekstChar"/>
     <w:uiPriority w:val="99"/>
     <w:unhideWhenUsed/>
     <w:rsid w:val="00F65961"/>
@@ -5435,10 +3080,10 @@
       <w:spacing w:after="0" w:line="240" w:lineRule="auto"/>
     </w:pPr>
   </w:style>
-  <w:style w:type="character" w:styleId="FooterChar" w:customStyle="1">
-    <w:name w:val="Footer Char"/>
-    <w:basedOn w:val="DefaultParagraphFont"/>
-    <w:link w:val="Footer"/>
+  <w:style w:type="character" w:customStyle="1" w:styleId="VoettekstChar">
+    <w:name w:val="Voettekst Char"/>
+    <w:basedOn w:val="Standaardalinea-lettertype"/>
+    <w:link w:val="Voettekst"/>
     <w:uiPriority w:val="99"/>
     <w:rsid w:val="00F65961"/>
     <w:rPr>
@@ -5447,9 +3092,9 @@
       <w:lang w:val="en-GB"/>
     </w:rPr>
   </w:style>
-  <w:style w:type="character" w:styleId="CommentReference">
+  <w:style w:type="character" w:customStyle="1" w:styleId="CommentReference">
     <w:name w:val="Comment Reference"/>
-    <w:basedOn w:val="DefaultParagraphFont"/>
+    <w:basedOn w:val="Standaardalinea-lettertype"/>
     <w:uiPriority w:val="99"/>
     <w:semiHidden/>
     <w:unhideWhenUsed/>
@@ -5459,9 +3104,9 @@
       <w:szCs w:val="16"/>
     </w:rPr>
   </w:style>
-  <w:style w:type="paragraph" w:styleId="CommentText">
+  <w:style w:type="paragraph" w:customStyle="1" w:styleId="CommentText">
     <w:name w:val="Comment Text"/>
-    <w:basedOn w:val="Normal"/>
+    <w:basedOn w:val="Standaard"/>
     <w:link w:val="CommentTextChar"/>
     <w:uiPriority w:val="99"/>
     <w:unhideWhenUsed/>
@@ -5475,9 +3120,9 @@
       <w:lang w:val="en-GB"/>
     </w:rPr>
   </w:style>
-  <w:style w:type="character" w:styleId="CommentTextChar" w:customStyle="1">
+  <w:style w:type="character" w:customStyle="1" w:styleId="CommentTextChar">
     <w:name w:val="Comment Text Char"/>
-    <w:basedOn w:val="DefaultParagraphFont"/>
+    <w:basedOn w:val="Standaardalinea-lettertype"/>
     <w:link w:val="CommentText"/>
     <w:uiPriority w:val="99"/>
     <w:rsid w:val="002C3698"/>
@@ -5485,13 +3130,51 @@
       <w:sz w:val="20"/>
       <w:szCs w:val="20"/>
       <w:lang w:val="en-GB"/>
+    </w:rPr>
+  </w:style>
+  <w:style w:type="paragraph" w:styleId="Tekstopmerking">
+    <w:name w:val="annotation text"/>
+    <w:basedOn w:val="Standaard"/>
+    <w:link w:val="TekstopmerkingChar"/>
+    <w:uiPriority w:val="99"/>
+    <w:semiHidden/>
+    <w:unhideWhenUsed/>
+    <w:pPr>
+      <w:spacing w:line="240" w:lineRule="auto"/>
+    </w:pPr>
+    <w:rPr>
+      <w:sz w:val="20"/>
+      <w:szCs w:val="20"/>
+    </w:rPr>
+  </w:style>
+  <w:style w:type="character" w:customStyle="1" w:styleId="TekstopmerkingChar">
+    <w:name w:val="Tekst opmerking Char"/>
+    <w:basedOn w:val="Standaardalinea-lettertype"/>
+    <w:link w:val="Tekstopmerking"/>
+    <w:uiPriority w:val="99"/>
+    <w:semiHidden/>
+    <w:rPr>
+      <w:rFonts w:ascii="Arial" w:eastAsia="Arial" w:hAnsi="Arial" w:cs="Arial"/>
+      <w:sz w:val="20"/>
+      <w:szCs w:val="20"/>
+    </w:rPr>
+  </w:style>
+  <w:style w:type="character" w:styleId="Verwijzingopmerking">
+    <w:name w:val="annotation reference"/>
+    <w:basedOn w:val="Standaardalinea-lettertype"/>
+    <w:uiPriority w:val="99"/>
+    <w:semiHidden/>
+    <w:unhideWhenUsed/>
+    <w:rPr>
+      <w:sz w:val="16"/>
+      <w:szCs w:val="16"/>
     </w:rPr>
   </w:style>
 </w:styles>
 </file>
 
 <file path=word/theme/theme1.xml><?xml version="1.0" encoding="utf-8"?>
-<a:theme xmlns:a="http://schemas.openxmlformats.org/drawingml/2006/main" xmlns:thm15="http://schemas.microsoft.com/office/thememl/2012/main" name="Office Theme">
+<a:theme xmlns:a="http://schemas.openxmlformats.org/drawingml/2006/main" name="Office Theme">
   <a:themeElements>
     <a:clrScheme name="Office">
       <a:dk1>
@@ -5806,6 +3489,21 @@
 </file>
 
 <file path=customXml/item1.xml><?xml version="1.0" encoding="utf-8"?>
+<p:properties xmlns:p="http://schemas.microsoft.com/office/2006/metadata/properties" xmlns:xsi="http://www.w3.org/2001/XMLSchema-instance" xmlns:pc="http://schemas.microsoft.com/office/infopath/2007/PartnerControls">
+  <documentManagement/>
+</p:properties>
+</file>
+
+<file path=customXml/item2.xml><?xml version="1.0" encoding="utf-8"?>
+<?mso-contentType ?>
+<FormTemplates xmlns="http://schemas.microsoft.com/sharepoint/v3/contenttype/forms">
+  <Display>DocumentLibraryForm</Display>
+  <Edit>DocumentLibraryForm</Edit>
+  <New>DocumentLibraryForm</New>
+</FormTemplates>
+</file>
+
+<file path=customXml/item3.xml><?xml version="1.0" encoding="utf-8"?>
 <ct:contentTypeSchema xmlns:ct="http://schemas.microsoft.com/office/2006/metadata/contentType" xmlns:ma="http://schemas.microsoft.com/office/2006/metadata/properties/metaAttributes" ct:_="" ma:_="" ma:contentTypeName="Document" ma:contentTypeID="0x010100F1B33D7B57FFEC4BB77B5001C5B93838" ma:contentTypeVersion="6" ma:contentTypeDescription="Een nieuw document maken." ma:contentTypeScope="" ma:versionID="59579db12405a868ad0e92c5e4f74ae1">
   <xsd:schema xmlns:xsd="http://www.w3.org/2001/XMLSchema" xmlns:xs="http://www.w3.org/2001/XMLSchema" xmlns:p="http://schemas.microsoft.com/office/2006/metadata/properties" xmlns:ns2="f44e6bd5-09db-4117-8b15-adf399208dc6" targetNamespace="http://schemas.microsoft.com/office/2006/metadata/properties" ma:root="true" ma:fieldsID="98cf673e6ff17a9b7a889e3f7df574b2" ns2:_="">
     <xsd:import namespace="f44e6bd5-09db-4117-8b15-adf399208dc6"/>
@@ -5961,29 +3659,37 @@
 </ct:contentTypeSchema>
 </file>
 
-<file path=customXml/item2.xml><?xml version="1.0" encoding="utf-8"?>
-<?mso-contentType ?>
-<FormTemplates xmlns="http://schemas.microsoft.com/sharepoint/v3/contenttype/forms">
-  <Display>DocumentLibraryForm</Display>
-  <Edit>DocumentLibraryForm</Edit>
-  <New>DocumentLibraryForm</New>
-</FormTemplates>
-</file>
-
-<file path=customXml/item3.xml><?xml version="1.0" encoding="utf-8"?>
-<p:properties xmlns:p="http://schemas.microsoft.com/office/2006/metadata/properties" xmlns:xsi="http://www.w3.org/2001/XMLSchema-instance" xmlns:pc="http://schemas.microsoft.com/office/infopath/2007/PartnerControls">
-  <documentManagement/>
-</p:properties>
-</file>
-
 <file path=customXml/itemProps1.xml><?xml version="1.0" encoding="utf-8"?>
-<ds:datastoreItem xmlns:ds="http://schemas.openxmlformats.org/officeDocument/2006/customXml" ds:itemID="{C65F9F56-9EE1-45D0-89A6-F2010FDF1FAF}"/>
+<ds:datastoreItem xmlns:ds="http://schemas.openxmlformats.org/officeDocument/2006/customXml" ds:itemID="{A8715EBB-D055-478A-A3CD-B30600F152E5}">
+  <ds:schemaRefs>
+    <ds:schemaRef ds:uri="http://schemas.microsoft.com/office/2006/metadata/properties"/>
+    <ds:schemaRef ds:uri="http://schemas.microsoft.com/office/infopath/2007/PartnerControls"/>
+  </ds:schemaRefs>
+</ds:datastoreItem>
 </file>
 
 <file path=customXml/itemProps2.xml><?xml version="1.0" encoding="utf-8"?>
-<ds:datastoreItem xmlns:ds="http://schemas.openxmlformats.org/officeDocument/2006/customXml" ds:itemID="{414E6C91-E84D-49AD-9DD9-C64D9CDCFA00}"/>
+<ds:datastoreItem xmlns:ds="http://schemas.openxmlformats.org/officeDocument/2006/customXml" ds:itemID="{414E6C91-E84D-49AD-9DD9-C64D9CDCFA00}">
+  <ds:schemaRefs>
+    <ds:schemaRef ds:uri="http://schemas.microsoft.com/sharepoint/v3/contenttype/forms"/>
+  </ds:schemaRefs>
+</ds:datastoreItem>
 </file>
 
 <file path=customXml/itemProps3.xml><?xml version="1.0" encoding="utf-8"?>
-<ds:datastoreItem xmlns:ds="http://schemas.openxmlformats.org/officeDocument/2006/customXml" ds:itemID="{A8715EBB-D055-478A-A3CD-B30600F152E5}"/>
+<ds:datastoreItem xmlns:ds="http://schemas.openxmlformats.org/officeDocument/2006/customXml" ds:itemID="{C65F9F56-9EE1-45D0-89A6-F2010FDF1FAF}">
+  <ds:schemaRefs>
+    <ds:schemaRef ds:uri="http://schemas.microsoft.com/office/2006/metadata/contentType"/>
+    <ds:schemaRef ds:uri="http://schemas.microsoft.com/office/2006/metadata/properties/metaAttributes"/>
+    <ds:schemaRef ds:uri="http://www.w3.org/2001/XMLSchema"/>
+    <ds:schemaRef ds:uri="http://schemas.microsoft.com/office/2006/metadata/properties"/>
+    <ds:schemaRef ds:uri="f44e6bd5-09db-4117-8b15-adf399208dc6"/>
+    <ds:schemaRef ds:uri="http://schemas.microsoft.com/office/2006/documentManagement/types"/>
+    <ds:schemaRef ds:uri="http://schemas.microsoft.com/office/infopath/2007/PartnerControls"/>
+    <ds:schemaRef ds:uri="http://schemas.openxmlformats.org/package/2006/metadata/core-properties"/>
+    <ds:schemaRef ds:uri="http://purl.org/dc/elements/1.1/"/>
+    <ds:schemaRef ds:uri="http://purl.org/dc/terms/"/>
+    <ds:schemaRef ds:uri="http://schemas.microsoft.com/internal/obd"/>
+  </ds:schemaRefs>
+</ds:datastoreItem>
 </file>